--- a/cv/cv.docx
+++ b/cv/cv.docx
@@ -2,27 +2,26 @@
 <file path=word/document.xml><?xml version="1.0" encoding="utf-8"?>
 <w:document xmlns:w="http://schemas.openxmlformats.org/wordprocessingml/2006/main" xmlns:m="http://schemas.openxmlformats.org/officeDocument/2006/math" xmlns:r="http://schemas.openxmlformats.org/officeDocument/2006/relationships" xmlns:o="urn:schemas-microsoft-com:office:office" xmlns:v="urn:schemas-microsoft-com:vml" xmlns:w10="urn:schemas-microsoft-com:office:word" xmlns:a="http://schemas.openxmlformats.org/drawingml/2006/main" xmlns:pic="http://schemas.openxmlformats.org/drawingml/2006/picture" xmlns:wp="http://schemas.openxmlformats.org/drawingml/2006/wordprocessingDrawing">
   <w:body>
+    <w:bookmarkStart w:id="36" w:name="guilherme-salazar"/>
     <w:p>
       <w:pPr>
         <w:pStyle w:val="Heading1"/>
       </w:pPr>
-      <w:bookmarkStart w:id="20" w:name="guilherme-salazar"/>
       <w:r>
         <w:t xml:space="preserve">Guilherme Salazar</w:t>
       </w:r>
-      <w:bookmarkEnd w:id="20"/>
     </w:p>
     <w:p>
       <w:pPr>
         <w:pStyle w:val="FirstParagraph"/>
       </w:pPr>
       <w:r>
-        <w:t xml:space="preserve">San Francisco, CA</w:t>
-      </w:r>
-      <w:r>
-        <w:br w:type="textWrapping"/>
-      </w:r>
-      <w:hyperlink r:id="rId21">
+        <w:t xml:space="preserve">Goiânia, Goiás, Brazil</w:t>
+      </w:r>
+      <w:r>
+        <w:br/>
+      </w:r>
+      <w:hyperlink r:id="rId20">
         <w:r>
           <w:rPr>
             <w:rStyle w:val="Hyperlink"/>
@@ -31,7 +30,18 @@
         </w:r>
       </w:hyperlink>
       <w:r>
-        <w:br w:type="textWrapping"/>
+        <w:br/>
+      </w:r>
+      <w:hyperlink r:id="rId21">
+        <w:r>
+          <w:rPr>
+            <w:rStyle w:val="Hyperlink"/>
+          </w:rPr>
+          <w:t xml:space="preserve">https://www.linkedin.com/in/gszr</w:t>
+        </w:r>
+      </w:hyperlink>
+      <w:r>
+        <w:br/>
       </w:r>
       <w:hyperlink r:id="rId22">
         <w:r>
@@ -42,15 +52,14 @@
         </w:r>
       </w:hyperlink>
     </w:p>
+    <w:bookmarkStart w:id="27" w:name="experience"/>
     <w:p>
       <w:pPr>
         <w:pStyle w:val="Heading2"/>
       </w:pPr>
-      <w:bookmarkStart w:id="23" w:name="experience"/>
       <w:r>
         <w:t xml:space="preserve">Experience</w:t>
       </w:r>
-      <w:bookmarkEnd w:id="23"/>
     </w:p>
     <w:p>
       <w:pPr>
@@ -62,16 +71,15 @@
     </w:p>
     <w:p>
       <w:pPr>
-        <w:pStyle w:val="Compact"/>
         <w:pStyle w:val="Definition"/>
       </w:pPr>
       <w:r>
-        <w:t xml:space="preserve">Software Engineer,</w:t>
+        <w:t xml:space="preserve">Sr. Software Engineer,</w:t>
       </w:r>
       <w:r>
         <w:t xml:space="preserve"> </w:t>
       </w:r>
-      <w:hyperlink r:id="rId24">
+      <w:hyperlink r:id="rId23">
         <w:r>
           <w:rPr>
             <w:rStyle w:val="Hyperlink"/>
@@ -80,16 +88,16 @@
         </w:r>
       </w:hyperlink>
       <w:r>
-        <w:br w:type="textWrapping"/>
-      </w:r>
-      <w:r>
-        <w:t xml:space="preserve">:: Part of the team that develops and maintains Kong Enterprise - the</w:t>
+        <w:br/>
+      </w:r>
+      <w:r>
+        <w:t xml:space="preserve">:: Part of the team that develops and maintains Kong Gateway - the</w:t>
       </w:r>
       <w:r>
         <w:t xml:space="preserve"> </w:t>
       </w:r>
       <w:r>
-        <w:t xml:space="preserve">enterprise offering of Kong, the world’s most popular API platform</w:t>
+        <w:t xml:space="preserve">world’s most popular API platform (details on my LinkedIn profile)</w:t>
       </w:r>
     </w:p>
     <w:p>
@@ -102,7 +110,6 @@
     </w:p>
     <w:p>
       <w:pPr>
-        <w:pStyle w:val="Compact"/>
         <w:pStyle w:val="Definition"/>
       </w:pPr>
       <w:r>
@@ -111,7 +118,7 @@
       <w:r>
         <w:t xml:space="preserve"> </w:t>
       </w:r>
-      <w:hyperlink r:id="rId25">
+      <w:hyperlink r:id="rId24">
         <w:r>
           <w:rPr>
             <w:rStyle w:val="Hyperlink"/>
@@ -120,7 +127,7 @@
         </w:r>
       </w:hyperlink>
       <w:r>
-        <w:br w:type="textWrapping"/>
+        <w:br/>
       </w:r>
       <w:r>
         <w:t xml:space="preserve">:: Built a data streaming platform for Elasticsearch based on OpenResty (Nginx + Lua)</w:t>
@@ -136,7 +143,6 @@
     </w:p>
     <w:p>
       <w:pPr>
-        <w:pStyle w:val="Compact"/>
         <w:pStyle w:val="Definition"/>
       </w:pPr>
       <w:r>
@@ -145,7 +151,7 @@
       <w:r>
         <w:t xml:space="preserve"> </w:t>
       </w:r>
-      <w:hyperlink r:id="rId26">
+      <w:hyperlink r:id="rId25">
         <w:r>
           <w:rPr>
             <w:rStyle w:val="Hyperlink"/>
@@ -164,7 +170,6 @@
     </w:p>
     <w:p>
       <w:pPr>
-        <w:pStyle w:val="Compact"/>
         <w:pStyle w:val="Definition"/>
       </w:pPr>
       <w:r>
@@ -173,7 +178,7 @@
       <w:r>
         <w:t xml:space="preserve"> </w:t>
       </w:r>
-      <w:hyperlink r:id="rId27">
+      <w:hyperlink r:id="rId26">
         <w:r>
           <w:rPr>
             <w:rStyle w:val="Hyperlink"/>
@@ -182,7 +187,7 @@
         </w:r>
       </w:hyperlink>
       <w:r>
-        <w:br w:type="textWrapping"/>
+        <w:br/>
       </w:r>
       <w:r>
         <w:t xml:space="preserve">:: Participant in the Google Summer of Code 2015. Ported Lua test suite to</w:t>
@@ -191,25 +196,63 @@
         <w:t xml:space="preserve"> </w:t>
       </w:r>
       <w:r>
-        <w:t xml:space="preserve">NetBSD kernel space. In the process, a number of issues were found and fixed</w:t>
+        <w:t xml:space="preserve">NetBSD kernel space – GitHub.com/gszr/luatests</w:t>
+      </w:r>
+    </w:p>
+    <w:p>
+      <w:pPr>
+        <w:pStyle w:val="DefinitionTerm"/>
+      </w:pPr>
+      <w:r>
+        <w:t xml:space="preserve">Jan 2014-Jul 2015</w:t>
+      </w:r>
+    </w:p>
+    <w:p>
+      <w:pPr>
+        <w:pStyle w:val="Definition"/>
+      </w:pPr>
+      <w:r>
+        <w:t xml:space="preserve">Programmer, Macro Softwares</w:t>
+      </w:r>
+      <w:r>
+        <w:br/>
+      </w:r>
+      <w:r>
+        <w:t xml:space="preserve">:: Part-time programmer, while in college. Developed an Android app for</w:t>
       </w:r>
       <w:r>
         <w:t xml:space="preserve"> </w:t>
       </w:r>
       <w:r>
-        <w:t xml:space="preserve">and improvements were made in Lua’s NetBSD kernel port. The project can be</w:t>
+        <w:t xml:space="preserve">package delivery management along with spring RESTful web services used by the</w:t>
       </w:r>
       <w:r>
         <w:t xml:space="preserve"> </w:t>
       </w:r>
       <w:r>
-        <w:t xml:space="preserve">found at GitHub.com/gszr/luatests. C, Lua, and NetBSD system utilities were</w:t>
+        <w:t xml:space="preserve">app and related software. It’s on Brazil’s Google Play Store under the name</w:t>
       </w:r>
       <w:r>
         <w:t xml:space="preserve"> </w:t>
       </w:r>
       <w:r>
-        <w:t xml:space="preserve">used in the project.</w:t>
+        <w:t xml:space="preserve">“</w:t>
+      </w:r>
+      <w:r>
+        <w:t xml:space="preserve">Entregador Online</w:t>
+      </w:r>
+      <w:r>
+        <w:t xml:space="preserve">”</w:t>
+      </w:r>
+    </w:p>
+    <w:bookmarkEnd w:id="27"/>
+    <w:bookmarkStart w:id="28" w:name="education"/>
+    <w:p>
+      <w:pPr>
+        <w:pStyle w:val="Heading2"/>
+      </w:pPr>
+      <w:r>
+        <w:t xml:space="preserve">Education</w:t>
       </w:r>
     </w:p>
     <w:p>
@@ -217,266 +260,224 @@
         <w:pStyle w:val="DefinitionTerm"/>
       </w:pPr>
       <w:r>
-        <w:t xml:space="preserve">Jan 2014-Jul 2015</w:t>
-      </w:r>
-    </w:p>
-    <w:p>
-      <w:pPr>
+        <w:t xml:space="preserve">2011-2016</w:t>
+      </w:r>
+    </w:p>
+    <w:p>
+      <w:pPr>
+        <w:pStyle w:val="Definition"/>
+      </w:pPr>
+      <w:r>
+        <w:t xml:space="preserve">B.Sc, Computer Science, Universidade Federal de Goiás, Goiânia, Brazil</w:t>
+      </w:r>
+    </w:p>
+    <w:p>
+      <w:pPr>
+        <w:pStyle w:val="Definition"/>
+      </w:pPr>
+      <w:r>
+        <w:t xml:space="preserve">Teaching Assistant:</w:t>
+      </w:r>
+      <w:r>
+        <w:br/>
+      </w:r>
+      <w:r>
+        <w:t xml:space="preserve">:: Software Construction, Operating Systems, and Formal Languages &amp; Automata</w:t>
+      </w:r>
+    </w:p>
+    <w:p>
+      <w:pPr>
+        <w:pStyle w:val="Definition"/>
+      </w:pPr>
+      <w:r>
+        <w:t xml:space="preserve">Research Assistant:</w:t>
+      </w:r>
+      <w:r>
+        <w:br/>
+      </w:r>
+      <w:r>
+        <w:t xml:space="preserve">:: 2011-2012: Evaluation of IPv6 stacks for low-power devices</w:t>
+      </w:r>
+      <w:r>
+        <w:br/>
+      </w:r>
+      <w:r>
+        <w:t xml:space="preserve">:: 2011: Coordination primitives in event-driven concurrent/distributed systems</w:t>
+      </w:r>
+    </w:p>
+    <w:p>
+      <w:pPr>
+        <w:pStyle w:val="DefinitionTerm"/>
+      </w:pPr>
+      <w:r>
+        <w:t xml:space="preserve">2012-2013</w:t>
+      </w:r>
+    </w:p>
+    <w:p>
+      <w:pPr>
+        <w:pStyle w:val="Definition"/>
+      </w:pPr>
+      <w:r>
+        <w:t xml:space="preserve">Non-Degree, Computer Science, University of South Carolina, Columbia</w:t>
+      </w:r>
+    </w:p>
+    <w:p>
+      <w:pPr>
+        <w:pStyle w:val="Definition"/>
+      </w:pPr>
+      <w:r>
+        <w:t xml:space="preserve">Under full scholarship, awarded by the Ministry of Education, Brazil</w:t>
+      </w:r>
+    </w:p>
+    <w:p>
+      <w:pPr>
+        <w:pStyle w:val="Definition"/>
+      </w:pPr>
+      <w:r>
+        <w:t xml:space="preserve">Alpha Lambda Delta Honor Society, Dean’s Honor List</w:t>
+      </w:r>
+    </w:p>
+    <w:p>
+      <w:pPr>
+        <w:pStyle w:val="Definition"/>
+      </w:pPr>
+      <w:r>
+        <w:t xml:space="preserve">Part-time programmer</w:t>
+      </w:r>
+      <w:r>
+        <w:br/>
+      </w:r>
+      <w:r>
+        <w:t xml:space="preserve">:: Developed a medical records app for the medical school</w:t>
+      </w:r>
+    </w:p>
+    <w:bookmarkEnd w:id="28"/>
+    <w:bookmarkStart w:id="29" w:name="technical"/>
+    <w:p>
+      <w:pPr>
+        <w:pStyle w:val="Heading2"/>
+      </w:pPr>
+      <w:r>
+        <w:t xml:space="preserve">Technical</w:t>
+      </w:r>
+    </w:p>
+    <w:p>
+      <w:pPr>
+        <w:numPr>
+          <w:ilvl w:val="0"/>
+          <w:numId w:val="1001"/>
+        </w:numPr>
         <w:pStyle w:val="Compact"/>
+      </w:pPr>
+      <w:r>
+        <w:t xml:space="preserve">Experience with C, Lua, Golang, Java, Python, Shell scripting</w:t>
+      </w:r>
+    </w:p>
+    <w:p>
+      <w:pPr>
+        <w:numPr>
+          <w:ilvl w:val="0"/>
+          <w:numId w:val="1001"/>
+        </w:numPr>
+        <w:pStyle w:val="Compact"/>
+      </w:pPr>
+      <w:r>
+        <w:t xml:space="preserve">Proficient Linux and BSD user (NetBSD and FreeBSD)</w:t>
+      </w:r>
+    </w:p>
+    <w:p>
+      <w:pPr>
+        <w:numPr>
+          <w:ilvl w:val="0"/>
+          <w:numId w:val="1001"/>
+        </w:numPr>
+        <w:pStyle w:val="Compact"/>
+      </w:pPr>
+      <w:r>
+        <w:t xml:space="preserve">Proficient with Docker, Docker Machine, Docker Compose</w:t>
+      </w:r>
+    </w:p>
+    <w:p>
+      <w:pPr>
+        <w:numPr>
+          <w:ilvl w:val="0"/>
+          <w:numId w:val="1001"/>
+        </w:numPr>
+        <w:pStyle w:val="Compact"/>
+      </w:pPr>
+      <w:r>
+        <w:t xml:space="preserve">Working experience with Postgres, Cassandra, Redis, Memcached, Elasticsearch</w:t>
+      </w:r>
+    </w:p>
+    <w:p>
+      <w:pPr>
+        <w:numPr>
+          <w:ilvl w:val="0"/>
+          <w:numId w:val="1001"/>
+        </w:numPr>
+        <w:pStyle w:val="Compact"/>
+      </w:pPr>
+      <w:r>
+        <w:t xml:space="preserve">Working experience with OpenResty, Nginx</w:t>
+      </w:r>
+    </w:p>
+    <w:p>
+      <w:pPr>
+        <w:numPr>
+          <w:ilvl w:val="0"/>
+          <w:numId w:val="1001"/>
+        </w:numPr>
+        <w:pStyle w:val="Compact"/>
+      </w:pPr>
+      <w:r>
+        <w:t xml:space="preserve">Working experience with Git, SVN, and CVS</w:t>
+      </w:r>
+    </w:p>
+    <w:bookmarkEnd w:id="29"/>
+    <w:bookmarkStart w:id="34" w:name="associations"/>
+    <w:p>
+      <w:pPr>
+        <w:pStyle w:val="Heading2"/>
+      </w:pPr>
+      <w:r>
+        <w:t xml:space="preserve">Associations</w:t>
+      </w:r>
+    </w:p>
+    <w:p>
+      <w:pPr>
+        <w:pStyle w:val="DefinitionTerm"/>
+      </w:pPr>
+      <w:r>
+        <w:t xml:space="preserve">Since 2011</w:t>
+      </w:r>
+    </w:p>
+    <w:p>
+      <w:pPr>
         <w:pStyle w:val="Definition"/>
       </w:pPr>
       <w:r>
-        <w:t xml:space="preserve">Programmer, Macro Softwares</w:t>
-      </w:r>
-      <w:r>
-        <w:br w:type="textWrapping"/>
-      </w:r>
-      <w:r>
-        <w:t xml:space="preserve">:: Part-time programmer, while in college. Developed an Android app for</w:t>
+        <w:t xml:space="preserve">Professional</w:t>
       </w:r>
       <w:r>
         <w:t xml:space="preserve"> </w:t>
       </w:r>
-      <w:r>
-        <w:t xml:space="preserve">package delivery management along with spring RESTful web services used by the</w:t>
-      </w:r>
+      <w:hyperlink r:id="rId30">
+        <w:r>
+          <w:rPr>
+            <w:rStyle w:val="Hyperlink"/>
+          </w:rPr>
+          <w:t xml:space="preserve">Member</w:t>
+        </w:r>
+      </w:hyperlink>
       <w:r>
         <w:t xml:space="preserve"> </w:t>
       </w:r>
       <w:r>
-        <w:t xml:space="preserve">app and related software. It’s on Brazil’s Google Play Store under the name</w:t>
+        <w:t xml:space="preserve">at the</w:t>
       </w:r>
       <w:r>
         <w:t xml:space="preserve"> </w:t>
       </w:r>
-      <w:r>
-        <w:t xml:space="preserve">“</w:t>
-      </w:r>
-      <w:r>
-        <w:t xml:space="preserve">Entregador Online</w:t>
-      </w:r>
-      <w:r>
-        <w:t xml:space="preserve">”</w:t>
-      </w:r>
-    </w:p>
-    <w:p>
-      <w:pPr>
-        <w:pStyle w:val="Heading2"/>
-      </w:pPr>
-      <w:bookmarkStart w:id="28" w:name="education"/>
-      <w:r>
-        <w:t xml:space="preserve">Education</w:t>
-      </w:r>
-      <w:bookmarkEnd w:id="28"/>
-    </w:p>
-    <w:p>
-      <w:pPr>
-        <w:pStyle w:val="DefinitionTerm"/>
-      </w:pPr>
-      <w:r>
-        <w:t xml:space="preserve">2011-2016</w:t>
-      </w:r>
-    </w:p>
-    <w:p>
-      <w:pPr>
-        <w:pStyle w:val="Compact"/>
-        <w:pStyle w:val="Definition"/>
-      </w:pPr>
-      <w:r>
-        <w:t xml:space="preserve">B.Sc, Computer Science, Universidade Federal de Goiás, Goiânia, Brazil</w:t>
-      </w:r>
-    </w:p>
-    <w:p>
-      <w:pPr>
-        <w:pStyle w:val="Compact"/>
-        <w:pStyle w:val="Definition"/>
-      </w:pPr>
-      <w:r>
-        <w:t xml:space="preserve">Teaching Assistant:</w:t>
-      </w:r>
-      <w:r>
-        <w:br w:type="textWrapping"/>
-      </w:r>
-      <w:r>
-        <w:t xml:space="preserve">:: Software Construction, Operating Systems, and Formal Languages &amp; Automata</w:t>
-      </w:r>
-    </w:p>
-    <w:p>
-      <w:pPr>
-        <w:pStyle w:val="Compact"/>
-        <w:pStyle w:val="Definition"/>
-      </w:pPr>
-      <w:r>
-        <w:t xml:space="preserve">Research Assistant:</w:t>
-      </w:r>
-      <w:r>
-        <w:br w:type="textWrapping"/>
-      </w:r>
-      <w:r>
-        <w:t xml:space="preserve">:: 2011-2012: Evaluation of IPv6 stacks for low-power devices</w:t>
-      </w:r>
-      <w:r>
-        <w:br w:type="textWrapping"/>
-      </w:r>
-      <w:r>
-        <w:t xml:space="preserve">:: 2011: Coordination primitives in event-driven concurrent/distributed systems</w:t>
-      </w:r>
-    </w:p>
-    <w:p>
-      <w:pPr>
-        <w:pStyle w:val="DefinitionTerm"/>
-      </w:pPr>
-      <w:r>
-        <w:t xml:space="preserve">2012-2013</w:t>
-      </w:r>
-    </w:p>
-    <w:p>
-      <w:pPr>
-        <w:pStyle w:val="Compact"/>
-        <w:pStyle w:val="Definition"/>
-      </w:pPr>
-      <w:r>
-        <w:t xml:space="preserve">Non-Degree, Computer Science, University of South Carolina, Columbia</w:t>
-      </w:r>
-    </w:p>
-    <w:p>
-      <w:pPr>
-        <w:pStyle w:val="Compact"/>
-        <w:pStyle w:val="Definition"/>
-      </w:pPr>
-      <w:r>
-        <w:t xml:space="preserve">Under full scholarship, awarded by the Ministry of Education, Brazil</w:t>
-      </w:r>
-    </w:p>
-    <w:p>
-      <w:pPr>
-        <w:pStyle w:val="Compact"/>
-        <w:pStyle w:val="Definition"/>
-      </w:pPr>
-      <w:r>
-        <w:t xml:space="preserve">Alpha Lambda Delta, Dean’s Honor List</w:t>
-      </w:r>
-    </w:p>
-    <w:p>
-      <w:pPr>
-        <w:pStyle w:val="Compact"/>
-        <w:pStyle w:val="Definition"/>
-      </w:pPr>
-      <w:r>
-        <w:t xml:space="preserve">Part-time programmer</w:t>
-      </w:r>
-      <w:r>
-        <w:br w:type="textWrapping"/>
-      </w:r>
-      <w:r>
-        <w:t xml:space="preserve">:: Developed a medical records app for the medical school</w:t>
-      </w:r>
-    </w:p>
-    <w:p>
-      <w:pPr>
-        <w:pStyle w:val="Heading2"/>
-      </w:pPr>
-      <w:bookmarkStart w:id="29" w:name="technical"/>
-      <w:r>
-        <w:t xml:space="preserve">Technical</w:t>
-      </w:r>
-      <w:bookmarkEnd w:id="29"/>
-    </w:p>
-    <w:p>
-      <w:pPr>
-        <w:pStyle w:val="Compact"/>
-        <w:numPr>
-          <w:numId w:val="1001"/>
-          <w:ilvl w:val="0"/>
-        </w:numPr>
-      </w:pPr>
-      <w:r>
-        <w:t xml:space="preserve">Experience with C, Lua, Java, Python, Shell scripting</w:t>
-      </w:r>
-    </w:p>
-    <w:p>
-      <w:pPr>
-        <w:pStyle w:val="Compact"/>
-        <w:numPr>
-          <w:numId w:val="1001"/>
-          <w:ilvl w:val="0"/>
-        </w:numPr>
-      </w:pPr>
-      <w:r>
-        <w:t xml:space="preserve">Proficient Linux and BSD user (NetBSD and FreeBSD)</w:t>
-      </w:r>
-    </w:p>
-    <w:p>
-      <w:pPr>
-        <w:pStyle w:val="Compact"/>
-        <w:numPr>
-          <w:numId w:val="1001"/>
-          <w:ilvl w:val="0"/>
-        </w:numPr>
-      </w:pPr>
-      <w:r>
-        <w:t xml:space="preserve">Working experience with Docker, Docker Machine, Docker Compose</w:t>
-      </w:r>
-    </w:p>
-    <w:p>
-      <w:pPr>
-        <w:pStyle w:val="Compact"/>
-        <w:numPr>
-          <w:numId w:val="1001"/>
-          <w:ilvl w:val="0"/>
-        </w:numPr>
-      </w:pPr>
-      <w:r>
-        <w:t xml:space="preserve">Working experience with Postgres, Cassandra, Redis, Memcached, Elasticsearch</w:t>
-      </w:r>
-    </w:p>
-    <w:p>
-      <w:pPr>
-        <w:pStyle w:val="Compact"/>
-        <w:numPr>
-          <w:numId w:val="1001"/>
-          <w:ilvl w:val="0"/>
-        </w:numPr>
-      </w:pPr>
-      <w:r>
-        <w:t xml:space="preserve">Working experience with OpenResty, Nginx</w:t>
-      </w:r>
-    </w:p>
-    <w:p>
-      <w:pPr>
-        <w:pStyle w:val="Compact"/>
-        <w:numPr>
-          <w:numId w:val="1001"/>
-          <w:ilvl w:val="0"/>
-        </w:numPr>
-      </w:pPr>
-      <w:r>
-        <w:t xml:space="preserve">Working experience with Git, SVN, and CVS</w:t>
-      </w:r>
-    </w:p>
-    <w:p>
-      <w:pPr>
-        <w:pStyle w:val="Heading2"/>
-      </w:pPr>
-      <w:bookmarkStart w:id="30" w:name="associations"/>
-      <w:r>
-        <w:t xml:space="preserve">Associations</w:t>
-      </w:r>
-      <w:bookmarkEnd w:id="30"/>
-    </w:p>
-    <w:p>
-      <w:pPr>
-        <w:pStyle w:val="DefinitionTerm"/>
-      </w:pPr>
-      <w:r>
-        <w:t xml:space="preserve">Since 2011</w:t>
-      </w:r>
-    </w:p>
-    <w:p>
-      <w:pPr>
-        <w:pStyle w:val="Compact"/>
-        <w:pStyle w:val="Definition"/>
-      </w:pPr>
       <w:hyperlink r:id="rId31">
         <w:r>
           <w:rPr>
@@ -491,12 +492,11 @@
         <w:pStyle w:val="DefinitionTerm"/>
       </w:pPr>
       <w:r>
-        <w:t xml:space="preserve">2015-2016</w:t>
-      </w:r>
-    </w:p>
-    <w:p>
-      <w:pPr>
-        <w:pStyle w:val="Compact"/>
+        <w:t xml:space="preserve">Since 2015</w:t>
+      </w:r>
+    </w:p>
+    <w:p>
+      <w:pPr>
         <w:pStyle w:val="Definition"/>
       </w:pPr>
       <w:r>
@@ -513,32 +513,25 @@
           <w:t xml:space="preserve">The NetBSD Foundation</w:t>
         </w:r>
       </w:hyperlink>
+    </w:p>
+    <w:p>
+      <w:pPr>
+        <w:pStyle w:val="DefinitionTerm"/>
+      </w:pPr>
+      <w:r>
+        <w:t xml:space="preserve">2018-2019</w:t>
+      </w:r>
+    </w:p>
+    <w:p>
+      <w:pPr>
+        <w:pStyle w:val="Definition"/>
+      </w:pPr>
+      <w:r>
+        <w:t xml:space="preserve">Professional Member</w:t>
+      </w:r>
       <w:r>
         <w:t xml:space="preserve"> </w:t>
       </w:r>
-      <w:r>
-        <w:t xml:space="preserve">(currently</w:t>
-      </w:r>
-      <w:r>
-        <w:t xml:space="preserve"> </w:t>
-      </w:r>
-      <w:r>
-        <w:t xml:space="preserve">inactive)</w:t>
-      </w:r>
-    </w:p>
-    <w:p>
-      <w:pPr>
-        <w:pStyle w:val="DefinitionTerm"/>
-      </w:pPr>
-      <w:r>
-        <w:t xml:space="preserve">Since 2018</w:t>
-      </w:r>
-    </w:p>
-    <w:p>
-      <w:pPr>
-        <w:pStyle w:val="Compact"/>
-        <w:pStyle w:val="Definition"/>
-      </w:pPr>
       <w:hyperlink r:id="rId33">
         <w:r>
           <w:rPr>
@@ -548,6 +541,44 @@
         </w:r>
       </w:hyperlink>
     </w:p>
+    <w:bookmarkEnd w:id="34"/>
+    <w:bookmarkStart w:id="35" w:name="hobbies"/>
+    <w:p>
+      <w:pPr>
+        <w:pStyle w:val="Heading2"/>
+      </w:pPr>
+      <w:r>
+        <w:t xml:space="preserve">Hobbies</w:t>
+      </w:r>
+    </w:p>
+    <w:p>
+      <w:pPr>
+        <w:pStyle w:val="FirstParagraph"/>
+      </w:pPr>
+      <w:r>
+        <w:t xml:space="preserve">I’m a specialty coffee enthusiast; my favorite method is the v60 pour over – I</w:t>
+      </w:r>
+      <w:r>
+        <w:t xml:space="preserve"> </w:t>
+      </w:r>
+      <w:r>
+        <w:t xml:space="preserve">love how flexible it is and enjoy trying out new technique variations (the Tetsu</w:t>
+      </w:r>
+      <w:r>
+        <w:t xml:space="preserve"> </w:t>
+      </w:r>
+      <w:r>
+        <w:t xml:space="preserve">Kasuya 4:6 one of my go-to). I exercise regularly, mainly at the gym and playing</w:t>
+      </w:r>
+      <w:r>
+        <w:t xml:space="preserve"> </w:t>
+      </w:r>
+      <w:r>
+        <w:t xml:space="preserve">Tennis.</w:t>
+      </w:r>
+    </w:p>
+    <w:bookmarkEnd w:id="35"/>
+    <w:bookmarkEnd w:id="36"/>
     <w:sectPr/>
   </w:body>
 </w:document>
@@ -579,17 +610,14 @@
 <file path=word/numbering.xml><?xml version="1.0" encoding="utf-8"?>
 <w:numbering xmlns:w="http://schemas.openxmlformats.org/wordprocessingml/2006/main">
   <w:abstractNum w:abstractNumId="990">
-    <w:nsid w:val="170cd2de"/>
+    <w:nsid w:val="A990"/>
     <w:multiLevelType w:val="multilevel"/>
     <w:lvl w:ilvl="0">
       <w:numFmt w:val="bullet"/>
       <w:lvlText w:val=" "/>
       <w:lvlJc w:val="left"/>
       <w:pPr>
-        <w:tabs>
-          <w:tab w:val="num" w:pos="0"/>
-        </w:tabs>
-        <w:ind w:left="480" w:hanging="480"/>
+        <w:ind w:left="720" w:hanging="480"/>
       </w:pPr>
     </w:lvl>
     <w:lvl w:ilvl="1">
@@ -597,10 +625,7 @@
       <w:lvlText w:val=" "/>
       <w:lvlJc w:val="left"/>
       <w:pPr>
-        <w:tabs>
-          <w:tab w:val="num" w:pos="720"/>
-        </w:tabs>
-        <w:ind w:left="1200" w:hanging="480"/>
+        <w:ind w:left="1440" w:hanging="480"/>
       </w:pPr>
     </w:lvl>
     <w:lvl w:ilvl="2">
@@ -608,10 +633,7 @@
       <w:lvlText w:val=" "/>
       <w:lvlJc w:val="left"/>
       <w:pPr>
-        <w:tabs>
-          <w:tab w:val="num" w:pos="1440"/>
-        </w:tabs>
-        <w:ind w:left="1920" w:hanging="480"/>
+        <w:ind w:left="2160" w:hanging="480"/>
       </w:pPr>
     </w:lvl>
     <w:lvl w:ilvl="3">
@@ -619,10 +641,7 @@
       <w:lvlText w:val=" "/>
       <w:lvlJc w:val="left"/>
       <w:pPr>
-        <w:tabs>
-          <w:tab w:val="num" w:pos="2160"/>
-        </w:tabs>
-        <w:ind w:left="2640" w:hanging="480"/>
+        <w:ind w:left="2880" w:hanging="480"/>
       </w:pPr>
     </w:lvl>
     <w:lvl w:ilvl="4">
@@ -630,10 +649,7 @@
       <w:lvlText w:val=" "/>
       <w:lvlJc w:val="left"/>
       <w:pPr>
-        <w:tabs>
-          <w:tab w:val="num" w:pos="2880"/>
-        </w:tabs>
-        <w:ind w:left="3360" w:hanging="480"/>
+        <w:ind w:left="3600" w:hanging="480"/>
       </w:pPr>
     </w:lvl>
     <w:lvl w:ilvl="5">
@@ -641,10 +657,7 @@
       <w:lvlText w:val=" "/>
       <w:lvlJc w:val="left"/>
       <w:pPr>
-        <w:tabs>
-          <w:tab w:val="num" w:pos="3600"/>
-        </w:tabs>
-        <w:ind w:left="4080" w:hanging="480"/>
+        <w:ind w:left="4320" w:hanging="480"/>
       </w:pPr>
     </w:lvl>
     <w:lvl w:ilvl="6">
@@ -652,10 +665,7 @@
       <w:lvlText w:val=" "/>
       <w:lvlJc w:val="left"/>
       <w:pPr>
-        <w:tabs>
-          <w:tab w:val="num" w:pos="4320"/>
-        </w:tabs>
-        <w:ind w:left="4800" w:hanging="480"/>
+        <w:ind w:left="5040" w:hanging="480"/>
       </w:pPr>
     </w:lvl>
     <w:lvl w:ilvl="7">
@@ -663,10 +673,7 @@
       <w:lvlText w:val=" "/>
       <w:lvlJc w:val="left"/>
       <w:pPr>
-        <w:tabs>
-          <w:tab w:val="num" w:pos="5040"/>
-        </w:tabs>
-        <w:ind w:left="5520" w:hanging="480"/>
+        <w:ind w:left="5760" w:hanging="480"/>
       </w:pPr>
     </w:lvl>
     <w:lvl w:ilvl="8">
@@ -674,128 +681,19 @@
       <w:lvlText w:val=" "/>
       <w:lvlJc w:val="left"/>
       <w:pPr>
-        <w:tabs>
-          <w:tab w:val="num" w:pos="5760"/>
-        </w:tabs>
-        <w:ind w:left="6240" w:hanging="480"/>
-      </w:pPr>
-    </w:lvl>
-  </w:abstractNum>
-  <w:abstractNum w:abstractNumId="990">
-    <w:nsid w:val="2c1ae401"/>
-    <w:multiLevelType w:val="multilevel"/>
-    <w:lvl w:ilvl="0">
-      <w:numFmt w:val="bullet"/>
-      <w:lvlText w:val=" "/>
-      <w:lvlJc w:val="left"/>
-      <w:pPr>
-        <w:tabs>
-          <w:tab w:val="num" w:pos="0"/>
-        </w:tabs>
-        <w:ind w:left="480" w:hanging="480"/>
-      </w:pPr>
-    </w:lvl>
-    <w:lvl w:ilvl="1">
-      <w:numFmt w:val="bullet"/>
-      <w:lvlText w:val=" "/>
-      <w:lvlJc w:val="left"/>
-      <w:pPr>
-        <w:tabs>
-          <w:tab w:val="num" w:pos="720"/>
-        </w:tabs>
-        <w:ind w:left="1200" w:hanging="480"/>
-      </w:pPr>
-    </w:lvl>
-    <w:lvl w:ilvl="2">
-      <w:numFmt w:val="bullet"/>
-      <w:lvlText w:val=" "/>
-      <w:lvlJc w:val="left"/>
-      <w:pPr>
-        <w:tabs>
-          <w:tab w:val="num" w:pos="1440"/>
-        </w:tabs>
-        <w:ind w:left="1920" w:hanging="480"/>
-      </w:pPr>
-    </w:lvl>
-    <w:lvl w:ilvl="3">
-      <w:numFmt w:val="bullet"/>
-      <w:lvlText w:val=" "/>
-      <w:lvlJc w:val="left"/>
-      <w:pPr>
-        <w:tabs>
-          <w:tab w:val="num" w:pos="2160"/>
-        </w:tabs>
-        <w:ind w:left="2640" w:hanging="480"/>
-      </w:pPr>
-    </w:lvl>
-    <w:lvl w:ilvl="4">
-      <w:numFmt w:val="bullet"/>
-      <w:lvlText w:val=" "/>
-      <w:lvlJc w:val="left"/>
-      <w:pPr>
-        <w:tabs>
-          <w:tab w:val="num" w:pos="2880"/>
-        </w:tabs>
-        <w:ind w:left="3360" w:hanging="480"/>
-      </w:pPr>
-    </w:lvl>
-    <w:lvl w:ilvl="5">
-      <w:numFmt w:val="bullet"/>
-      <w:lvlText w:val=" "/>
-      <w:lvlJc w:val="left"/>
-      <w:pPr>
-        <w:tabs>
-          <w:tab w:val="num" w:pos="3600"/>
-        </w:tabs>
-        <w:ind w:left="4080" w:hanging="480"/>
-      </w:pPr>
-    </w:lvl>
-    <w:lvl w:ilvl="6">
-      <w:numFmt w:val="bullet"/>
-      <w:lvlText w:val=" "/>
-      <w:lvlJc w:val="left"/>
-      <w:pPr>
-        <w:tabs>
-          <w:tab w:val="num" w:pos="4320"/>
-        </w:tabs>
-        <w:ind w:left="4800" w:hanging="480"/>
-      </w:pPr>
-    </w:lvl>
-    <w:lvl w:ilvl="7">
-      <w:numFmt w:val="bullet"/>
-      <w:lvlText w:val=" "/>
-      <w:lvlJc w:val="left"/>
-      <w:pPr>
-        <w:tabs>
-          <w:tab w:val="num" w:pos="5040"/>
-        </w:tabs>
-        <w:ind w:left="5520" w:hanging="480"/>
-      </w:pPr>
-    </w:lvl>
-    <w:lvl w:ilvl="8">
-      <w:numFmt w:val="bullet"/>
-      <w:lvlText w:val=" "/>
-      <w:lvlJc w:val="left"/>
-      <w:pPr>
-        <w:tabs>
-          <w:tab w:val="num" w:pos="5760"/>
-        </w:tabs>
-        <w:ind w:left="6240" w:hanging="480"/>
+        <w:ind w:left="6480" w:hanging="480"/>
       </w:pPr>
     </w:lvl>
   </w:abstractNum>
   <w:abstractNum w:abstractNumId="991">
-    <w:nsid w:val="ea454b4c"/>
+    <w:nsid w:val="A991"/>
     <w:multiLevelType w:val="multilevel"/>
     <w:lvl w:ilvl="0">
       <w:numFmt w:val="bullet"/>
       <w:lvlText w:val="•"/>
       <w:lvlJc w:val="left"/>
       <w:pPr>
-        <w:tabs>
-          <w:tab w:val="num" w:pos="0"/>
-        </w:tabs>
-        <w:ind w:left="480" w:hanging="480"/>
+        <w:ind w:left="720" w:hanging="480"/>
       </w:pPr>
     </w:lvl>
     <w:lvl w:ilvl="1">
@@ -803,10 +701,7 @@
       <w:lvlText w:val="–"/>
       <w:lvlJc w:val="left"/>
       <w:pPr>
-        <w:tabs>
-          <w:tab w:val="num" w:pos="720"/>
-        </w:tabs>
-        <w:ind w:left="1200" w:hanging="480"/>
+        <w:ind w:left="1440" w:hanging="480"/>
       </w:pPr>
     </w:lvl>
     <w:lvl w:ilvl="2">
@@ -814,10 +709,7 @@
       <w:lvlText w:val="•"/>
       <w:lvlJc w:val="left"/>
       <w:pPr>
-        <w:tabs>
-          <w:tab w:val="num" w:pos="1440"/>
-        </w:tabs>
-        <w:ind w:left="1920" w:hanging="480"/>
+        <w:ind w:left="2160" w:hanging="480"/>
       </w:pPr>
     </w:lvl>
     <w:lvl w:ilvl="3">
@@ -825,10 +717,7 @@
       <w:lvlText w:val="–"/>
       <w:lvlJc w:val="left"/>
       <w:pPr>
-        <w:tabs>
-          <w:tab w:val="num" w:pos="2160"/>
-        </w:tabs>
-        <w:ind w:left="2640" w:hanging="480"/>
+        <w:ind w:left="2880" w:hanging="480"/>
       </w:pPr>
     </w:lvl>
     <w:lvl w:ilvl="4">
@@ -836,10 +725,7 @@
       <w:lvlText w:val="•"/>
       <w:lvlJc w:val="left"/>
       <w:pPr>
-        <w:tabs>
-          <w:tab w:val="num" w:pos="2880"/>
-        </w:tabs>
-        <w:ind w:left="3360" w:hanging="480"/>
+        <w:ind w:left="3600" w:hanging="480"/>
       </w:pPr>
     </w:lvl>
     <w:lvl w:ilvl="5">
@@ -847,10 +733,7 @@
       <w:lvlText w:val="–"/>
       <w:lvlJc w:val="left"/>
       <w:pPr>
-        <w:tabs>
-          <w:tab w:val="num" w:pos="3600"/>
-        </w:tabs>
-        <w:ind w:left="4080" w:hanging="480"/>
+        <w:ind w:left="4320" w:hanging="480"/>
       </w:pPr>
     </w:lvl>
     <w:lvl w:ilvl="6">
@@ -858,10 +741,7 @@
       <w:lvlText w:val="•"/>
       <w:lvlJc w:val="left"/>
       <w:pPr>
-        <w:tabs>
-          <w:tab w:val="num" w:pos="4320"/>
-        </w:tabs>
-        <w:ind w:left="4800" w:hanging="480"/>
+        <w:ind w:left="5040" w:hanging="480"/>
       </w:pPr>
     </w:lvl>
     <w:lvl w:ilvl="7">
@@ -869,10 +749,7 @@
       <w:lvlText w:val="–"/>
       <w:lvlJc w:val="left"/>
       <w:pPr>
-        <w:tabs>
-          <w:tab w:val="num" w:pos="5040"/>
-        </w:tabs>
-        <w:ind w:left="5520" w:hanging="480"/>
+        <w:ind w:left="5760" w:hanging="480"/>
       </w:pPr>
     </w:lvl>
     <w:lvl w:ilvl="8">
@@ -880,16 +757,10 @@
       <w:lvlText w:val="•"/>
       <w:lvlJc w:val="left"/>
       <w:pPr>
-        <w:tabs>
-          <w:tab w:val="num" w:pos="5760"/>
-        </w:tabs>
-        <w:ind w:left="6240" w:hanging="480"/>
+        <w:ind w:left="6480" w:hanging="480"/>
       </w:pPr>
     </w:lvl>
   </w:abstractNum>
-  <w:num w:numId="1000">
-    <w:abstractNumId w:val="990"/>
-  </w:num>
   <w:num w:numId="1000">
     <w:abstractNumId w:val="990"/>
   </w:num>
@@ -904,10 +775,10 @@
   <w:docDefaults>
     <w:rPrDefault>
       <w:rPr>
-        <w:rFonts w:asciiTheme="minorHAnsi" w:eastAsiaTheme="minorHAnsi" w:hAnsiTheme="minorHAnsi" w:cstheme="minorBidi"/>
+        <w:rFonts w:asciiTheme="minorHAnsi" w:cstheme="minorBidi" w:eastAsiaTheme="minorHAnsi" w:hAnsiTheme="minorHAnsi"/>
         <w:sz w:val="24"/>
         <w:szCs w:val="24"/>
-        <w:lang w:val="en-US" w:eastAsia="en-US" w:bidi="ar-SA"/>
+        <w:lang w:bidi="ar-SA" w:eastAsia="en-US" w:val="en-US"/>
       </w:rPr>
     </w:rPrDefault>
     <w:pPrDefault>
@@ -916,35 +787,35 @@
       </w:pPr>
     </w:pPrDefault>
   </w:docDefaults>
-  <w:latentStyles w:defLockedState="0" w:defUIPriority="0" w:defSemiHidden="0" w:defUnhideWhenUsed="0" w:defQFormat="0" w:count="276"/>
-  <w:style w:type="paragraph" w:default="1" w:styleId="Normal">
+  <w:latentStyles w:count="276" w:defLockedState="0" w:defQFormat="0" w:defSemiHidden="0" w:defUIPriority="0" w:defUnhideWhenUsed="0"/>
+  <w:style w:default="1" w:styleId="Normal" w:type="paragraph">
     <w:name w:val="Normal"/>
     <w:qFormat/>
   </w:style>
-  <w:style w:type="paragraph" w:styleId="BodyText">
+  <w:style w:styleId="BodyText" w:type="paragraph">
     <w:name w:val="Body Text"/>
     <w:basedOn w:val="Normal"/>
     <w:link w:val="BodyTextChar"/>
     <w:pPr>
-      <w:spacing w:before="180" w:after="180"/>
-    </w:pPr>
-    <w:qFormat/>
-  </w:style>
-  <w:style w:type="paragraph" w:customStyle="1" w:styleId="FirstParagraph">
+      <w:spacing w:after="180" w:before="180"/>
+    </w:pPr>
+    <w:qFormat/>
+  </w:style>
+  <w:style w:customStyle="1" w:styleId="FirstParagraph" w:type="paragraph">
     <w:name w:val="First Paragraph"/>
     <w:basedOn w:val="BodyText"/>
     <w:next w:val="BodyText"/>
     <w:qFormat/>
   </w:style>
-  <w:style w:type="paragraph" w:customStyle="1" w:styleId="Compact">
+  <w:style w:customStyle="1" w:styleId="Compact" w:type="paragraph">
     <w:name w:val="Compact"/>
     <w:basedOn w:val="BodyText"/>
     <w:qFormat/>
     <w:pPr>
-      <w:spacing w:before="36" w:after="36"/>
-    </w:pPr>
-  </w:style>
-  <w:style w:type="paragraph" w:styleId="Title">
+      <w:spacing w:after="36" w:before="36"/>
+    </w:pPr>
+  </w:style>
+  <w:style w:styleId="Title" w:type="paragraph">
     <w:name w:val="Title"/>
     <w:basedOn w:val="Normal"/>
     <w:next w:val="BodyText"/>
@@ -952,19 +823,19 @@
     <w:pPr>
       <w:keepNext/>
       <w:keepLines/>
-      <w:spacing w:before="480" w:after="240"/>
+      <w:spacing w:after="240" w:before="480"/>
       <w:jc w:val="center"/>
     </w:pPr>
     <w:rPr>
-      <w:rFonts w:asciiTheme="majorHAnsi" w:eastAsiaTheme="majorEastAsia" w:hAnsiTheme="majorHAnsi" w:cstheme="majorBidi"/>
+      <w:rFonts w:asciiTheme="majorHAnsi" w:cstheme="majorBidi" w:eastAsiaTheme="majorEastAsia" w:hAnsiTheme="majorHAnsi"/>
       <w:b/>
       <w:bCs/>
-      <w:color w:val="345A8A" w:themeColor="accent1" w:themeShade="B5"/>
+      <w:color w:themeColor="accent1" w:themeShade="B5" w:val="345A8A"/>
       <w:sz w:val="36"/>
       <w:szCs w:val="36"/>
     </w:rPr>
   </w:style>
-  <w:style w:type="paragraph" w:styleId="Subtitle">
+  <w:style w:styleId="Subtitle" w:type="paragraph">
     <w:name w:val="Subtitle"/>
     <w:basedOn w:val="Title"/>
     <w:next w:val="BodyText"/>
@@ -972,7 +843,7 @@
     <w:pPr>
       <w:keepNext/>
       <w:keepLines/>
-      <w:spacing w:before="240" w:after="240"/>
+      <w:spacing w:after="240" w:before="240"/>
       <w:jc w:val="center"/>
     </w:pPr>
     <w:rPr>
@@ -980,7 +851,7 @@
       <w:szCs w:val="30"/>
     </w:rPr>
   </w:style>
-  <w:style w:type="paragraph" w:customStyle="1" w:styleId="Author">
+  <w:style w:customStyle="1" w:styleId="Author" w:type="paragraph">
     <w:name w:val="Author"/>
     <w:next w:val="BodyText"/>
     <w:qFormat/>
@@ -990,7 +861,7 @@
       <w:jc w:val="center"/>
     </w:pPr>
   </w:style>
-  <w:style w:type="paragraph" w:styleId="Date">
+  <w:style w:styleId="Date" w:type="paragraph">
     <w:name w:val="Date"/>
     <w:next w:val="BodyText"/>
     <w:qFormat/>
@@ -1000,22 +871,41 @@
       <w:jc w:val="center"/>
     </w:pPr>
   </w:style>
-  <w:style w:type="paragraph" w:customStyle="1" w:styleId="Abstract">
-    <w:name w:val="Abstract"/>
-    <w:basedOn w:val="Normal"/>
-    <w:next w:val="BodyText"/>
+  <w:style w:customStyle="1" w:styleId="AbstractTitle" w:type="paragraph">
+    <w:name w:val="Abstract Title"/>
+    <w:basedOn w:val="Normal"/>
+    <w:next w:val="Abstract"/>
     <w:qFormat/>
     <w:pPr>
       <w:keepNext/>
       <w:keepLines/>
-      <w:spacing w:before="300" w:after="300"/>
+      <w:jc w:val="center"/>
+      <w:spacing w:after="0" w:before="300"/>
     </w:pPr>
     <w:rPr>
       <w:sz w:val="20"/>
       <w:szCs w:val="20"/>
-    </w:rPr>
-  </w:style>
-  <w:style w:type="paragraph" w:styleId="Bibliography">
+      <w:b/>
+      <w:color w:val="345A8A"/>
+      &gt;
+    </w:rPr>
+  </w:style>
+  <w:style w:customStyle="1" w:styleId="Abstract" w:type="paragraph">
+    <w:name w:val="Abstract"/>
+    <w:basedOn w:val="Normal"/>
+    <w:next w:val="BodyText"/>
+    <w:qFormat/>
+    <w:pPr>
+      <w:keepNext/>
+      <w:keepLines/>
+      <w:spacing w:after="300" w:before="100"/>
+    </w:pPr>
+    <w:rPr>
+      <w:sz w:val="20"/>
+      <w:szCs w:val="20"/>
+    </w:rPr>
+  </w:style>
+  <w:style w:styleId="Bibliography" w:type="paragraph">
     <w:name w:val="Bibliography"/>
     <w:basedOn w:val="Normal"/>
     <w:next w:val="Bibliography"/>
@@ -1023,7 +913,7 @@
     <w:pPr/>
     <w:rPr/>
   </w:style>
-  <w:style w:type="paragraph" w:styleId="Heading1">
+  <w:style w:styleId="Heading1" w:type="paragraph">
     <w:name w:val="Heading 1"/>
     <w:basedOn w:val="Normal"/>
     <w:next w:val="BodyText"/>
@@ -1032,19 +922,19 @@
     <w:pPr>
       <w:keepNext/>
       <w:keepLines/>
-      <w:spacing w:before="480" w:after="0"/>
+      <w:spacing w:after="0" w:before="480"/>
       <w:outlineLvl w:val="0"/>
     </w:pPr>
     <w:rPr>
-      <w:rFonts w:asciiTheme="majorHAnsi" w:eastAsiaTheme="majorEastAsia" w:hAnsiTheme="majorHAnsi" w:cstheme="majorBidi"/>
+      <w:rFonts w:asciiTheme="majorHAnsi" w:cstheme="majorBidi" w:eastAsiaTheme="majorEastAsia" w:hAnsiTheme="majorHAnsi"/>
       <w:b/>
       <w:bCs/>
-      <w:color w:val="345A8A" w:themeColor="accent1" w:themeShade="B5"/>
+      <w:color w:themeColor="accent1" w:val="4F81BD"/>
       <w:sz w:val="32"/>
       <w:szCs w:val="32"/>
     </w:rPr>
   </w:style>
-  <w:style w:type="paragraph" w:styleId="Heading2">
+  <w:style w:styleId="Heading2" w:type="paragraph">
     <w:name w:val="Heading 2"/>
     <w:basedOn w:val="Normal"/>
     <w:next w:val="BodyText"/>
@@ -1054,19 +944,19 @@
     <w:pPr>
       <w:keepNext/>
       <w:keepLines/>
-      <w:spacing w:before="200" w:after="0"/>
+      <w:spacing w:after="0" w:before="200"/>
       <w:outlineLvl w:val="1"/>
     </w:pPr>
     <w:rPr>
-      <w:rFonts w:asciiTheme="majorHAnsi" w:eastAsiaTheme="majorEastAsia" w:hAnsiTheme="majorHAnsi" w:cstheme="majorBidi"/>
+      <w:rFonts w:asciiTheme="majorHAnsi" w:cstheme="majorBidi" w:eastAsiaTheme="majorEastAsia" w:hAnsiTheme="majorHAnsi"/>
       <w:b/>
       <w:bCs/>
-      <w:color w:val="4F81BD" w:themeColor="accent1"/>
-      <w:sz w:val="32"/>
-      <w:szCs w:val="32"/>
-    </w:rPr>
-  </w:style>
-  <w:style w:type="paragraph" w:styleId="Heading3">
+      <w:color w:themeColor="accent1" w:val="4F81BD"/>
+      <w:sz w:val="28"/>
+      <w:szCs w:val="28"/>
+    </w:rPr>
+  </w:style>
+  <w:style w:styleId="Heading3" w:type="paragraph">
     <w:name w:val="Heading 3"/>
     <w:basedOn w:val="Normal"/>
     <w:next w:val="BodyText"/>
@@ -1076,19 +966,19 @@
     <w:pPr>
       <w:keepNext/>
       <w:keepLines/>
-      <w:spacing w:before="200" w:after="0"/>
+      <w:spacing w:after="0" w:before="200"/>
       <w:outlineLvl w:val="2"/>
     </w:pPr>
     <w:rPr>
-      <w:rFonts w:asciiTheme="majorHAnsi" w:eastAsiaTheme="majorEastAsia" w:hAnsiTheme="majorHAnsi" w:cstheme="majorBidi"/>
+      <w:rFonts w:asciiTheme="majorHAnsi" w:cstheme="majorBidi" w:eastAsiaTheme="majorEastAsia" w:hAnsiTheme="majorHAnsi"/>
       <w:b/>
       <w:bCs/>
-      <w:color w:val="4F81BD" w:themeColor="accent1"/>
-      <w:sz w:val="28"/>
-      <w:szCs w:val="28"/>
-    </w:rPr>
-  </w:style>
-  <w:style w:type="paragraph" w:styleId="Heading4">
+      <w:color w:themeColor="accent1" w:val="4F81BD"/>
+      <w:sz w:val="24"/>
+      <w:szCs w:val="24"/>
+    </w:rPr>
+  </w:style>
+  <w:style w:styleId="Heading4" w:type="paragraph">
     <w:name w:val="Heading 4"/>
     <w:basedOn w:val="Normal"/>
     <w:next w:val="BodyText"/>
@@ -1098,19 +988,19 @@
     <w:pPr>
       <w:keepNext/>
       <w:keepLines/>
-      <w:spacing w:before="200" w:after="0"/>
+      <w:spacing w:after="0" w:before="200"/>
       <w:outlineLvl w:val="3"/>
     </w:pPr>
     <w:rPr>
-      <w:rFonts w:asciiTheme="majorHAnsi" w:eastAsiaTheme="majorEastAsia" w:hAnsiTheme="majorHAnsi" w:cstheme="majorBidi"/>
-      <w:b/>
+      <w:rFonts w:asciiTheme="majorHAnsi" w:cstheme="majorBidi" w:eastAsiaTheme="majorEastAsia" w:hAnsiTheme="majorHAnsi"/>
+      <w:i/>
       <w:bCs/>
-      <w:color w:val="4F81BD" w:themeColor="accent1"/>
+      <w:color w:themeColor="accent1" w:val="4F81BD"/>
       <w:sz w:val="24"/>
       <w:szCs w:val="24"/>
     </w:rPr>
   </w:style>
-  <w:style w:type="paragraph" w:styleId="Heading5">
+  <w:style w:styleId="Heading5" w:type="paragraph">
     <w:name w:val="Heading 5"/>
     <w:basedOn w:val="Normal"/>
     <w:next w:val="BodyText"/>
@@ -1120,19 +1010,18 @@
     <w:pPr>
       <w:keepNext/>
       <w:keepLines/>
-      <w:spacing w:before="200" w:after="0"/>
+      <w:spacing w:after="0" w:before="200"/>
       <w:outlineLvl w:val="4"/>
     </w:pPr>
     <w:rPr>
-      <w:rFonts w:asciiTheme="majorHAnsi" w:eastAsiaTheme="majorEastAsia" w:hAnsiTheme="majorHAnsi" w:cstheme="majorBidi"/>
-      <w:i/>
+      <w:rFonts w:asciiTheme="majorHAnsi" w:cstheme="majorBidi" w:eastAsiaTheme="majorEastAsia" w:hAnsiTheme="majorHAnsi"/>
       <w:iCs/>
-      <w:color w:val="4F81BD" w:themeColor="accent1"/>
+      <w:color w:themeColor="accent1" w:val="4F81BD"/>
       <w:sz w:val="24"/>
       <w:szCs w:val="24"/>
     </w:rPr>
   </w:style>
-  <w:style w:type="paragraph" w:styleId="Heading6">
+  <w:style w:styleId="Heading6" w:type="paragraph">
     <w:name w:val="Heading 6"/>
     <w:basedOn w:val="Normal"/>
     <w:next w:val="BodyText"/>
@@ -1142,17 +1031,17 @@
     <w:pPr>
       <w:keepNext/>
       <w:keepLines/>
-      <w:spacing w:before="200" w:after="0"/>
+      <w:spacing w:after="0" w:before="200"/>
       <w:outlineLvl w:val="5"/>
     </w:pPr>
     <w:rPr>
-      <w:rFonts w:asciiTheme="majorHAnsi" w:eastAsiaTheme="majorEastAsia" w:hAnsiTheme="majorHAnsi" w:cstheme="majorBidi"/>
-      <w:color w:val="4F81BD" w:themeColor="accent1"/>
+      <w:rFonts w:asciiTheme="majorHAnsi" w:cstheme="majorBidi" w:eastAsiaTheme="majorEastAsia" w:hAnsiTheme="majorHAnsi"/>
+      <w:color w:themeColor="accent1" w:val="4F81BD"/>
       <w:sz w:val="24"/>
       <w:szCs w:val="24"/>
     </w:rPr>
   </w:style>
-  <w:style w:type="paragraph" w:styleId="Heading7">
+  <w:style w:styleId="Heading7" w:type="paragraph">
     <w:name w:val="Heading 7"/>
     <w:basedOn w:val="Normal"/>
     <w:next w:val="BodyText"/>
@@ -1162,17 +1051,17 @@
     <w:pPr>
       <w:keepNext/>
       <w:keepLines/>
-      <w:spacing w:before="200" w:after="0"/>
+      <w:spacing w:after="0" w:before="200"/>
       <w:outlineLvl w:val="6"/>
     </w:pPr>
     <w:rPr>
-      <w:rFonts w:asciiTheme="majorHAnsi" w:eastAsiaTheme="majorEastAsia" w:hAnsiTheme="majorHAnsi" w:cstheme="majorBidi"/>
-      <w:color w:val="4F81BD" w:themeColor="accent1"/>
+      <w:rFonts w:asciiTheme="majorHAnsi" w:cstheme="majorBidi" w:eastAsiaTheme="majorEastAsia" w:hAnsiTheme="majorHAnsi"/>
+      <w:color w:themeColor="accent1" w:val="4F81BD"/>
       <w:sz w:val="24"/>
       <w:szCs w:val="24"/>
     </w:rPr>
   </w:style>
-  <w:style w:type="paragraph" w:styleId="Heading8">
+  <w:style w:styleId="Heading8" w:type="paragraph">
     <w:name w:val="Heading 8"/>
     <w:basedOn w:val="Normal"/>
     <w:next w:val="BodyText"/>
@@ -1182,17 +1071,17 @@
     <w:pPr>
       <w:keepNext/>
       <w:keepLines/>
-      <w:spacing w:before="200" w:after="0"/>
+      <w:spacing w:after="0" w:before="200"/>
       <w:outlineLvl w:val="7"/>
     </w:pPr>
     <w:rPr>
-      <w:rFonts w:asciiTheme="majorHAnsi" w:eastAsiaTheme="majorEastAsia" w:hAnsiTheme="majorHAnsi" w:cstheme="majorBidi"/>
-      <w:color w:val="4F81BD" w:themeColor="accent1"/>
+      <w:rFonts w:asciiTheme="majorHAnsi" w:cstheme="majorBidi" w:eastAsiaTheme="majorEastAsia" w:hAnsiTheme="majorHAnsi"/>
+      <w:color w:themeColor="accent1" w:val="4F81BD"/>
       <w:sz w:val="24"/>
       <w:szCs w:val="24"/>
     </w:rPr>
   </w:style>
-  <w:style w:type="paragraph" w:styleId="Heading9">
+  <w:style w:styleId="Heading9" w:type="paragraph">
     <w:name w:val="Heading 9"/>
     <w:basedOn w:val="Normal"/>
     <w:next w:val="BodyText"/>
@@ -1202,17 +1091,17 @@
     <w:pPr>
       <w:keepNext/>
       <w:keepLines/>
-      <w:spacing w:before="200" w:after="0"/>
+      <w:spacing w:after="0" w:before="200"/>
       <w:outlineLvl w:val="8"/>
     </w:pPr>
     <w:rPr>
-      <w:rFonts w:asciiTheme="majorHAnsi" w:eastAsiaTheme="majorEastAsia" w:hAnsiTheme="majorHAnsi" w:cstheme="majorBidi"/>
-      <w:color w:val="4F81BD" w:themeColor="accent1"/>
+      <w:rFonts w:asciiTheme="majorHAnsi" w:cstheme="majorBidi" w:eastAsiaTheme="majorEastAsia" w:hAnsiTheme="majorHAnsi"/>
+      <w:color w:themeColor="accent1" w:val="4F81BD"/>
       <w:sz w:val="24"/>
       <w:szCs w:val="24"/>
     </w:rPr>
   </w:style>
-  <w:style w:type="paragraph" w:styleId="BlockText">
+  <w:style w:styleId="BlockText" w:type="paragraph">
     <w:name w:val="Block Text"/>
     <w:basedOn w:val="BodyText"/>
     <w:next w:val="BodyText"/>
@@ -1220,17 +1109,11 @@
     <w:unhideWhenUsed/>
     <w:qFormat/>
     <w:pPr>
-      <w:spacing w:before="100" w:after="100"/>
-      <w:ind w:firstLine="0"/>
-    </w:pPr>
-    <w:rPr>
-      <w:rFonts w:asciiTheme="majorHAnsi" w:eastAsiaTheme="majorEastAsia" w:hAnsiTheme="majorHAnsi" w:cstheme="majorBidi"/>
-      <w:bCs/>
-      <w:sz w:val="20"/>
-      <w:szCs w:val="20"/>
-    </w:rPr>
-  </w:style>
-  <w:style w:type="paragraph" w:styleId="FootnoteText">
+      <w:spacing w:after="100" w:before="100"/>
+      <w:ind w:firstLine="0" w:left="480" w:right="480"/>
+    </w:pPr>
+  </w:style>
+  <w:style w:styleId="FootnoteText" w:type="paragraph">
     <w:name w:val="Footnote Text"/>
     <w:basedOn w:val="Normal"/>
     <w:next w:val="FootnoteText"/>
@@ -1238,28 +1121,43 @@
     <w:unhideWhenUsed/>
     <w:qFormat/>
   </w:style>
-  <w:style w:type="character" w:default="1" w:styleId="DefaultParagraphFont">
+  <w:style w:default="1" w:styleId="DefaultParagraphFont" w:type="character">
     <w:name w:val="Default Paragraph Font"/>
     <w:semiHidden/>
     <w:unhideWhenUsed/>
   </w:style>
-  <w:style w:type="table" w:default="1" w:styleId="Table">
+  <w:style w:default="1" w:styleId="Table" w:type="table">
     <w:name w:val="Table"/>
     <w:basedOn w:val="TableNormal"/>
     <w:semiHidden/>
     <w:unhideWhenUsed/>
     <w:qFormat/>
     <w:tblPr>
-      <w:tblInd w:w="0" w:type="dxa"/>
+      <w:tblInd w:type="dxa" w:w="0"/>
       <w:tblCellMar>
-        <w:top w:w="0" w:type="dxa"/>
-        <w:left w:w="108" w:type="dxa"/>
-        <w:bottom w:w="0" w:type="dxa"/>
-        <w:right w:w="108" w:type="dxa"/>
+        <w:top w:type="dxa" w:w="0"/>
+        <w:left w:type="dxa" w:w="108"/>
+        <w:bottom w:type="dxa" w:w="0"/>
+        <w:right w:type="dxa" w:w="108"/>
       </w:tblCellMar>
     </w:tblPr>
-  </w:style>
-  <w:style w:type="paragraph" w:customStyle="1" w:styleId="DefinitionTerm">
+    <w:tblStylePr w:type="firstRow">
+      <w:tblPr>
+        <w:jc w:val="left"/>
+        <w:tblInd w:type="dxa" w:w="0"/>
+      </w:tblPr>
+      <w:trPr>
+        <w:jc w:val="left"/>
+      </w:trPr>
+      <w:tcPr>
+        <w:vAlign w:val="bottom"/>
+        <w:tcBorders>
+          <w:bottom w:val="single"/>
+        </w:tcBorders>
+      </w:tcPr>
+    </w:tblStylePr>
+  </w:style>
+  <w:style w:customStyle="1" w:styleId="DefinitionTerm" w:type="paragraph">
     <w:name w:val="Definition Term"/>
     <w:basedOn w:val="Normal"/>
     <w:next w:val="Definition"/>
@@ -1272,49 +1170,49 @@
       <w:b/>
     </w:rPr>
   </w:style>
-  <w:style w:type="paragraph" w:customStyle="1" w:styleId="Definition">
+  <w:style w:customStyle="1" w:styleId="Definition" w:type="paragraph">
     <w:name w:val="Definition"/>
     <w:basedOn w:val="Normal"/>
   </w:style>
-  <w:style w:type="paragraph" w:styleId="Caption">
+  <w:style w:styleId="Caption" w:type="paragraph">
     <w:name w:val="Caption"/>
     <w:basedOn w:val="Normal"/>
     <w:link w:val="BodyTextChar"/>
     <w:pPr>
-      <w:spacing w:before="0" w:after="120"/>
+      <w:spacing w:after="120" w:before="0"/>
     </w:pPr>
     <w:rPr>
       <w:i/>
     </w:rPr>
   </w:style>
-  <w:style w:type="paragraph" w:customStyle="1" w:styleId="TableCaption">
+  <w:style w:customStyle="1" w:styleId="TableCaption" w:type="paragraph">
     <w:name w:val="Table Caption"/>
     <w:basedOn w:val="Caption"/>
     <w:pPr>
       <w:keepNext/>
     </w:pPr>
   </w:style>
-  <w:style w:type="paragraph" w:customStyle="1" w:styleId="ImageCaption">
+  <w:style w:customStyle="1" w:styleId="ImageCaption" w:type="paragraph">
     <w:name w:val="Image Caption"/>
     <w:basedOn w:val="Caption"/>
   </w:style>
-  <w:style w:type="paragraph" w:customStyle="1" w:styleId="Figure">
+  <w:style w:customStyle="1" w:styleId="Figure" w:type="paragraph">
     <w:name w:val="Figure"/>
     <w:basedOn w:val="Normal"/>
   </w:style>
-  <w:style w:type="paragraph" w:customStyle="1" w:styleId="CaptionedFigure">
+  <w:style w:customStyle="1" w:styleId="CaptionedFigure" w:type="paragraph">
     <w:name w:val="Captioned Figure"/>
     <w:basedOn w:val="Figure"/>
     <w:pPr>
       <w:keepNext/>
     </w:pPr>
   </w:style>
-  <w:style w:type="character" w:customStyle="1" w:styleId="BodyTextChar">
+  <w:style w:customStyle="1" w:styleId="BodyTextChar" w:type="character">
     <w:name w:val="Body Text Char"/>
     <w:basedOn w:val="DefaultParagraphFont"/>
     <w:link w:val="BodyText"/>
   </w:style>
-  <w:style w:type="character" w:customStyle="1" w:styleId="VerbatimChar">
+  <w:style w:customStyle="1" w:styleId="VerbatimChar" w:type="character">
     <w:name w:val="Verbatim Char"/>
     <w:basedOn w:val="BodyTextChar"/>
     <w:rPr>
@@ -1322,21 +1220,25 @@
       <w:sz w:val="22"/>
     </w:rPr>
   </w:style>
-  <w:style w:type="character" w:styleId="FootnoteReference">
+  <w:style w:customStyle="1" w:styleId="SectionNumber" w:type="character">
+    <w:name w:val="Section Number"/>
+    <w:basedOn w:val="BodyTextChar"/>
+  </w:style>
+  <w:style w:styleId="FootnoteReference" w:type="character">
     <w:name w:val="Footnote Reference"/>
     <w:basedOn w:val="BodyTextChar"/>
     <w:rPr>
       <w:vertAlign w:val="superscript"/>
     </w:rPr>
   </w:style>
-  <w:style w:type="character" w:styleId="Hyperlink">
+  <w:style w:styleId="Hyperlink" w:type="character">
     <w:name w:val="Hyperlink"/>
     <w:basedOn w:val="BodyTextChar"/>
     <w:rPr>
-      <w:color w:val="4F81BD" w:themeColor="accent1"/>
-    </w:rPr>
-  </w:style>
-  <w:style w:type="paragraph" w:styleId="TOCHeading">
+      <w:color w:themeColor="accent1" w:val="4F81BD"/>
+    </w:rPr>
+  </w:style>
+  <w:style w:styleId="TOCHeading" w:type="paragraph">
     <w:name w:val="TOC Heading"/>
     <w:basedOn w:val="Heading1"/>
     <w:next w:val="BodyText"/>
@@ -1348,10 +1250,10 @@
       <w:outlineLvl w:val="9"/>
     </w:pPr>
     <w:rPr>
-      <w:rFonts w:asciiTheme="majorHAnsi" w:eastAsiaTheme="majorEastAsia" w:hAnsiTheme="majorHAnsi" w:cstheme="majorBidi"/>
+      <w:rFonts w:asciiTheme="majorHAnsi" w:cstheme="majorBidi" w:eastAsiaTheme="majorEastAsia" w:hAnsiTheme="majorHAnsi"/>
       <w:b w:val="0"/>
       <w:bCs w:val="0"/>
-      <w:color w:val="365F91" w:themeColor="accent1" w:themeShade="BF"/>
+      <w:color w:themeColor="accent1" w:themeShade="BF" w:val="365F91"/>
     </w:rPr>
   </w:style>
   <w:style w:type="paragraph" w:customStyle="1" w:styleId="SourceCode">
@@ -1443,7 +1345,10 @@
   <w:style w:type="character" w:customStyle="1" w:styleId="ImportTok">
     <w:name w:val="ImportTok"/>
     <w:basedOn w:val="VerbatimChar"/>
-    <w:rPr/>
+    <w:rPr>
+      <w:color w:val="008000"/>
+      <w:b/>
+    </w:rPr>
   </w:style>
   <w:style w:type="character" w:customStyle="1" w:styleId="CommentTok">
     <w:name w:val="CommentTok"/>
@@ -1518,7 +1423,9 @@
   <w:style w:type="character" w:customStyle="1" w:styleId="BuiltInTok">
     <w:name w:val="BuiltInTok"/>
     <w:basedOn w:val="VerbatimChar"/>
-    <w:rPr/>
+    <w:rPr>
+      <w:color w:val="008000"/>
+    </w:rPr>
   </w:style>
   <w:style w:type="character" w:customStyle="1" w:styleId="ExtensionTok">
     <w:name w:val="ExtensionTok"/>

--- a/cv/cv.docx
+++ b/cv/cv.docx
@@ -236,13 +236,7 @@
         <w:t xml:space="preserve"> </w:t>
       </w:r>
       <w:r>
-        <w:t xml:space="preserve">“</w:t>
-      </w:r>
-      <w:r>
-        <w:t xml:space="preserve">Entregador Online</w:t>
-      </w:r>
-      <w:r>
-        <w:t xml:space="preserve">”</w:t>
+        <w:t xml:space="preserve">“Entregador Online”</w:t>
       </w:r>
     </w:p>
     <w:bookmarkEnd w:id="27"/>
@@ -260,6 +254,36 @@
         <w:pStyle w:val="DefinitionTerm"/>
       </w:pPr>
       <w:r>
+        <w:t xml:space="preserve">Since 2025</w:t>
+      </w:r>
+    </w:p>
+    <w:p>
+      <w:pPr>
+        <w:pStyle w:val="Definition"/>
+      </w:pPr>
+      <w:r>
+        <w:t xml:space="preserve">M.Sc, Computer Science, Georgia Institute of Technology, United States</w:t>
+      </w:r>
+    </w:p>
+    <w:p>
+      <w:pPr>
+        <w:pStyle w:val="Definition"/>
+      </w:pPr>
+      <w:r>
+        <w:t xml:space="preserve">Coursework</w:t>
+      </w:r>
+      <w:r>
+        <w:t xml:space="preserve"> </w:t>
+      </w:r>
+      <w:r>
+        <w:t xml:space="preserve">:: Applied Cryptography</w:t>
+      </w:r>
+    </w:p>
+    <w:p>
+      <w:pPr>
+        <w:pStyle w:val="DefinitionTerm"/>
+      </w:pPr>
+      <w:r>
         <w:t xml:space="preserve">2011-2016</w:t>
       </w:r>
     </w:p>
@@ -363,71 +387,71 @@
     </w:p>
     <w:p>
       <w:pPr>
+        <w:pStyle w:val="Compact"/>
         <w:numPr>
           <w:ilvl w:val="0"/>
           <w:numId w:val="1001"/>
         </w:numPr>
+      </w:pPr>
+      <w:r>
+        <w:t xml:space="preserve">Experience with C, Lua, Golang, Java, Python, Shell scripting</w:t>
+      </w:r>
+    </w:p>
+    <w:p>
+      <w:pPr>
         <w:pStyle w:val="Compact"/>
-      </w:pPr>
-      <w:r>
-        <w:t xml:space="preserve">Experience with C, Lua, Golang, Java, Python, Shell scripting</w:t>
-      </w:r>
-    </w:p>
-    <w:p>
-      <w:pPr>
         <w:numPr>
           <w:ilvl w:val="0"/>
           <w:numId w:val="1001"/>
         </w:numPr>
+      </w:pPr>
+      <w:r>
+        <w:t xml:space="preserve">Proficient Linux and BSD user (NetBSD and FreeBSD)</w:t>
+      </w:r>
+    </w:p>
+    <w:p>
+      <w:pPr>
         <w:pStyle w:val="Compact"/>
-      </w:pPr>
-      <w:r>
-        <w:t xml:space="preserve">Proficient Linux and BSD user (NetBSD and FreeBSD)</w:t>
-      </w:r>
-    </w:p>
-    <w:p>
-      <w:pPr>
         <w:numPr>
           <w:ilvl w:val="0"/>
           <w:numId w:val="1001"/>
         </w:numPr>
+      </w:pPr>
+      <w:r>
+        <w:t xml:space="preserve">Proficient with Docker, Docker Machine, Docker Compose</w:t>
+      </w:r>
+    </w:p>
+    <w:p>
+      <w:pPr>
         <w:pStyle w:val="Compact"/>
-      </w:pPr>
-      <w:r>
-        <w:t xml:space="preserve">Proficient with Docker, Docker Machine, Docker Compose</w:t>
-      </w:r>
-    </w:p>
-    <w:p>
-      <w:pPr>
         <w:numPr>
           <w:ilvl w:val="0"/>
           <w:numId w:val="1001"/>
         </w:numPr>
+      </w:pPr>
+      <w:r>
+        <w:t xml:space="preserve">Working experience with Postgres, Cassandra, Redis, Memcached, Elasticsearch</w:t>
+      </w:r>
+    </w:p>
+    <w:p>
+      <w:pPr>
         <w:pStyle w:val="Compact"/>
-      </w:pPr>
-      <w:r>
-        <w:t xml:space="preserve">Working experience with Postgres, Cassandra, Redis, Memcached, Elasticsearch</w:t>
-      </w:r>
-    </w:p>
-    <w:p>
-      <w:pPr>
         <w:numPr>
           <w:ilvl w:val="0"/>
           <w:numId w:val="1001"/>
         </w:numPr>
+      </w:pPr>
+      <w:r>
+        <w:t xml:space="preserve">Working experience with OpenResty, Nginx</w:t>
+      </w:r>
+    </w:p>
+    <w:p>
+      <w:pPr>
         <w:pStyle w:val="Compact"/>
-      </w:pPr>
-      <w:r>
-        <w:t xml:space="preserve">Working experience with OpenResty, Nginx</w:t>
-      </w:r>
-    </w:p>
-    <w:p>
-      <w:pPr>
         <w:numPr>
           <w:ilvl w:val="0"/>
           <w:numId w:val="1001"/>
         </w:numPr>
-        <w:pStyle w:val="Compact"/>
       </w:pPr>
       <w:r>
         <w:t xml:space="preserve">Working experience with Git, SVN, and CVS</w:t>
@@ -579,7 +603,11 @@
     </w:p>
     <w:bookmarkEnd w:id="35"/>
     <w:bookmarkEnd w:id="36"/>
-    <w:sectPr/>
+    <w:sectPr>
+      <w:footnotePr>
+        <w:numRestart w:val="eachSect"/>
+      </w:footnotePr>
+    </w:sectPr>
   </w:body>
 </w:document>
 </file>
@@ -610,14 +638,14 @@
 <file path=word/numbering.xml><?xml version="1.0" encoding="utf-8"?>
 <w:numbering xmlns:w="http://schemas.openxmlformats.org/wordprocessingml/2006/main">
   <w:abstractNum w:abstractNumId="990">
-    <w:nsid w:val="A990"/>
+    <w:nsid w:val="0000A990"/>
     <w:multiLevelType w:val="multilevel"/>
     <w:lvl w:ilvl="0">
       <w:numFmt w:val="bullet"/>
       <w:lvlText w:val=" "/>
       <w:lvlJc w:val="left"/>
       <w:pPr>
-        <w:ind w:left="720" w:hanging="480"/>
+        <w:ind w:left="720" w:hanging="360"/>
       </w:pPr>
     </w:lvl>
     <w:lvl w:ilvl="1">
@@ -625,7 +653,7 @@
       <w:lvlText w:val=" "/>
       <w:lvlJc w:val="left"/>
       <w:pPr>
-        <w:ind w:left="1440" w:hanging="480"/>
+        <w:ind w:left="1440" w:hanging="360"/>
       </w:pPr>
     </w:lvl>
     <w:lvl w:ilvl="2">
@@ -633,7 +661,7 @@
       <w:lvlText w:val=" "/>
       <w:lvlJc w:val="left"/>
       <w:pPr>
-        <w:ind w:left="2160" w:hanging="480"/>
+        <w:ind w:left="2160" w:hanging="360"/>
       </w:pPr>
     </w:lvl>
     <w:lvl w:ilvl="3">
@@ -641,7 +669,7 @@
       <w:lvlText w:val=" "/>
       <w:lvlJc w:val="left"/>
       <w:pPr>
-        <w:ind w:left="2880" w:hanging="480"/>
+        <w:ind w:left="2880" w:hanging="360"/>
       </w:pPr>
     </w:lvl>
     <w:lvl w:ilvl="4">
@@ -649,7 +677,7 @@
       <w:lvlText w:val=" "/>
       <w:lvlJc w:val="left"/>
       <w:pPr>
-        <w:ind w:left="3600" w:hanging="480"/>
+        <w:ind w:left="3600" w:hanging="360"/>
       </w:pPr>
     </w:lvl>
     <w:lvl w:ilvl="5">
@@ -657,7 +685,7 @@
       <w:lvlText w:val=" "/>
       <w:lvlJc w:val="left"/>
       <w:pPr>
-        <w:ind w:left="4320" w:hanging="480"/>
+        <w:ind w:left="4320" w:hanging="360"/>
       </w:pPr>
     </w:lvl>
     <w:lvl w:ilvl="6">
@@ -665,7 +693,7 @@
       <w:lvlText w:val=" "/>
       <w:lvlJc w:val="left"/>
       <w:pPr>
-        <w:ind w:left="5040" w:hanging="480"/>
+        <w:ind w:left="5040" w:hanging="360"/>
       </w:pPr>
     </w:lvl>
     <w:lvl w:ilvl="7">
@@ -673,7 +701,7 @@
       <w:lvlText w:val=" "/>
       <w:lvlJc w:val="left"/>
       <w:pPr>
-        <w:ind w:left="5760" w:hanging="480"/>
+        <w:ind w:left="5760" w:hanging="360"/>
       </w:pPr>
     </w:lvl>
     <w:lvl w:ilvl="8">
@@ -681,84 +709,111 @@
       <w:lvlText w:val=" "/>
       <w:lvlJc w:val="left"/>
       <w:pPr>
-        <w:ind w:left="6480" w:hanging="480"/>
+        <w:ind w:left="6480" w:hanging="360"/>
       </w:pPr>
     </w:lvl>
   </w:abstractNum>
   <w:abstractNum w:abstractNumId="991">
-    <w:nsid w:val="A991"/>
+    <w:nsid w:val="0000A991"/>
     <w:multiLevelType w:val="multilevel"/>
     <w:lvl w:ilvl="0">
       <w:numFmt w:val="bullet"/>
-      <w:lvlText w:val="•"/>
+      <w:lvlText w:val=""/>
       <w:lvlJc w:val="left"/>
       <w:pPr>
-        <w:ind w:left="720" w:hanging="480"/>
-      </w:pPr>
+        <w:ind w:left="720" w:hanging="360"/>
+      </w:pPr>
+      <w:rPr>
+        <w:rFonts w:ascii="Symbol" w:hAnsi="Symbol" w:cs="Symbol" w:hint="default"/>
+      </w:rPr>
     </w:lvl>
     <w:lvl w:ilvl="1">
       <w:numFmt w:val="bullet"/>
-      <w:lvlText w:val="–"/>
+      <w:lvlText w:val="o"/>
       <w:lvlJc w:val="left"/>
       <w:pPr>
-        <w:ind w:left="1440" w:hanging="480"/>
-      </w:pPr>
+        <w:ind w:left="1440" w:hanging="360"/>
+      </w:pPr>
+      <w:rPr>
+        <w:rFonts w:ascii="Courier New" w:hAnsi="Courier New" w:cs="Courier New" w:hint="default"/>
+      </w:rPr>
     </w:lvl>
     <w:lvl w:ilvl="2">
       <w:numFmt w:val="bullet"/>
-      <w:lvlText w:val="•"/>
+      <w:lvlText w:val=""/>
       <w:lvlJc w:val="left"/>
       <w:pPr>
-        <w:ind w:left="2160" w:hanging="480"/>
-      </w:pPr>
+        <w:ind w:left="2160" w:hanging="360"/>
+      </w:pPr>
+      <w:rPr>
+        <w:rFonts w:ascii="Wingdings" w:hAnsi="Wingdings" w:cs="Wingdings" w:hint="default"/>
+      </w:rPr>
     </w:lvl>
     <w:lvl w:ilvl="3">
       <w:numFmt w:val="bullet"/>
-      <w:lvlText w:val="–"/>
+      <w:lvlText w:val=""/>
       <w:lvlJc w:val="left"/>
       <w:pPr>
-        <w:ind w:left="2880" w:hanging="480"/>
-      </w:pPr>
+        <w:ind w:left="2880" w:hanging="360"/>
+      </w:pPr>
+      <w:rPr>
+        <w:rFonts w:ascii="Symbol" w:hAnsi="Symbol" w:cs="Symbol" w:hint="default"/>
+      </w:rPr>
     </w:lvl>
     <w:lvl w:ilvl="4">
       <w:numFmt w:val="bullet"/>
-      <w:lvlText w:val="•"/>
+      <w:lvlText w:val="o"/>
       <w:lvlJc w:val="left"/>
       <w:pPr>
-        <w:ind w:left="3600" w:hanging="480"/>
-      </w:pPr>
+        <w:ind w:left="3600" w:hanging="360"/>
+      </w:pPr>
+      <w:rPr>
+        <w:rFonts w:ascii="Courier New" w:hAnsi="Courier New" w:cs="Courier New" w:hint="default"/>
+      </w:rPr>
     </w:lvl>
     <w:lvl w:ilvl="5">
       <w:numFmt w:val="bullet"/>
-      <w:lvlText w:val="–"/>
+      <w:lvlText w:val=""/>
       <w:lvlJc w:val="left"/>
       <w:pPr>
-        <w:ind w:left="4320" w:hanging="480"/>
-      </w:pPr>
+        <w:ind w:left="4320" w:hanging="360"/>
+      </w:pPr>
+      <w:rPr>
+        <w:rFonts w:ascii="Wingdings" w:hAnsi="Wingdings" w:cs="Wingdings" w:hint="default"/>
+      </w:rPr>
     </w:lvl>
     <w:lvl w:ilvl="6">
       <w:numFmt w:val="bullet"/>
-      <w:lvlText w:val="•"/>
+      <w:lvlText w:val=""/>
       <w:lvlJc w:val="left"/>
       <w:pPr>
-        <w:ind w:left="5040" w:hanging="480"/>
-      </w:pPr>
+        <w:ind w:left="5040" w:hanging="360"/>
+      </w:pPr>
+      <w:rPr>
+        <w:rFonts w:ascii="Symbol" w:hAnsi="Symbol" w:cs="Symbol" w:hint="default"/>
+      </w:rPr>
     </w:lvl>
     <w:lvl w:ilvl="7">
       <w:numFmt w:val="bullet"/>
-      <w:lvlText w:val="–"/>
+      <w:lvlText w:val="o"/>
       <w:lvlJc w:val="left"/>
       <w:pPr>
-        <w:ind w:left="5760" w:hanging="480"/>
-      </w:pPr>
+        <w:ind w:left="5760" w:hanging="360"/>
+      </w:pPr>
+      <w:rPr>
+        <w:rFonts w:ascii="Courier New" w:hAnsi="Courier New" w:cs="Courier New" w:hint="default"/>
+      </w:rPr>
     </w:lvl>
     <w:lvl w:ilvl="8">
       <w:numFmt w:val="bullet"/>
-      <w:lvlText w:val="•"/>
+      <w:lvlText w:val=""/>
       <w:lvlJc w:val="left"/>
       <w:pPr>
-        <w:ind w:left="6480" w:hanging="480"/>
-      </w:pPr>
+        <w:ind w:left="6480" w:hanging="360"/>
+      </w:pPr>
+      <w:rPr>
+        <w:rFonts w:ascii="Wingdings" w:hAnsi="Wingdings" w:cs="Wingdings" w:hint="default"/>
+      </w:rPr>
     </w:lvl>
   </w:abstractNum>
   <w:num w:numId="1000">
@@ -796,10 +851,10 @@
     <w:name w:val="Body Text"/>
     <w:basedOn w:val="Normal"/>
     <w:link w:val="BodyTextChar"/>
+    <w:qFormat/>
     <w:pPr>
       <w:spacing w:after="180" w:before="180"/>
     </w:pPr>
-    <w:qFormat/>
   </w:style>
   <w:style w:customStyle="1" w:styleId="FirstParagraph" w:type="paragraph">
     <w:name w:val="First Paragraph"/>
@@ -819,36 +874,69 @@
     <w:name w:val="Title"/>
     <w:basedOn w:val="Normal"/>
     <w:next w:val="BodyText"/>
-    <w:qFormat/>
-    <w:pPr>
-      <w:keepNext/>
-      <w:keepLines/>
-      <w:spacing w:after="240" w:before="480"/>
+    <w:link w:val="TitleChar"/>
+    <w:uiPriority w:val="10"/>
+    <w:qFormat/>
+    <w:rsid w:val="00A10FD9"/>
+    <w:pPr>
+      <w:spacing w:after="80" w:line="240" w:lineRule="auto"/>
+      <w:contextualSpacing/>
       <w:jc w:val="center"/>
     </w:pPr>
     <w:rPr>
       <w:rFonts w:asciiTheme="majorHAnsi" w:cstheme="majorBidi" w:eastAsiaTheme="majorEastAsia" w:hAnsiTheme="majorHAnsi"/>
-      <w:b/>
-      <w:bCs/>
-      <w:color w:themeColor="accent1" w:themeShade="B5" w:val="345A8A"/>
-      <w:sz w:val="36"/>
-      <w:szCs w:val="36"/>
+      <w:spacing w:val="-10"/>
+      <w:kern w:val="28"/>
+      <w:sz w:val="56"/>
+      <w:szCs w:val="56"/>
+    </w:rPr>
+  </w:style>
+  <w:style w:customStyle="1" w:styleId="TitleChar" w:type="character">
+    <w:name w:val="Title Char"/>
+    <w:basedOn w:val="DefaultParagraphFont"/>
+    <w:link w:val="Title"/>
+    <w:uiPriority w:val="10"/>
+    <w:rsid w:val="00A10FD9"/>
+    <w:rPr>
+      <w:rFonts w:asciiTheme="majorHAnsi" w:cstheme="majorBidi" w:eastAsiaTheme="majorEastAsia" w:hAnsiTheme="majorHAnsi"/>
+      <w:spacing w:val="-10"/>
+      <w:kern w:val="28"/>
+      <w:sz w:val="56"/>
+      <w:szCs w:val="56"/>
     </w:rPr>
   </w:style>
   <w:style w:styleId="Subtitle" w:type="paragraph">
     <w:name w:val="Subtitle"/>
     <w:basedOn w:val="Title"/>
     <w:next w:val="BodyText"/>
-    <w:qFormat/>
-    <w:pPr>
-      <w:keepNext/>
-      <w:keepLines/>
-      <w:spacing w:after="240" w:before="240"/>
-      <w:jc w:val="center"/>
-    </w:pPr>
-    <w:rPr>
-      <w:sz w:val="30"/>
-      <w:szCs w:val="30"/>
+    <w:link w:val="SubtitleChar"/>
+    <w:uiPriority w:val="11"/>
+    <w:qFormat/>
+    <w:rsid w:val="00A10FD9"/>
+    <w:pPr>
+      <w:numPr>
+        <w:ilvl w:val="1"/>
+      </w:numPr>
+    </w:pPr>
+    <w:rPr>
+      <w:rFonts w:cstheme="majorBidi" w:eastAsiaTheme="majorEastAsia"/>
+      <w:spacing w:val="15"/>
+      <w:sz w:val="28"/>
+      <w:szCs w:val="28"/>
+    </w:rPr>
+  </w:style>
+  <w:style w:customStyle="1" w:styleId="SubtitleChar" w:type="character">
+    <w:name w:val="Subtitle Char"/>
+    <w:basedOn w:val="DefaultParagraphFont"/>
+    <w:link w:val="Subtitle"/>
+    <w:uiPriority w:val="11"/>
+    <w:rsid w:val="00A10FD9"/>
+    <w:rPr>
+      <w:rFonts w:cstheme="majorBidi" w:eastAsiaTheme="majorEastAsia"/>
+      <w:color w:themeColor="text1" w:themeTint="A6" w:val="595959"/>
+      <w:spacing w:val="15"/>
+      <w:sz w:val="28"/>
+      <w:szCs w:val="28"/>
     </w:rPr>
   </w:style>
   <w:style w:customStyle="1" w:styleId="Author" w:type="paragraph">
@@ -879,15 +967,13 @@
     <w:pPr>
       <w:keepNext/>
       <w:keepLines/>
+      <w:spacing w:after="0" w:before="300"/>
       <w:jc w:val="center"/>
-      <w:spacing w:after="0" w:before="300"/>
-    </w:pPr>
-    <w:rPr>
+    </w:pPr>
+    <w:rPr>
+      <w:b/>
       <w:sz w:val="20"/>
       <w:szCs w:val="20"/>
-      <w:b/>
-      <w:color w:val="345A8A"/>
-      &gt;
     </w:rPr>
   </w:style>
   <w:style w:customStyle="1" w:styleId="Abstract" w:type="paragraph">
@@ -914,191 +1000,321 @@
     <w:rPr/>
   </w:style>
   <w:style w:styleId="Heading1" w:type="paragraph">
-    <w:name w:val="Heading 1"/>
+    <w:name w:val="heading 1"/>
     <w:basedOn w:val="Normal"/>
     <w:next w:val="BodyText"/>
+    <w:link w:val="Heading1Char"/>
     <w:uiPriority w:val="9"/>
     <w:qFormat/>
+    <w:rsid w:val="00A10FD9"/>
     <w:pPr>
       <w:keepNext/>
       <w:keepLines/>
-      <w:spacing w:after="0" w:before="480"/>
+      <w:spacing w:after="80" w:before="360"/>
       <w:outlineLvl w:val="0"/>
     </w:pPr>
     <w:rPr>
       <w:rFonts w:asciiTheme="majorHAnsi" w:cstheme="majorBidi" w:eastAsiaTheme="majorEastAsia" w:hAnsiTheme="majorHAnsi"/>
-      <w:b/>
-      <w:bCs/>
-      <w:color w:themeColor="accent1" w:val="4F81BD"/>
+      <w:color w:themeColor="accent1" w:themeShade="BF" w:val="0F4761"/>
+      <w:sz w:val="40"/>
+      <w:szCs w:val="40"/>
+    </w:rPr>
+  </w:style>
+  <w:style w:styleId="Heading2" w:type="paragraph">
+    <w:name w:val="heading 2"/>
+    <w:basedOn w:val="Normal"/>
+    <w:next w:val="BodyText"/>
+    <w:link w:val="Heading2Char"/>
+    <w:uiPriority w:val="9"/>
+    <w:semiHidden/>
+    <w:unhideWhenUsed/>
+    <w:qFormat/>
+    <w:rsid w:val="00A10FD9"/>
+    <w:pPr>
+      <w:keepNext/>
+      <w:keepLines/>
+      <w:spacing w:after="80" w:before="160"/>
+      <w:outlineLvl w:val="1"/>
+    </w:pPr>
+    <w:rPr>
+      <w:rFonts w:asciiTheme="majorHAnsi" w:cstheme="majorBidi" w:eastAsiaTheme="majorEastAsia" w:hAnsiTheme="majorHAnsi"/>
+      <w:color w:themeColor="accent1" w:themeShade="BF" w:val="0F4761"/>
       <w:sz w:val="32"/>
       <w:szCs w:val="32"/>
     </w:rPr>
   </w:style>
-  <w:style w:styleId="Heading2" w:type="paragraph">
-    <w:name w:val="Heading 2"/>
+  <w:style w:styleId="Heading3" w:type="paragraph">
+    <w:name w:val="heading 3"/>
     <w:basedOn w:val="Normal"/>
     <w:next w:val="BodyText"/>
+    <w:link w:val="Heading3Char"/>
     <w:uiPriority w:val="9"/>
+    <w:semiHidden/>
     <w:unhideWhenUsed/>
     <w:qFormat/>
+    <w:rsid w:val="00A10FD9"/>
     <w:pPr>
       <w:keepNext/>
       <w:keepLines/>
-      <w:spacing w:after="0" w:before="200"/>
-      <w:outlineLvl w:val="1"/>
-    </w:pPr>
-    <w:rPr>
-      <w:rFonts w:asciiTheme="majorHAnsi" w:cstheme="majorBidi" w:eastAsiaTheme="majorEastAsia" w:hAnsiTheme="majorHAnsi"/>
-      <w:b/>
-      <w:bCs/>
-      <w:color w:themeColor="accent1" w:val="4F81BD"/>
+      <w:spacing w:after="80" w:before="160"/>
+      <w:outlineLvl w:val="2"/>
+    </w:pPr>
+    <w:rPr>
+      <w:rFonts w:cstheme="majorBidi" w:eastAsiaTheme="majorEastAsia"/>
+      <w:color w:themeColor="accent1" w:themeShade="BF" w:val="0F4761"/>
       <w:sz w:val="28"/>
       <w:szCs w:val="28"/>
     </w:rPr>
   </w:style>
-  <w:style w:styleId="Heading3" w:type="paragraph">
-    <w:name w:val="Heading 3"/>
+  <w:style w:styleId="Heading4" w:type="paragraph">
+    <w:name w:val="heading 4"/>
     <w:basedOn w:val="Normal"/>
     <w:next w:val="BodyText"/>
+    <w:link w:val="Heading4Char"/>
     <w:uiPriority w:val="9"/>
+    <w:semiHidden/>
     <w:unhideWhenUsed/>
     <w:qFormat/>
+    <w:rsid w:val="00A10FD9"/>
     <w:pPr>
       <w:keepNext/>
       <w:keepLines/>
-      <w:spacing w:after="0" w:before="200"/>
-      <w:outlineLvl w:val="2"/>
-    </w:pPr>
-    <w:rPr>
-      <w:rFonts w:asciiTheme="majorHAnsi" w:cstheme="majorBidi" w:eastAsiaTheme="majorEastAsia" w:hAnsiTheme="majorHAnsi"/>
-      <w:b/>
-      <w:bCs/>
-      <w:color w:themeColor="accent1" w:val="4F81BD"/>
-      <w:sz w:val="24"/>
-      <w:szCs w:val="24"/>
-    </w:rPr>
-  </w:style>
-  <w:style w:styleId="Heading4" w:type="paragraph">
-    <w:name w:val="Heading 4"/>
+      <w:spacing w:after="40" w:before="80"/>
+      <w:outlineLvl w:val="3"/>
+    </w:pPr>
+    <w:rPr>
+      <w:rFonts w:cstheme="majorBidi" w:eastAsiaTheme="majorEastAsia"/>
+      <w:i/>
+      <w:iCs/>
+      <w:color w:themeColor="accent1" w:themeShade="BF" w:val="0F4761"/>
+    </w:rPr>
+  </w:style>
+  <w:style w:styleId="Heading5" w:type="paragraph">
+    <w:name w:val="heading 5"/>
     <w:basedOn w:val="Normal"/>
     <w:next w:val="BodyText"/>
+    <w:link w:val="Heading5Char"/>
     <w:uiPriority w:val="9"/>
+    <w:semiHidden/>
     <w:unhideWhenUsed/>
     <w:qFormat/>
+    <w:rsid w:val="00A10FD9"/>
     <w:pPr>
       <w:keepNext/>
       <w:keepLines/>
-      <w:spacing w:after="0" w:before="200"/>
-      <w:outlineLvl w:val="3"/>
-    </w:pPr>
-    <w:rPr>
-      <w:rFonts w:asciiTheme="majorHAnsi" w:cstheme="majorBidi" w:eastAsiaTheme="majorEastAsia" w:hAnsiTheme="majorHAnsi"/>
-      <w:i/>
-      <w:bCs/>
-      <w:color w:themeColor="accent1" w:val="4F81BD"/>
-      <w:sz w:val="24"/>
-      <w:szCs w:val="24"/>
-    </w:rPr>
-  </w:style>
-  <w:style w:styleId="Heading5" w:type="paragraph">
-    <w:name w:val="Heading 5"/>
+      <w:spacing w:after="40" w:before="80"/>
+      <w:outlineLvl w:val="4"/>
+    </w:pPr>
+    <w:rPr>
+      <w:rFonts w:cstheme="majorBidi" w:eastAsiaTheme="majorEastAsia"/>
+      <w:color w:themeColor="accent1" w:themeShade="BF" w:val="0F4761"/>
+    </w:rPr>
+  </w:style>
+  <w:style w:styleId="Heading6" w:type="paragraph">
+    <w:name w:val="heading 6"/>
     <w:basedOn w:val="Normal"/>
     <w:next w:val="BodyText"/>
+    <w:link w:val="Heading6Char"/>
     <w:uiPriority w:val="9"/>
+    <w:semiHidden/>
     <w:unhideWhenUsed/>
     <w:qFormat/>
+    <w:rsid w:val="00A10FD9"/>
     <w:pPr>
       <w:keepNext/>
       <w:keepLines/>
-      <w:spacing w:after="0" w:before="200"/>
-      <w:outlineLvl w:val="4"/>
-    </w:pPr>
-    <w:rPr>
-      <w:rFonts w:asciiTheme="majorHAnsi" w:cstheme="majorBidi" w:eastAsiaTheme="majorEastAsia" w:hAnsiTheme="majorHAnsi"/>
+      <w:spacing w:after="0" w:before="40"/>
+      <w:outlineLvl w:val="5"/>
+    </w:pPr>
+    <w:rPr>
+      <w:rFonts w:cstheme="majorBidi" w:eastAsiaTheme="majorEastAsia"/>
+      <w:i/>
       <w:iCs/>
-      <w:color w:themeColor="accent1" w:val="4F81BD"/>
-      <w:sz w:val="24"/>
-      <w:szCs w:val="24"/>
-    </w:rPr>
-  </w:style>
-  <w:style w:styleId="Heading6" w:type="paragraph">
-    <w:name w:val="Heading 6"/>
+      <w:color w:themeColor="text1" w:themeTint="A6" w:val="595959"/>
+    </w:rPr>
+  </w:style>
+  <w:style w:styleId="Heading7" w:type="paragraph">
+    <w:name w:val="heading 7"/>
     <w:basedOn w:val="Normal"/>
     <w:next w:val="BodyText"/>
+    <w:link w:val="Heading7Char"/>
     <w:uiPriority w:val="9"/>
+    <w:semiHidden/>
     <w:unhideWhenUsed/>
     <w:qFormat/>
+    <w:rsid w:val="00A10FD9"/>
     <w:pPr>
       <w:keepNext/>
       <w:keepLines/>
-      <w:spacing w:after="0" w:before="200"/>
-      <w:outlineLvl w:val="5"/>
-    </w:pPr>
-    <w:rPr>
-      <w:rFonts w:asciiTheme="majorHAnsi" w:cstheme="majorBidi" w:eastAsiaTheme="majorEastAsia" w:hAnsiTheme="majorHAnsi"/>
-      <w:color w:themeColor="accent1" w:val="4F81BD"/>
-      <w:sz w:val="24"/>
-      <w:szCs w:val="24"/>
-    </w:rPr>
-  </w:style>
-  <w:style w:styleId="Heading7" w:type="paragraph">
-    <w:name w:val="Heading 7"/>
+      <w:spacing w:after="0" w:before="40"/>
+      <w:outlineLvl w:val="6"/>
+    </w:pPr>
+    <w:rPr>
+      <w:rFonts w:cstheme="majorBidi" w:eastAsiaTheme="majorEastAsia"/>
+      <w:color w:themeColor="text1" w:themeTint="A6" w:val="595959"/>
+    </w:rPr>
+  </w:style>
+  <w:style w:styleId="Heading8" w:type="paragraph">
+    <w:name w:val="heading 8"/>
     <w:basedOn w:val="Normal"/>
     <w:next w:val="BodyText"/>
+    <w:link w:val="Heading8Char"/>
     <w:uiPriority w:val="9"/>
+    <w:semiHidden/>
     <w:unhideWhenUsed/>
     <w:qFormat/>
+    <w:rsid w:val="00A10FD9"/>
     <w:pPr>
       <w:keepNext/>
       <w:keepLines/>
-      <w:spacing w:after="0" w:before="200"/>
-      <w:outlineLvl w:val="6"/>
-    </w:pPr>
-    <w:rPr>
-      <w:rFonts w:asciiTheme="majorHAnsi" w:cstheme="majorBidi" w:eastAsiaTheme="majorEastAsia" w:hAnsiTheme="majorHAnsi"/>
-      <w:color w:themeColor="accent1" w:val="4F81BD"/>
-      <w:sz w:val="24"/>
-      <w:szCs w:val="24"/>
-    </w:rPr>
-  </w:style>
-  <w:style w:styleId="Heading8" w:type="paragraph">
-    <w:name w:val="Heading 8"/>
+      <w:spacing w:after="0"/>
+      <w:outlineLvl w:val="7"/>
+    </w:pPr>
+    <w:rPr>
+      <w:rFonts w:cstheme="majorBidi" w:eastAsiaTheme="majorEastAsia"/>
+      <w:i/>
+      <w:iCs/>
+      <w:color w:themeColor="text1" w:themeTint="D8" w:val="272727"/>
+    </w:rPr>
+  </w:style>
+  <w:style w:styleId="Heading9" w:type="paragraph">
+    <w:name w:val="heading 9"/>
     <w:basedOn w:val="Normal"/>
     <w:next w:val="BodyText"/>
+    <w:link w:val="Heading9Char"/>
     <w:uiPriority w:val="9"/>
+    <w:semiHidden/>
     <w:unhideWhenUsed/>
     <w:qFormat/>
+    <w:rsid w:val="00A10FD9"/>
     <w:pPr>
       <w:keepNext/>
       <w:keepLines/>
-      <w:spacing w:after="0" w:before="200"/>
-      <w:outlineLvl w:val="7"/>
-    </w:pPr>
+      <w:spacing w:after="0"/>
+      <w:outlineLvl w:val="8"/>
+    </w:pPr>
+    <w:rPr>
+      <w:rFonts w:cstheme="majorBidi" w:eastAsiaTheme="majorEastAsia"/>
+      <w:color w:themeColor="text1" w:themeTint="D8" w:val="272727"/>
+    </w:rPr>
+  </w:style>
+  <w:style w:customStyle="1" w:styleId="Heading1Char" w:type="character">
+    <w:name w:val="Heading 1 Char"/>
+    <w:basedOn w:val="DefaultParagraphFont"/>
+    <w:link w:val="Heading1"/>
+    <w:uiPriority w:val="9"/>
+    <w:rsid w:val="00A10FD9"/>
     <w:rPr>
       <w:rFonts w:asciiTheme="majorHAnsi" w:cstheme="majorBidi" w:eastAsiaTheme="majorEastAsia" w:hAnsiTheme="majorHAnsi"/>
-      <w:color w:themeColor="accent1" w:val="4F81BD"/>
-      <w:sz w:val="24"/>
-      <w:szCs w:val="24"/>
-    </w:rPr>
-  </w:style>
-  <w:style w:styleId="Heading9" w:type="paragraph">
-    <w:name w:val="Heading 9"/>
-    <w:basedOn w:val="Normal"/>
-    <w:next w:val="BodyText"/>
+      <w:color w:themeColor="accent1" w:themeShade="BF" w:val="0F4761"/>
+      <w:sz w:val="40"/>
+      <w:szCs w:val="40"/>
+    </w:rPr>
+  </w:style>
+  <w:style w:customStyle="1" w:styleId="Heading2Char" w:type="character">
+    <w:name w:val="Heading 2 Char"/>
+    <w:basedOn w:val="DefaultParagraphFont"/>
+    <w:link w:val="Heading2"/>
     <w:uiPriority w:val="9"/>
-    <w:unhideWhenUsed/>
-    <w:qFormat/>
-    <w:pPr>
-      <w:keepNext/>
-      <w:keepLines/>
-      <w:spacing w:after="0" w:before="200"/>
-      <w:outlineLvl w:val="8"/>
-    </w:pPr>
+    <w:semiHidden/>
+    <w:rsid w:val="00A10FD9"/>
     <w:rPr>
       <w:rFonts w:asciiTheme="majorHAnsi" w:cstheme="majorBidi" w:eastAsiaTheme="majorEastAsia" w:hAnsiTheme="majorHAnsi"/>
-      <w:color w:themeColor="accent1" w:val="4F81BD"/>
-      <w:sz w:val="24"/>
-      <w:szCs w:val="24"/>
+      <w:color w:themeColor="accent1" w:themeShade="BF" w:val="0F4761"/>
+      <w:sz w:val="32"/>
+      <w:szCs w:val="32"/>
+    </w:rPr>
+  </w:style>
+  <w:style w:customStyle="1" w:styleId="Heading3Char" w:type="character">
+    <w:name w:val="Heading 3 Char"/>
+    <w:basedOn w:val="DefaultParagraphFont"/>
+    <w:link w:val="Heading3"/>
+    <w:uiPriority w:val="9"/>
+    <w:semiHidden/>
+    <w:rsid w:val="00A10FD9"/>
+    <w:rPr>
+      <w:rFonts w:cstheme="majorBidi" w:eastAsiaTheme="majorEastAsia"/>
+      <w:color w:themeColor="accent1" w:themeShade="BF" w:val="0F4761"/>
+      <w:sz w:val="28"/>
+      <w:szCs w:val="28"/>
+    </w:rPr>
+  </w:style>
+  <w:style w:customStyle="1" w:styleId="Heading4Char" w:type="character">
+    <w:name w:val="Heading 4 Char"/>
+    <w:basedOn w:val="DefaultParagraphFont"/>
+    <w:link w:val="Heading4"/>
+    <w:uiPriority w:val="9"/>
+    <w:semiHidden/>
+    <w:rsid w:val="00A10FD9"/>
+    <w:rPr>
+      <w:rFonts w:cstheme="majorBidi" w:eastAsiaTheme="majorEastAsia"/>
+      <w:i/>
+      <w:iCs/>
+      <w:color w:themeColor="accent1" w:themeShade="BF" w:val="0F4761"/>
+    </w:rPr>
+  </w:style>
+  <w:style w:customStyle="1" w:styleId="Heading5Char" w:type="character">
+    <w:name w:val="Heading 5 Char"/>
+    <w:basedOn w:val="DefaultParagraphFont"/>
+    <w:link w:val="Heading5"/>
+    <w:uiPriority w:val="9"/>
+    <w:semiHidden/>
+    <w:rsid w:val="00A10FD9"/>
+    <w:rPr>
+      <w:rFonts w:cstheme="majorBidi" w:eastAsiaTheme="majorEastAsia"/>
+      <w:color w:themeColor="accent1" w:themeShade="BF" w:val="0F4761"/>
+    </w:rPr>
+  </w:style>
+  <w:style w:customStyle="1" w:styleId="Heading6Char" w:type="character">
+    <w:name w:val="Heading 6 Char"/>
+    <w:basedOn w:val="DefaultParagraphFont"/>
+    <w:link w:val="Heading6"/>
+    <w:uiPriority w:val="9"/>
+    <w:semiHidden/>
+    <w:rsid w:val="00A10FD9"/>
+    <w:rPr>
+      <w:rFonts w:cstheme="majorBidi" w:eastAsiaTheme="majorEastAsia"/>
+      <w:i/>
+      <w:iCs/>
+      <w:color w:themeColor="text1" w:themeTint="A6" w:val="595959"/>
+    </w:rPr>
+  </w:style>
+  <w:style w:customStyle="1" w:styleId="Heading7Char" w:type="character">
+    <w:name w:val="Heading 7 Char"/>
+    <w:basedOn w:val="DefaultParagraphFont"/>
+    <w:link w:val="Heading7"/>
+    <w:uiPriority w:val="9"/>
+    <w:semiHidden/>
+    <w:rsid w:val="00A10FD9"/>
+    <w:rPr>
+      <w:rFonts w:cstheme="majorBidi" w:eastAsiaTheme="majorEastAsia"/>
+      <w:color w:themeColor="text1" w:themeTint="A6" w:val="595959"/>
+    </w:rPr>
+  </w:style>
+  <w:style w:customStyle="1" w:styleId="Heading8Char" w:type="character">
+    <w:name w:val="Heading 8 Char"/>
+    <w:basedOn w:val="DefaultParagraphFont"/>
+    <w:link w:val="Heading8"/>
+    <w:uiPriority w:val="9"/>
+    <w:semiHidden/>
+    <w:rsid w:val="00A10FD9"/>
+    <w:rPr>
+      <w:rFonts w:cstheme="majorBidi" w:eastAsiaTheme="majorEastAsia"/>
+      <w:i/>
+      <w:iCs/>
+      <w:color w:themeColor="text1" w:themeTint="D8" w:val="272727"/>
+    </w:rPr>
+  </w:style>
+  <w:style w:customStyle="1" w:styleId="Heading9Char" w:type="character">
+    <w:name w:val="Heading 9 Char"/>
+    <w:basedOn w:val="DefaultParagraphFont"/>
+    <w:link w:val="Heading9"/>
+    <w:uiPriority w:val="9"/>
+    <w:semiHidden/>
+    <w:rsid w:val="00A10FD9"/>
+    <w:rPr>
+      <w:rFonts w:cstheme="majorBidi" w:eastAsiaTheme="majorEastAsia"/>
+      <w:color w:themeColor="text1" w:themeTint="D8" w:val="272727"/>
     </w:rPr>
   </w:style>
   <w:style w:styleId="BlockText" w:type="paragraph">
@@ -1120,6 +1336,18 @@
     <w:uiPriority w:val="9"/>
     <w:unhideWhenUsed/>
     <w:qFormat/>
+  </w:style>
+  <w:style w:styleId="FootnoteBlockText" w:type="paragraph">
+    <w:name w:val="Footnote Block Text"/>
+    <w:basedOn w:val="FootnoteText"/>
+    <w:next w:val="FootnoteText"/>
+    <w:uiPriority w:val="9"/>
+    <w:unhideWhenUsed/>
+    <w:qFormat/>
+    <w:pPr>
+      <w:spacing w:after="100" w:before="100"/>
+      <w:ind w:firstLine="0" w:left="480" w:right="480"/>
+    </w:pPr>
   </w:style>
   <w:style w:default="1" w:styleId="DefaultParagraphFont" w:type="character">
     <w:name w:val="Default Paragraph Font"/>
@@ -1150,10 +1378,10 @@
         <w:jc w:val="left"/>
       </w:trPr>
       <w:tcPr>
-        <w:vAlign w:val="bottom"/>
         <w:tcBorders>
           <w:bottom w:val="single"/>
         </w:tcBorders>
+        <w:vAlign w:val="bottom"/>
       </w:tcPr>
     </w:tblStylePr>
   </w:style>
@@ -1268,8 +1496,8 @@
     <w:name w:val="KeywordTok"/>
     <w:basedOn w:val="VerbatimChar"/>
     <w:rPr>
+      <w:b/>
       <w:color w:val="007020"/>
-      <w:b/>
     </w:rPr>
   </w:style>
   <w:style w:type="character" w:customStyle="1" w:styleId="DataTypeTok">
@@ -1346,42 +1574,42 @@
     <w:name w:val="ImportTok"/>
     <w:basedOn w:val="VerbatimChar"/>
     <w:rPr>
+      <w:b/>
       <w:color w:val="008000"/>
-      <w:b/>
     </w:rPr>
   </w:style>
   <w:style w:type="character" w:customStyle="1" w:styleId="CommentTok">
     <w:name w:val="CommentTok"/>
     <w:basedOn w:val="VerbatimChar"/>
     <w:rPr>
+      <w:i/>
       <w:color w:val="60a0b0"/>
-      <w:i/>
     </w:rPr>
   </w:style>
   <w:style w:type="character" w:customStyle="1" w:styleId="DocumentationTok">
     <w:name w:val="DocumentationTok"/>
     <w:basedOn w:val="VerbatimChar"/>
     <w:rPr>
+      <w:i/>
       <w:color w:val="ba2121"/>
-      <w:i/>
     </w:rPr>
   </w:style>
   <w:style w:type="character" w:customStyle="1" w:styleId="AnnotationTok">
     <w:name w:val="AnnotationTok"/>
     <w:basedOn w:val="VerbatimChar"/>
     <w:rPr>
-      <w:color w:val="60a0b0"/>
       <w:b/>
       <w:i/>
+      <w:color w:val="60a0b0"/>
     </w:rPr>
   </w:style>
   <w:style w:type="character" w:customStyle="1" w:styleId="CommentVarTok">
     <w:name w:val="CommentVarTok"/>
     <w:basedOn w:val="VerbatimChar"/>
     <w:rPr>
-      <w:color w:val="60a0b0"/>
       <w:b/>
       <w:i/>
+      <w:color w:val="60a0b0"/>
     </w:rPr>
   </w:style>
   <w:style w:type="character" w:customStyle="1" w:styleId="OtherTok">
@@ -1409,8 +1637,8 @@
     <w:name w:val="ControlFlowTok"/>
     <w:basedOn w:val="VerbatimChar"/>
     <w:rPr>
+      <w:b/>
       <w:color w:val="007020"/>
-      <w:b/>
     </w:rPr>
   </w:style>
   <w:style w:type="character" w:customStyle="1" w:styleId="OperatorTok">
@@ -1455,34 +1683,34 @@
     <w:name w:val="InformationTok"/>
     <w:basedOn w:val="VerbatimChar"/>
     <w:rPr>
-      <w:color w:val="60a0b0"/>
       <w:b/>
       <w:i/>
+      <w:color w:val="60a0b0"/>
     </w:rPr>
   </w:style>
   <w:style w:type="character" w:customStyle="1" w:styleId="WarningTok">
     <w:name w:val="WarningTok"/>
     <w:basedOn w:val="VerbatimChar"/>
     <w:rPr>
-      <w:color w:val="60a0b0"/>
       <w:b/>
       <w:i/>
+      <w:color w:val="60a0b0"/>
     </w:rPr>
   </w:style>
   <w:style w:type="character" w:customStyle="1" w:styleId="AlertTok">
     <w:name w:val="AlertTok"/>
     <w:basedOn w:val="VerbatimChar"/>
     <w:rPr>
+      <w:b/>
       <w:color w:val="ff0000"/>
-      <w:b/>
     </w:rPr>
   </w:style>
   <w:style w:type="character" w:customStyle="1" w:styleId="ErrorTok">
     <w:name w:val="ErrorTok"/>
     <w:basedOn w:val="VerbatimChar"/>
     <w:rPr>
+      <w:b/>
       <w:color w:val="ff0000"/>
-      <w:b/>
     </w:rPr>
   </w:style>
   <w:style w:type="character" w:customStyle="1" w:styleId="NormalTok">
@@ -1504,44 +1732,44 @@
         <a:sysClr val="window" lastClr="FFFFFF"/>
       </a:lt1>
       <a:dk2>
-        <a:srgbClr val="1F497D"/>
+        <a:srgbClr val="0E2841"/>
       </a:dk2>
       <a:lt2>
-        <a:srgbClr val="EEECE1"/>
+        <a:srgbClr val="E8E8E8"/>
       </a:lt2>
       <a:accent1>
-        <a:srgbClr val="4F81BD"/>
+        <a:srgbClr val="156082"/>
       </a:accent1>
       <a:accent2>
-        <a:srgbClr val="C0504D"/>
+        <a:srgbClr val="E97132"/>
       </a:accent2>
       <a:accent3>
-        <a:srgbClr val="9BBB59"/>
+        <a:srgbClr val="196B24"/>
       </a:accent3>
       <a:accent4>
-        <a:srgbClr val="8064A2"/>
+        <a:srgbClr val="0F9ED5"/>
       </a:accent4>
       <a:accent5>
-        <a:srgbClr val="4BACC6"/>
+        <a:srgbClr val="A02B93"/>
       </a:accent5>
       <a:accent6>
-        <a:srgbClr val="F79646"/>
+        <a:srgbClr val="4EA72E"/>
       </a:accent6>
       <a:hlink>
-        <a:srgbClr val="0000FF"/>
+        <a:srgbClr val="467886"/>
       </a:hlink>
       <a:folHlink>
-        <a:srgbClr val="800080"/>
+        <a:srgbClr val="96607D"/>
       </a:folHlink>
     </a:clrScheme>
     <a:fontScheme name="Office">
       <a:majorFont>
-        <a:latin typeface="Calibri"/>
+        <a:latin typeface="Aptos Display" panose="02110004020202020204"/>
         <a:ea typeface=""/>
         <a:cs typeface=""/>
-        <a:font script="Jpan" typeface="ＭＳ ゴシック"/>
+        <a:font script="Jpan" typeface="游ゴシック Light"/>
         <a:font script="Hang" typeface="맑은 고딕"/>
-        <a:font script="Hans" typeface="宋体"/>
+        <a:font script="Hans" typeface="等线 Light"/>
         <a:font script="Hant" typeface="新細明體"/>
         <a:font script="Arab" typeface="Times New Roman"/>
         <a:font script="Hebr" typeface="Times New Roman"/>
@@ -1568,14 +1796,32 @@
         <a:font script="Mong" typeface="Mongolian Baiti"/>
         <a:font script="Viet" typeface="Times New Roman"/>
         <a:font script="Uigh" typeface="Microsoft Uighur"/>
+        <a:font script="Geor" typeface="Sylfaen"/>
+        <a:font script="Armn" typeface="Arial"/>
+        <a:font script="Bugi" typeface="Leelawadee UI"/>
+        <a:font script="Bopo" typeface="Microsoft JhengHei"/>
+        <a:font script="Java" typeface="Javanese Text"/>
+        <a:font script="Lisu" typeface="Segoe UI"/>
+        <a:font script="Mymr" typeface="Myanmar Text"/>
+        <a:font script="Nkoo" typeface="Ebrima"/>
+        <a:font script="Olck" typeface="Nirmala UI"/>
+        <a:font script="Osma" typeface="Ebrima"/>
+        <a:font script="Phag" typeface="Phagspa"/>
+        <a:font script="Syrn" typeface="Estrangelo Edessa"/>
+        <a:font script="Syrj" typeface="Estrangelo Edessa"/>
+        <a:font script="Syre" typeface="Estrangelo Edessa"/>
+        <a:font script="Sora" typeface="Nirmala UI"/>
+        <a:font script="Tale" typeface="Microsoft Tai Le"/>
+        <a:font script="Talu" typeface="Microsoft New Tai Lue"/>
+        <a:font script="Tfng" typeface="Ebrima"/>
       </a:majorFont>
       <a:minorFont>
-        <a:latin typeface="Cambria"/>
+        <a:latin typeface="Aptos" panose="02110004020202020204"/>
         <a:ea typeface=""/>
         <a:cs typeface=""/>
-        <a:font script="Jpan" typeface="ＭＳ 明朝"/>
+        <a:font script="Jpan" typeface="游明朝"/>
         <a:font script="Hang" typeface="맑은 고딕"/>
-        <a:font script="Hans" typeface="宋体"/>
+        <a:font script="Hans" typeface="等线"/>
         <a:font script="Hant" typeface="新細明體"/>
         <a:font script="Arab" typeface="Arial"/>
         <a:font script="Hebr" typeface="Arial"/>
@@ -1602,6 +1848,24 @@
         <a:font script="Mong" typeface="Mongolian Baiti"/>
         <a:font script="Viet" typeface="Arial"/>
         <a:font script="Uigh" typeface="Microsoft Uighur"/>
+        <a:font script="Geor" typeface="Sylfaen"/>
+        <a:font script="Armn" typeface="Arial"/>
+        <a:font script="Bugi" typeface="Leelawadee UI"/>
+        <a:font script="Bopo" typeface="Microsoft JhengHei"/>
+        <a:font script="Java" typeface="Javanese Text"/>
+        <a:font script="Lisu" typeface="Segoe UI"/>
+        <a:font script="Mymr" typeface="Myanmar Text"/>
+        <a:font script="Nkoo" typeface="Ebrima"/>
+        <a:font script="Olck" typeface="Nirmala UI"/>
+        <a:font script="Osma" typeface="Ebrima"/>
+        <a:font script="Phag" typeface="Phagspa"/>
+        <a:font script="Syrn" typeface="Estrangelo Edessa"/>
+        <a:font script="Syrj" typeface="Estrangelo Edessa"/>
+        <a:font script="Syre" typeface="Estrangelo Edessa"/>
+        <a:font script="Sora" typeface="Nirmala UI"/>
+        <a:font script="Tale" typeface="Microsoft Tai Le"/>
+        <a:font script="Talu" typeface="Microsoft New Tai Lue"/>
+        <a:font script="Tfng" typeface="Ebrima"/>
       </a:minorFont>
     </a:fontScheme>
     <a:fmtScheme name="Office">
@@ -1613,200 +1877,141 @@
           <a:gsLst>
             <a:gs pos="0">
               <a:schemeClr val="phClr">
-                <a:tint val="50000"/>
-                <a:satMod val="300000"/>
+                <a:lumMod val="110000"/>
+                <a:satMod val="105000"/>
+                <a:tint val="67000"/>
               </a:schemeClr>
             </a:gs>
-            <a:gs pos="35000">
+            <a:gs pos="50000">
               <a:schemeClr val="phClr">
-                <a:tint val="37000"/>
-                <a:satMod val="300000"/>
+                <a:lumMod val="105000"/>
+                <a:satMod val="103000"/>
+                <a:tint val="73000"/>
               </a:schemeClr>
             </a:gs>
             <a:gs pos="100000">
               <a:schemeClr val="phClr">
-                <a:tint val="15000"/>
-                <a:satMod val="350000"/>
+                <a:lumMod val="105000"/>
+                <a:satMod val="109000"/>
+                <a:tint val="81000"/>
               </a:schemeClr>
             </a:gs>
           </a:gsLst>
-          <a:lin ang="16200000" scaled="1"/>
+          <a:lin ang="5400000" scaled="0"/>
         </a:gradFill>
         <a:gradFill rotWithShape="1">
           <a:gsLst>
             <a:gs pos="0">
               <a:schemeClr val="phClr">
-                <a:tint val="100000"/>
+                <a:satMod val="103000"/>
+                <a:lumMod val="102000"/>
+                <a:tint val="94000"/>
+              </a:schemeClr>
+            </a:gs>
+            <a:gs pos="50000">
+              <a:schemeClr val="phClr">
+                <a:satMod val="110000"/>
+                <a:lumMod val="100000"/>
                 <a:shade val="100000"/>
-                <a:satMod val="130000"/>
               </a:schemeClr>
             </a:gs>
             <a:gs pos="100000">
               <a:schemeClr val="phClr">
-                <a:tint val="50000"/>
-                <a:shade val="100000"/>
-                <a:satMod val="350000"/>
+                <a:lumMod val="99000"/>
+                <a:satMod val="120000"/>
+                <a:shade val="78000"/>
               </a:schemeClr>
             </a:gs>
           </a:gsLst>
-          <a:lin ang="16200000" scaled="0"/>
+          <a:lin ang="5400000" scaled="0"/>
         </a:gradFill>
       </a:fillStyleLst>
       <a:lnStyleLst>
-        <a:ln w="9525" cap="flat" cmpd="sng" algn="ctr">
-          <a:solidFill>
-            <a:schemeClr val="phClr">
-              <a:shade val="95000"/>
-              <a:satMod val="105000"/>
-            </a:schemeClr>
-          </a:solidFill>
-          <a:prstDash val="solid"/>
-        </a:ln>
-        <a:ln w="25400" cap="flat" cmpd="sng" algn="ctr">
+        <a:ln w="6350" cap="flat" cmpd="sng" algn="ctr">
           <a:solidFill>
             <a:schemeClr val="phClr"/>
           </a:solidFill>
           <a:prstDash val="solid"/>
+          <a:miter lim="800000"/>
         </a:ln>
-        <a:ln w="38100" cap="flat" cmpd="sng" algn="ctr">
+        <a:ln w="12700" cap="flat" cmpd="sng" algn="ctr">
           <a:solidFill>
             <a:schemeClr val="phClr"/>
           </a:solidFill>
           <a:prstDash val="solid"/>
+          <a:miter lim="800000"/>
+        </a:ln>
+        <a:ln w="19050" cap="flat" cmpd="sng" algn="ctr">
+          <a:solidFill>
+            <a:schemeClr val="phClr"/>
+          </a:solidFill>
+          <a:prstDash val="solid"/>
+          <a:miter lim="800000"/>
         </a:ln>
       </a:lnStyleLst>
       <a:effectStyleLst>
         <a:effectStyle>
+          <a:effectLst/>
+        </a:effectStyle>
+        <a:effectStyle>
+          <a:effectLst/>
+        </a:effectStyle>
+        <a:effectStyle>
           <a:effectLst>
-            <a:outerShdw blurRad="40000" dist="20000" dir="5400000" rotWithShape="0">
+            <a:outerShdw blurRad="57150" dist="19050" dir="5400000" algn="ctr" rotWithShape="0">
               <a:srgbClr val="000000">
-                <a:alpha val="38000"/>
+                <a:alpha val="63000"/>
               </a:srgbClr>
             </a:outerShdw>
           </a:effectLst>
-        </a:effectStyle>
-        <a:effectStyle>
-          <a:effectLst>
-            <a:outerShdw blurRad="40000" dist="23000" dir="5400000" rotWithShape="0">
-              <a:srgbClr val="000000">
-                <a:alpha val="35000"/>
-              </a:srgbClr>
-            </a:outerShdw>
-          </a:effectLst>
-        </a:effectStyle>
-        <a:effectStyle>
-          <a:effectLst>
-            <a:outerShdw blurRad="40000" dist="23000" dir="5400000" rotWithShape="0">
-              <a:srgbClr val="000000">
-                <a:alpha val="35000"/>
-              </a:srgbClr>
-            </a:outerShdw>
-          </a:effectLst>
-          <a:scene3d>
-            <a:camera prst="orthographicFront">
-              <a:rot lat="0" lon="0" rev="0"/>
-            </a:camera>
-            <a:lightRig rig="threePt" dir="t">
-              <a:rot lat="0" lon="0" rev="1200000"/>
-            </a:lightRig>
-          </a:scene3d>
-          <a:sp3d>
-            <a:bevelT w="63500" h="25400"/>
-          </a:sp3d>
         </a:effectStyle>
       </a:effectStyleLst>
       <a:bgFillStyleLst>
         <a:solidFill>
           <a:schemeClr val="phClr"/>
         </a:solidFill>
+        <a:solidFill>
+          <a:schemeClr val="phClr">
+            <a:tint val="95000"/>
+            <a:satMod val="170000"/>
+          </a:schemeClr>
+        </a:solidFill>
         <a:gradFill rotWithShape="1">
           <a:gsLst>
             <a:gs pos="0">
               <a:schemeClr val="phClr">
-                <a:tint val="40000"/>
-                <a:satMod val="350000"/>
+                <a:tint val="93000"/>
+                <a:satMod val="150000"/>
+                <a:shade val="98000"/>
+                <a:lumMod val="102000"/>
               </a:schemeClr>
             </a:gs>
-            <a:gs pos="40000">
+            <a:gs pos="50000">
               <a:schemeClr val="phClr">
-                <a:tint val="45000"/>
-                <a:shade val="99000"/>
-                <a:satMod val="350000"/>
+                <a:tint val="98000"/>
+                <a:satMod val="130000"/>
+                <a:shade val="90000"/>
+                <a:lumMod val="103000"/>
               </a:schemeClr>
             </a:gs>
             <a:gs pos="100000">
               <a:schemeClr val="phClr">
-                <a:shade val="20000"/>
-                <a:satMod val="255000"/>
+                <a:shade val="63000"/>
+                <a:satMod val="120000"/>
               </a:schemeClr>
             </a:gs>
           </a:gsLst>
-          <a:path path="circle">
-            <a:fillToRect l="50000" t="-80000" r="50000" b="180000"/>
-          </a:path>
-        </a:gradFill>
-        <a:gradFill rotWithShape="1">
-          <a:gsLst>
-            <a:gs pos="0">
-              <a:schemeClr val="phClr">
-                <a:tint val="80000"/>
-                <a:satMod val="300000"/>
-              </a:schemeClr>
-            </a:gs>
-            <a:gs pos="100000">
-              <a:schemeClr val="phClr">
-                <a:shade val="30000"/>
-                <a:satMod val="200000"/>
-              </a:schemeClr>
-            </a:gs>
-          </a:gsLst>
-          <a:path path="circle">
-            <a:fillToRect l="50000" t="50000" r="50000" b="50000"/>
-          </a:path>
+          <a:lin ang="5400000" scaled="0"/>
         </a:gradFill>
       </a:bgFillStyleLst>
     </a:fmtScheme>
   </a:themeElements>
-  <a:objectDefaults>
-    <a:spDef>
-      <a:spPr/>
-      <a:bodyPr/>
-      <a:lstStyle/>
-      <a:style>
-        <a:lnRef idx="1">
-          <a:schemeClr val="accent1"/>
-        </a:lnRef>
-        <a:fillRef idx="3">
-          <a:schemeClr val="accent1"/>
-        </a:fillRef>
-        <a:effectRef idx="2">
-          <a:schemeClr val="accent1"/>
-        </a:effectRef>
-        <a:fontRef idx="minor">
-          <a:schemeClr val="lt1"/>
-        </a:fontRef>
-      </a:style>
-    </a:spDef>
-    <a:lnDef>
-      <a:spPr/>
-      <a:bodyPr/>
-      <a:lstStyle/>
-      <a:style>
-        <a:lnRef idx="2">
-          <a:schemeClr val="accent1"/>
-        </a:lnRef>
-        <a:fillRef idx="0">
-          <a:schemeClr val="accent1"/>
-        </a:fillRef>
-        <a:effectRef idx="1">
-          <a:schemeClr val="accent1"/>
-        </a:effectRef>
-        <a:fontRef idx="minor">
-          <a:schemeClr val="tx1"/>
-        </a:fontRef>
-      </a:style>
-    </a:lnDef>
-  </a:objectDefaults>
+  <a:objectDefaults/>
   <a:extraClrSchemeLst/>
+  <a:extLst>
+    <a:ext uri="{05A4C25C-085E-4340-85A3-A5531E510DB2}">
+      <thm15:themeFamily xmlns:thm15="http://schemas.microsoft.com/office/thememl/2012/main" name="Office Theme" id="{2E142A2C-CD16-42D6-873A-C26D2A0506FA}" vid="{1BDDFF52-6CD6-40A5-AB3C-68EB2F1E4D0A}"/>
+    </a:ext>
+  </a:extLst>
 </a:theme>
 </file>
--- a/cv/cv.docx
+++ b/cv/cv.docx
@@ -273,7 +273,7 @@
         <w:t xml:space="preserve">Coursework</w:t>
       </w:r>
       <w:r>
-        <w:t xml:space="preserve"> </w:t>
+        <w:br/>
       </w:r>
       <w:r>
         <w:t xml:space="preserve">:: Applied Cryptography</w:t>

--- a/cv/cv.docx
+++ b/cv/cv.docx
@@ -2,7 +2,7 @@
 <file path=word/document.xml><?xml version="1.0" encoding="utf-8"?>
 <w:document xmlns:w="http://schemas.openxmlformats.org/wordprocessingml/2006/main" xmlns:m="http://schemas.openxmlformats.org/officeDocument/2006/math" xmlns:r="http://schemas.openxmlformats.org/officeDocument/2006/relationships" xmlns:o="urn:schemas-microsoft-com:office:office" xmlns:v="urn:schemas-microsoft-com:vml" xmlns:w10="urn:schemas-microsoft-com:office:word" xmlns:a="http://schemas.openxmlformats.org/drawingml/2006/main" xmlns:pic="http://schemas.openxmlformats.org/drawingml/2006/picture" xmlns:wp="http://schemas.openxmlformats.org/drawingml/2006/wordprocessingDrawing">
   <w:body>
-    <w:bookmarkStart w:id="36" w:name="guilherme-salazar"/>
+    <w:bookmarkStart w:id="20" w:name="guilherme-salazar"/>
     <w:p>
       <w:pPr>
         <w:pStyle w:val="Heading1"/>
@@ -11,48 +11,7 @@
         <w:t xml:space="preserve">Guilherme Salazar</w:t>
       </w:r>
     </w:p>
-    <w:p>
-      <w:pPr>
-        <w:pStyle w:val="FirstParagraph"/>
-      </w:pPr>
-      <w:r>
-        <w:t xml:space="preserve">Goiânia, Goiás, Brazil</w:t>
-      </w:r>
-      <w:r>
-        <w:br/>
-      </w:r>
-      <w:hyperlink r:id="rId20">
-        <w:r>
-          <w:rPr>
-            <w:rStyle w:val="Hyperlink"/>
-          </w:rPr>
-          <w:t xml:space="preserve">https://www.github.com/gszr</w:t>
-        </w:r>
-      </w:hyperlink>
-      <w:r>
-        <w:br/>
-      </w:r>
-      <w:hyperlink r:id="rId21">
-        <w:r>
-          <w:rPr>
-            <w:rStyle w:val="Hyperlink"/>
-          </w:rPr>
-          <w:t xml:space="preserve">https://www.linkedin.com/in/gszr</w:t>
-        </w:r>
-      </w:hyperlink>
-      <w:r>
-        <w:br/>
-      </w:r>
-      <w:hyperlink r:id="rId22">
-        <w:r>
-          <w:rPr>
-            <w:rStyle w:val="Hyperlink"/>
-          </w:rPr>
-          <w:t xml:space="preserve">gsz@acm.org</w:t>
-        </w:r>
-      </w:hyperlink>
-    </w:p>
-    <w:bookmarkStart w:id="27" w:name="experience"/>
+    <w:bookmarkStart w:id="13" w:name="experience"/>
     <w:p>
       <w:pPr>
         <w:pStyle w:val="Heading2"/>
@@ -61,186 +20,402 @@
         <w:t xml:space="preserve">Experience</w:t>
       </w:r>
     </w:p>
-    <w:p>
-      <w:pPr>
-        <w:pStyle w:val="DefinitionTerm"/>
-      </w:pPr>
-      <w:r>
-        <w:t xml:space="preserve">Since 2017</w:t>
-      </w:r>
-    </w:p>
-    <w:p>
-      <w:pPr>
-        <w:pStyle w:val="Definition"/>
-      </w:pPr>
-      <w:r>
-        <w:t xml:space="preserve">Sr. Software Engineer,</w:t>
-      </w:r>
-      <w:r>
-        <w:t xml:space="preserve"> </w:t>
-      </w:r>
-      <w:hyperlink r:id="rId23">
-        <w:r>
-          <w:rPr>
-            <w:rStyle w:val="Hyperlink"/>
-          </w:rPr>
-          <w:t xml:space="preserve">Kong Inc.</w:t>
-        </w:r>
-      </w:hyperlink>
-      <w:r>
-        <w:br/>
-      </w:r>
-      <w:r>
-        <w:t xml:space="preserve">:: Part of the team that develops and maintains Kong Gateway - the</w:t>
-      </w:r>
-      <w:r>
-        <w:t xml:space="preserve"> </w:t>
-      </w:r>
-      <w:r>
-        <w:t xml:space="preserve">world’s most popular API platform (details on my LinkedIn profile)</w:t>
-      </w:r>
-    </w:p>
-    <w:p>
-      <w:pPr>
-        <w:pStyle w:val="DefinitionTerm"/>
-      </w:pPr>
-      <w:r>
-        <w:t xml:space="preserve">Oct 2016-Jul 2017</w:t>
-      </w:r>
-    </w:p>
-    <w:p>
-      <w:pPr>
-        <w:pStyle w:val="Definition"/>
-      </w:pPr>
-      <w:r>
-        <w:t xml:space="preserve">Backend Engineer,</w:t>
-      </w:r>
-      <w:r>
-        <w:t xml:space="preserve"> </w:t>
-      </w:r>
-      <w:hyperlink r:id="rId24">
-        <w:r>
-          <w:rPr>
-            <w:rStyle w:val="Hyperlink"/>
-          </w:rPr>
-          <w:t xml:space="preserve">Appbase.io</w:t>
-        </w:r>
-      </w:hyperlink>
-      <w:r>
-        <w:br/>
-      </w:r>
-      <w:r>
-        <w:t xml:space="preserve">:: Built a data streaming platform for Elasticsearch based on OpenResty (Nginx + Lua)</w:t>
-      </w:r>
-    </w:p>
-    <w:p>
-      <w:pPr>
-        <w:pStyle w:val="DefinitionTerm"/>
-      </w:pPr>
-      <w:r>
-        <w:t xml:space="preserve">Sept 2015-Feb 2016</w:t>
-      </w:r>
-    </w:p>
-    <w:p>
-      <w:pPr>
-        <w:pStyle w:val="Definition"/>
-      </w:pPr>
-      <w:r>
-        <w:t xml:space="preserve">Intern,</w:t>
-      </w:r>
-      <w:r>
-        <w:t xml:space="preserve"> </w:t>
-      </w:r>
-      <w:hyperlink r:id="rId25">
-        <w:r>
-          <w:rPr>
-            <w:rStyle w:val="Hyperlink"/>
-          </w:rPr>
-          <w:t xml:space="preserve">Zenedge</w:t>
-        </w:r>
-      </w:hyperlink>
-    </w:p>
-    <w:p>
-      <w:pPr>
-        <w:pStyle w:val="DefinitionTerm"/>
-      </w:pPr>
-      <w:r>
-        <w:t xml:space="preserve">Apr 2015-Aug 2015</w:t>
-      </w:r>
-    </w:p>
-    <w:p>
-      <w:pPr>
-        <w:pStyle w:val="Definition"/>
-      </w:pPr>
-      <w:r>
-        <w:t xml:space="preserve">Student Developer,</w:t>
-      </w:r>
-      <w:r>
-        <w:t xml:space="preserve"> </w:t>
-      </w:r>
-      <w:hyperlink r:id="rId26">
-        <w:r>
-          <w:rPr>
-            <w:rStyle w:val="Hyperlink"/>
-          </w:rPr>
-          <w:t xml:space="preserve">Google Summer of Code 2015</w:t>
-        </w:r>
-      </w:hyperlink>
-      <w:r>
-        <w:br/>
-      </w:r>
-      <w:r>
-        <w:t xml:space="preserve">:: Participant in the Google Summer of Code 2015. Ported Lua test suite to</w:t>
-      </w:r>
-      <w:r>
-        <w:t xml:space="preserve"> </w:t>
-      </w:r>
-      <w:r>
-        <w:t xml:space="preserve">NetBSD kernel space – GitHub.com/gszr/luatests</w:t>
-      </w:r>
-    </w:p>
-    <w:p>
-      <w:pPr>
-        <w:pStyle w:val="DefinitionTerm"/>
-      </w:pPr>
-      <w:r>
-        <w:t xml:space="preserve">Jan 2014-Jul 2015</w:t>
-      </w:r>
-    </w:p>
-    <w:p>
-      <w:pPr>
-        <w:pStyle w:val="Definition"/>
-      </w:pPr>
-      <w:r>
-        <w:t xml:space="preserve">Programmer, Macro Softwares</w:t>
-      </w:r>
-      <w:r>
-        <w:br/>
-      </w:r>
-      <w:r>
-        <w:t xml:space="preserve">:: Part-time programmer, while in college. Developed an Android app for</w:t>
-      </w:r>
-      <w:r>
-        <w:t xml:space="preserve"> </w:t>
-      </w:r>
-      <w:r>
-        <w:t xml:space="preserve">package delivery management along with spring RESTful web services used by the</w:t>
-      </w:r>
-      <w:r>
-        <w:t xml:space="preserve"> </w:t>
-      </w:r>
-      <w:r>
-        <w:t xml:space="preserve">app and related software. It’s on Brazil’s Google Play Store under the name</w:t>
-      </w:r>
-      <w:r>
-        <w:t xml:space="preserve"> </w:t>
-      </w:r>
-      <w:r>
-        <w:t xml:space="preserve">“Entregador Online”</w:t>
-      </w:r>
-    </w:p>
-    <w:bookmarkEnd w:id="27"/>
-    <w:bookmarkStart w:id="28" w:name="education"/>
+    <w:bookmarkStart w:id="9" w:name="X534b7c7f38d64c953d059e98385bb35ffe01995"/>
+    <w:p>
+      <w:pPr>
+        <w:pStyle w:val="Heading3"/>
+      </w:pPr>
+      <w:r>
+        <w:t xml:space="preserve">Sr. Software Engineer — Kong Inc. (Jul 2017–Present)</w:t>
+      </w:r>
+    </w:p>
+    <w:p>
+      <w:pPr>
+        <w:pStyle w:val="Compact"/>
+        <w:numPr>
+          <w:ilvl w:val="0"/>
+          <w:numId w:val="1001"/>
+        </w:numPr>
+      </w:pPr>
+      <w:r>
+        <w:rPr>
+          <w:b/>
+          <w:bCs/>
+        </w:rPr>
+        <w:t xml:space="preserve">Context Mesh (current)</w:t>
+      </w:r>
+      <w:r>
+        <w:t xml:space="preserve"> </w:t>
+      </w:r>
+      <w:r>
+        <w:t xml:space="preserve">— Contributing to Kong Context Mesh, bridging AI</w:t>
+      </w:r>
+      <w:r>
+        <w:t xml:space="preserve"> </w:t>
+      </w:r>
+      <w:r>
+        <w:t xml:space="preserve">agents with enterprise APIs via the Model Context Protocol (MCP). Building</w:t>
+      </w:r>
+      <w:r>
+        <w:t xml:space="preserve"> </w:t>
+      </w:r>
+      <w:r>
+        <w:t xml:space="preserve">tooling that turns existing resources into production-ready MCP servers,</w:t>
+      </w:r>
+      <w:r>
+        <w:t xml:space="preserve"> </w:t>
+      </w:r>
+      <w:r>
+        <w:t xml:space="preserve">working across Go (code generation, OpenAPI parsing) and Python (MCP server</w:t>
+      </w:r>
+      <w:r>
+        <w:t xml:space="preserve"> </w:t>
+      </w:r>
+      <w:r>
+        <w:t xml:space="preserve">runtime) to deliver single-file, self-contained servers.</w:t>
+      </w:r>
+    </w:p>
+    <w:p>
+      <w:pPr>
+        <w:pStyle w:val="Compact"/>
+        <w:numPr>
+          <w:ilvl w:val="0"/>
+          <w:numId w:val="1001"/>
+        </w:numPr>
+      </w:pPr>
+      <w:r>
+        <w:rPr>
+          <w:b/>
+          <w:bCs/>
+        </w:rPr>
+        <w:t xml:space="preserve">Enterprise features</w:t>
+      </w:r>
+      <w:r>
+        <w:t xml:space="preserve"> </w:t>
+      </w:r>
+      <w:r>
+        <w:t xml:space="preserve">— Built core enterprise capabilities including RBAC,</w:t>
+      </w:r>
+      <w:r>
+        <w:t xml:space="preserve"> </w:t>
+      </w:r>
+      <w:r>
+        <w:t xml:space="preserve">Workspaces, and the first license validation module and license generation API.</w:t>
+      </w:r>
+    </w:p>
+    <w:p>
+      <w:pPr>
+        <w:pStyle w:val="Compact"/>
+        <w:numPr>
+          <w:ilvl w:val="0"/>
+          <w:numId w:val="1001"/>
+        </w:numPr>
+      </w:pPr>
+      <w:r>
+        <w:rPr>
+          <w:b/>
+          <w:bCs/>
+        </w:rPr>
+        <w:t xml:space="preserve">Plugin ecosystems</w:t>
+      </w:r>
+      <w:r>
+        <w:t xml:space="preserve"> </w:t>
+      </w:r>
+      <w:r>
+        <w:t xml:space="preserve">— Co-implemented Go plugin support and co-authored</w:t>
+      </w:r>
+      <w:r>
+        <w:t xml:space="preserve"> </w:t>
+      </w:r>
+      <w:r>
+        <w:t xml:space="preserve">several core/enterprise plugins (Request Callout, Proxy Cache, Request</w:t>
+      </w:r>
+      <w:r>
+        <w:t xml:space="preserve"> </w:t>
+      </w:r>
+      <w:r>
+        <w:t xml:space="preserve">Validator, Rate Limiting Advanced, and others).</w:t>
+      </w:r>
+    </w:p>
+    <w:p>
+      <w:pPr>
+        <w:pStyle w:val="Compact"/>
+        <w:numPr>
+          <w:ilvl w:val="0"/>
+          <w:numId w:val="1001"/>
+        </w:numPr>
+      </w:pPr>
+      <w:r>
+        <w:rPr>
+          <w:b/>
+          <w:bCs/>
+        </w:rPr>
+        <w:t xml:space="preserve">Service mesh</w:t>
+      </w:r>
+      <w:r>
+        <w:t xml:space="preserve"> </w:t>
+      </w:r>
+      <w:r>
+        <w:t xml:space="preserve">— Collaborated with the Office of the CTO on the initial</w:t>
+      </w:r>
+      <w:r>
+        <w:t xml:space="preserve"> </w:t>
+      </w:r>
+      <w:r>
+        <w:t xml:space="preserve">release of Kuma, now a CNCF Sandbox project.</w:t>
+      </w:r>
+    </w:p>
+    <w:p>
+      <w:pPr>
+        <w:pStyle w:val="Compact"/>
+        <w:numPr>
+          <w:ilvl w:val="0"/>
+          <w:numId w:val="1001"/>
+        </w:numPr>
+      </w:pPr>
+      <w:r>
+        <w:rPr>
+          <w:b/>
+          <w:bCs/>
+        </w:rPr>
+        <w:t xml:space="preserve">Networking &amp; protocols</w:t>
+      </w:r>
+      <w:r>
+        <w:t xml:space="preserve"> </w:t>
+      </w:r>
+      <w:r>
+        <w:t xml:space="preserve">— Delivered gRPC proxying support for Kong Gateway.</w:t>
+      </w:r>
+    </w:p>
+    <w:p>
+      <w:pPr>
+        <w:pStyle w:val="Compact"/>
+        <w:numPr>
+          <w:ilvl w:val="0"/>
+          <w:numId w:val="1001"/>
+        </w:numPr>
+      </w:pPr>
+      <w:r>
+        <w:rPr>
+          <w:b/>
+          <w:bCs/>
+        </w:rPr>
+        <w:t xml:space="preserve">Supply-chain security &amp; compliance</w:t>
+      </w:r>
+      <w:r>
+        <w:t xml:space="preserve"> </w:t>
+      </w:r>
+      <w:r>
+        <w:t xml:space="preserve">— Co-implemented SBOM generation for</w:t>
+      </w:r>
+      <w:r>
+        <w:t xml:space="preserve"> </w:t>
+      </w:r>
+      <w:r>
+        <w:t xml:space="preserve">Kong Gateway and delivered SLSA-related improvements.</w:t>
+      </w:r>
+    </w:p>
+    <w:p>
+      <w:pPr>
+        <w:pStyle w:val="Compact"/>
+        <w:numPr>
+          <w:ilvl w:val="0"/>
+          <w:numId w:val="1001"/>
+        </w:numPr>
+      </w:pPr>
+      <w:r>
+        <w:rPr>
+          <w:b/>
+          <w:bCs/>
+        </w:rPr>
+        <w:t xml:space="preserve">Cryptography</w:t>
+      </w:r>
+      <w:r>
+        <w:t xml:space="preserve"> </w:t>
+      </w:r>
+      <w:r>
+        <w:t xml:space="preserve">— Co-implemented FIPS 140-2 compatibility for Kong Gateway</w:t>
+      </w:r>
+      <w:r>
+        <w:t xml:space="preserve"> </w:t>
+      </w:r>
+      <w:r>
+        <w:t xml:space="preserve">using BoringSSL.</w:t>
+      </w:r>
+    </w:p>
+    <w:p>
+      <w:pPr>
+        <w:pStyle w:val="Compact"/>
+        <w:numPr>
+          <w:ilvl w:val="0"/>
+          <w:numId w:val="1001"/>
+        </w:numPr>
+      </w:pPr>
+      <w:r>
+        <w:rPr>
+          <w:b/>
+          <w:bCs/>
+        </w:rPr>
+        <w:t xml:space="preserve">Build &amp; delivery automation</w:t>
+      </w:r>
+      <w:r>
+        <w:t xml:space="preserve"> </w:t>
+      </w:r>
+      <w:r>
+        <w:t xml:space="preserve">— Designed Kong Enterprise’s first artifact</w:t>
+      </w:r>
+      <w:r>
+        <w:t xml:space="preserve"> </w:t>
+      </w:r>
+      <w:r>
+        <w:t xml:space="preserve">delivery pipeline, reducing package and Docker image build times to under 10</w:t>
+      </w:r>
+      <w:r>
+        <w:t xml:space="preserve"> </w:t>
+      </w:r>
+      <w:r>
+        <w:t xml:space="preserve">minutes.</w:t>
+      </w:r>
+    </w:p>
+    <w:p>
+      <w:pPr>
+        <w:pStyle w:val="Compact"/>
+        <w:numPr>
+          <w:ilvl w:val="0"/>
+          <w:numId w:val="1001"/>
+        </w:numPr>
+      </w:pPr>
+      <w:r>
+        <w:rPr>
+          <w:b/>
+          <w:bCs/>
+        </w:rPr>
+        <w:t xml:space="preserve">Release engineering</w:t>
+      </w:r>
+      <w:r>
+        <w:t xml:space="preserve"> </w:t>
+      </w:r>
+      <w:r>
+        <w:t xml:space="preserve">— Acted as release engineer for 6 Kong Enterprise</w:t>
+      </w:r>
+      <w:r>
+        <w:t xml:space="preserve"> </w:t>
+      </w:r>
+      <w:r>
+        <w:t xml:space="preserve">releases, plus customer-specific builds.</w:t>
+      </w:r>
+    </w:p>
+    <w:bookmarkEnd w:id="9"/>
+    <w:bookmarkStart w:id="10" w:name="Xcbeaa9550f1b97818080d181656039878ffd961"/>
+    <w:p>
+      <w:pPr>
+        <w:pStyle w:val="Heading3"/>
+      </w:pPr>
+      <w:r>
+        <w:t xml:space="preserve">Backend Engineer — Appbase.io (Oct 2016–Jul 2017)</w:t>
+      </w:r>
+    </w:p>
+    <w:p>
+      <w:pPr>
+        <w:pStyle w:val="Compact"/>
+        <w:numPr>
+          <w:ilvl w:val="0"/>
+          <w:numId w:val="1002"/>
+        </w:numPr>
+      </w:pPr>
+      <w:r>
+        <w:t xml:space="preserve">Designed and built a data streaming layer for Elasticsearch (2.x and 5.x)</w:t>
+      </w:r>
+      <w:r>
+        <w:t xml:space="preserve"> </w:t>
+      </w:r>
+      <w:r>
+        <w:t xml:space="preserve">based on OpenResty (Nginx + Lua).</w:t>
+      </w:r>
+    </w:p>
+    <w:p>
+      <w:pPr>
+        <w:pStyle w:val="Compact"/>
+        <w:numPr>
+          <w:ilvl w:val="0"/>
+          <w:numId w:val="1002"/>
+        </w:numPr>
+      </w:pPr>
+      <w:r>
+        <w:t xml:space="preserve">Built tooling to automate Elasticsearch benchmarks end-to-end, from cluster</w:t>
+      </w:r>
+      <w:r>
+        <w:t xml:space="preserve"> </w:t>
+      </w:r>
+      <w:r>
+        <w:t xml:space="preserve">provisioning to benchmark execution using Elasticsearch Rally.</w:t>
+      </w:r>
+    </w:p>
+    <w:bookmarkEnd w:id="10"/>
+    <w:bookmarkStart w:id="11" w:name="X1fb9c7b6ddd1b2f9290294c1a93ac9643534dbe"/>
+    <w:p>
+      <w:pPr>
+        <w:pStyle w:val="Heading3"/>
+      </w:pPr>
+      <w:r>
+        <w:t xml:space="preserve">Student Developer — Google Summer of Code 2015 (Mar–Aug 2015)</w:t>
+      </w:r>
+    </w:p>
+    <w:p>
+      <w:pPr>
+        <w:pStyle w:val="Compact"/>
+        <w:numPr>
+          <w:ilvl w:val="0"/>
+          <w:numId w:val="1003"/>
+        </w:numPr>
+      </w:pPr>
+      <w:r>
+        <w:t xml:space="preserve">Contributed to the NetBSD kernel port of Lua by porting the Lua test suite</w:t>
+      </w:r>
+      <w:r>
+        <w:t xml:space="preserve"> </w:t>
+      </w:r>
+      <w:r>
+        <w:t xml:space="preserve">to kernel space and resolving defects identified in the process. Subsequently</w:t>
+      </w:r>
+      <w:r>
+        <w:t xml:space="preserve"> </w:t>
+      </w:r>
+      <w:r>
+        <w:t xml:space="preserve">accepted as a developer by The NetBSD Foundation.</w:t>
+      </w:r>
+    </w:p>
+    <w:bookmarkEnd w:id="11"/>
+    <w:bookmarkStart w:id="12" w:name="X48e481881724448cf06deb5bca041281c5f4b82"/>
+    <w:p>
+      <w:pPr>
+        <w:pStyle w:val="Heading3"/>
+      </w:pPr>
+      <w:r>
+        <w:t xml:space="preserve">Programmer — Entregador Online (Jan 2014–Jun 2015)</w:t>
+      </w:r>
+    </w:p>
+    <w:p>
+      <w:pPr>
+        <w:pStyle w:val="Compact"/>
+        <w:numPr>
+          <w:ilvl w:val="0"/>
+          <w:numId w:val="1004"/>
+        </w:numPr>
+      </w:pPr>
+      <w:r>
+        <w:t xml:space="preserve">Built an Android app for package delivery management and its supporting</w:t>
+      </w:r>
+      <w:r>
+        <w:t xml:space="preserve"> </w:t>
+      </w:r>
+      <w:r>
+        <w:t xml:space="preserve">Spring Boot REST APIs, shipped to the Google Play Store.</w:t>
+      </w:r>
+    </w:p>
+    <w:bookmarkEnd w:id="12"/>
+    <w:bookmarkEnd w:id="13"/>
+    <w:bookmarkStart w:id="17" w:name="education"/>
     <w:p>
       <w:pPr>
         <w:pStyle w:val="Heading2"/>
@@ -249,113 +424,120 @@
         <w:t xml:space="preserve">Education</w:t>
       </w:r>
     </w:p>
-    <w:p>
-      <w:pPr>
-        <w:pStyle w:val="DefinitionTerm"/>
-      </w:pPr>
-      <w:r>
-        <w:t xml:space="preserve">Since 2025</w:t>
-      </w:r>
-    </w:p>
-    <w:p>
-      <w:pPr>
-        <w:pStyle w:val="Definition"/>
-      </w:pPr>
-      <w:r>
-        <w:t xml:space="preserve">M.Sc, Computer Science, Georgia Institute of Technology, United States</w:t>
-      </w:r>
-    </w:p>
-    <w:p>
-      <w:pPr>
-        <w:pStyle w:val="Definition"/>
-      </w:pPr>
-      <w:r>
-        <w:t xml:space="preserve">Coursework</w:t>
-      </w:r>
-      <w:r>
-        <w:br/>
-      </w:r>
-      <w:r>
-        <w:t xml:space="preserve">:: Applied Cryptography</w:t>
-      </w:r>
-    </w:p>
-    <w:p>
-      <w:pPr>
-        <w:pStyle w:val="DefinitionTerm"/>
-      </w:pPr>
-      <w:r>
-        <w:t xml:space="preserve">2011-2016</w:t>
-      </w:r>
-    </w:p>
-    <w:p>
-      <w:pPr>
-        <w:pStyle w:val="Definition"/>
-      </w:pPr>
-      <w:r>
-        <w:t xml:space="preserve">B.Sc, Computer Science, Universidade Federal de Goiás, Goiânia, Brazil</w:t>
-      </w:r>
-    </w:p>
-    <w:p>
-      <w:pPr>
-        <w:pStyle w:val="Definition"/>
-      </w:pPr>
-      <w:r>
-        <w:t xml:space="preserve">Teaching Assistant:</w:t>
-      </w:r>
-      <w:r>
-        <w:br/>
-      </w:r>
-      <w:r>
-        <w:t xml:space="preserve">:: Software Construction, Operating Systems, and Formal Languages &amp; Automata</w:t>
-      </w:r>
-    </w:p>
-    <w:p>
-      <w:pPr>
-        <w:pStyle w:val="Definition"/>
+    <w:bookmarkStart w:id="14" w:name="X34260030208bfa79ec7477fae53485da1c4f61c"/>
+    <w:p>
+      <w:pPr>
+        <w:pStyle w:val="Heading3"/>
+      </w:pPr>
+      <w:r>
+        <w:t xml:space="preserve">M.Sc, Computer Science — Georgia Institute of Technology (2025, on hold)</w:t>
+      </w:r>
+    </w:p>
+    <w:p>
+      <w:pPr>
+        <w:pStyle w:val="Compact"/>
+        <w:numPr>
+          <w:ilvl w:val="0"/>
+          <w:numId w:val="1005"/>
+        </w:numPr>
+      </w:pPr>
+      <w:r>
+        <w:t xml:space="preserve">Coursework: Applied Cryptography</w:t>
+      </w:r>
+    </w:p>
+    <w:bookmarkEnd w:id="14"/>
+    <w:bookmarkStart w:id="15" w:name="X98342b8b8463a80a1e0cc5a79658a1b79390550"/>
+    <w:p>
+      <w:pPr>
+        <w:pStyle w:val="Heading3"/>
+      </w:pPr>
+      <w:r>
+        <w:t xml:space="preserve">B.Sc, Computer Science — Universidade Federal de Goiás (2011–2016)</w:t>
+      </w:r>
+    </w:p>
+    <w:p>
+      <w:pPr>
+        <w:pStyle w:val="Compact"/>
+        <w:numPr>
+          <w:ilvl w:val="0"/>
+          <w:numId w:val="1006"/>
+        </w:numPr>
+      </w:pPr>
+      <w:r>
+        <w:t xml:space="preserve">Teaching Assistant: Software Construction, Operating Systems, and Formal</w:t>
+      </w:r>
+      <w:r>
+        <w:t xml:space="preserve"> </w:t>
+      </w:r>
+      <w:r>
+        <w:t xml:space="preserve">Languages &amp; Automata</w:t>
+      </w:r>
+    </w:p>
+    <w:p>
+      <w:pPr>
+        <w:pStyle w:val="Compact"/>
+        <w:numPr>
+          <w:ilvl w:val="0"/>
+          <w:numId w:val="1006"/>
+        </w:numPr>
       </w:pPr>
       <w:r>
         <w:t xml:space="preserve">Research Assistant:</w:t>
       </w:r>
-      <w:r>
-        <w:br/>
-      </w:r>
-      <w:r>
-        <w:t xml:space="preserve">:: 2011-2012: Evaluation of IPv6 stacks for low-power devices</w:t>
-      </w:r>
-      <w:r>
-        <w:br/>
-      </w:r>
-      <w:r>
-        <w:t xml:space="preserve">:: 2011: Coordination primitives in event-driven concurrent/distributed systems</w:t>
-      </w:r>
-    </w:p>
-    <w:p>
-      <w:pPr>
-        <w:pStyle w:val="DefinitionTerm"/>
-      </w:pPr>
-      <w:r>
-        <w:t xml:space="preserve">2012-2013</w:t>
-      </w:r>
-    </w:p>
-    <w:p>
-      <w:pPr>
-        <w:pStyle w:val="Definition"/>
-      </w:pPr>
-      <w:r>
-        <w:t xml:space="preserve">Non-Degree, Computer Science, University of South Carolina, Columbia</w:t>
-      </w:r>
-    </w:p>
-    <w:p>
-      <w:pPr>
-        <w:pStyle w:val="Definition"/>
-      </w:pPr>
-      <w:r>
-        <w:t xml:space="preserve">Under full scholarship, awarded by the Ministry of Education, Brazil</w:t>
-      </w:r>
-    </w:p>
-    <w:p>
-      <w:pPr>
-        <w:pStyle w:val="Definition"/>
+    </w:p>
+    <w:p>
+      <w:pPr>
+        <w:pStyle w:val="Compact"/>
+        <w:numPr>
+          <w:ilvl w:val="1"/>
+          <w:numId w:val="1007"/>
+        </w:numPr>
+      </w:pPr>
+      <w:r>
+        <w:t xml:space="preserve">2011–2012: Evaluation of IPv6 stacks for low-power devices</w:t>
+      </w:r>
+    </w:p>
+    <w:p>
+      <w:pPr>
+        <w:pStyle w:val="Compact"/>
+        <w:numPr>
+          <w:ilvl w:val="1"/>
+          <w:numId w:val="1007"/>
+        </w:numPr>
+      </w:pPr>
+      <w:r>
+        <w:t xml:space="preserve">2011: Coordination primitives in event-driven concurrent/distributed systems</w:t>
+      </w:r>
+    </w:p>
+    <w:bookmarkEnd w:id="15"/>
+    <w:bookmarkStart w:id="16" w:name="Xac2e82665b5231cdcdfec2deb8a6f7096b7f258"/>
+    <w:p>
+      <w:pPr>
+        <w:pStyle w:val="Heading3"/>
+      </w:pPr>
+      <w:r>
+        <w:t xml:space="preserve">Non-Degree, Computer Science — University of South Carolina (2012–2013)</w:t>
+      </w:r>
+    </w:p>
+    <w:p>
+      <w:pPr>
+        <w:pStyle w:val="Compact"/>
+        <w:numPr>
+          <w:ilvl w:val="0"/>
+          <w:numId w:val="1008"/>
+        </w:numPr>
+      </w:pPr>
+      <w:r>
+        <w:t xml:space="preserve">Full scholarship, awarded by the Ministry of Education, Brazil</w:t>
+      </w:r>
+    </w:p>
+    <w:p>
+      <w:pPr>
+        <w:pStyle w:val="Compact"/>
+        <w:numPr>
+          <w:ilvl w:val="0"/>
+          <w:numId w:val="1008"/>
+        </w:numPr>
       </w:pPr>
       <w:r>
         <w:t xml:space="preserve">Alpha Lambda Delta Honor Society, Dean’s Honor List</w:t>
@@ -363,20 +545,19 @@
     </w:p>
     <w:p>
       <w:pPr>
-        <w:pStyle w:val="Definition"/>
-      </w:pPr>
-      <w:r>
-        <w:t xml:space="preserve">Part-time programmer</w:t>
-      </w:r>
-      <w:r>
-        <w:br/>
-      </w:r>
-      <w:r>
-        <w:t xml:space="preserve">:: Developed a medical records app for the medical school</w:t>
-      </w:r>
-    </w:p>
-    <w:bookmarkEnd w:id="28"/>
-    <w:bookmarkStart w:id="29" w:name="technical"/>
+        <w:pStyle w:val="Compact"/>
+        <w:numPr>
+          <w:ilvl w:val="0"/>
+          <w:numId w:val="1008"/>
+        </w:numPr>
+      </w:pPr>
+      <w:r>
+        <w:t xml:space="preserve">Developed a medical records app for the medical school</w:t>
+      </w:r>
+    </w:p>
+    <w:bookmarkEnd w:id="16"/>
+    <w:bookmarkEnd w:id="17"/>
+    <w:bookmarkStart w:id="18" w:name="technical"/>
     <w:p>
       <w:pPr>
         <w:pStyle w:val="Heading2"/>
@@ -390,75 +571,135 @@
         <w:pStyle w:val="Compact"/>
         <w:numPr>
           <w:ilvl w:val="0"/>
-          <w:numId w:val="1001"/>
-        </w:numPr>
-      </w:pPr>
-      <w:r>
-        <w:t xml:space="preserve">Experience with C, Lua, Golang, Java, Python, Shell scripting</w:t>
-      </w:r>
-    </w:p>
-    <w:p>
-      <w:pPr>
-        <w:pStyle w:val="Compact"/>
-        <w:numPr>
-          <w:ilvl w:val="0"/>
-          <w:numId w:val="1001"/>
-        </w:numPr>
-      </w:pPr>
-      <w:r>
-        <w:t xml:space="preserve">Proficient Linux and BSD user (NetBSD and FreeBSD)</w:t>
-      </w:r>
-    </w:p>
-    <w:p>
-      <w:pPr>
-        <w:pStyle w:val="Compact"/>
-        <w:numPr>
-          <w:ilvl w:val="0"/>
-          <w:numId w:val="1001"/>
-        </w:numPr>
-      </w:pPr>
-      <w:r>
-        <w:t xml:space="preserve">Proficient with Docker, Docker Machine, Docker Compose</w:t>
-      </w:r>
-    </w:p>
-    <w:p>
-      <w:pPr>
-        <w:pStyle w:val="Compact"/>
-        <w:numPr>
-          <w:ilvl w:val="0"/>
-          <w:numId w:val="1001"/>
-        </w:numPr>
-      </w:pPr>
-      <w:r>
-        <w:t xml:space="preserve">Working experience with Postgres, Cassandra, Redis, Memcached, Elasticsearch</w:t>
-      </w:r>
-    </w:p>
-    <w:p>
-      <w:pPr>
-        <w:pStyle w:val="Compact"/>
-        <w:numPr>
-          <w:ilvl w:val="0"/>
-          <w:numId w:val="1001"/>
-        </w:numPr>
-      </w:pPr>
-      <w:r>
-        <w:t xml:space="preserve">Working experience with OpenResty, Nginx</w:t>
-      </w:r>
-    </w:p>
-    <w:p>
-      <w:pPr>
-        <w:pStyle w:val="Compact"/>
-        <w:numPr>
-          <w:ilvl w:val="0"/>
-          <w:numId w:val="1001"/>
-        </w:numPr>
-      </w:pPr>
-      <w:r>
-        <w:t xml:space="preserve">Working experience with Git, SVN, and CVS</w:t>
-      </w:r>
-    </w:p>
-    <w:bookmarkEnd w:id="29"/>
-    <w:bookmarkStart w:id="34" w:name="associations"/>
+          <w:numId w:val="1009"/>
+        </w:numPr>
+      </w:pPr>
+      <w:r>
+        <w:rPr>
+          <w:b/>
+          <w:bCs/>
+        </w:rPr>
+        <w:t xml:space="preserve">Languages:</w:t>
+      </w:r>
+      <w:r>
+        <w:t xml:space="preserve"> </w:t>
+      </w:r>
+      <w:r>
+        <w:t xml:space="preserve">Go, C, Lua, Python, Java, Shell</w:t>
+      </w:r>
+    </w:p>
+    <w:p>
+      <w:pPr>
+        <w:pStyle w:val="Compact"/>
+        <w:numPr>
+          <w:ilvl w:val="0"/>
+          <w:numId w:val="1009"/>
+        </w:numPr>
+      </w:pPr>
+      <w:r>
+        <w:rPr>
+          <w:b/>
+          <w:bCs/>
+        </w:rPr>
+        <w:t xml:space="preserve">Protocols &amp; standards:</w:t>
+      </w:r>
+      <w:r>
+        <w:t xml:space="preserve"> </w:t>
+      </w:r>
+      <w:r>
+        <w:t xml:space="preserve">MCP, gRPC, OpenAPI, REST</w:t>
+      </w:r>
+    </w:p>
+    <w:p>
+      <w:pPr>
+        <w:pStyle w:val="Compact"/>
+        <w:numPr>
+          <w:ilvl w:val="0"/>
+          <w:numId w:val="1009"/>
+        </w:numPr>
+      </w:pPr>
+      <w:r>
+        <w:rPr>
+          <w:b/>
+          <w:bCs/>
+        </w:rPr>
+        <w:t xml:space="preserve">Infrastructure:</w:t>
+      </w:r>
+      <w:r>
+        <w:t xml:space="preserve"> </w:t>
+      </w:r>
+      <w:r>
+        <w:t xml:space="preserve">Docker, Nginx/OpenResty, CI/CD</w:t>
+      </w:r>
+    </w:p>
+    <w:p>
+      <w:pPr>
+        <w:pStyle w:val="Compact"/>
+        <w:numPr>
+          <w:ilvl w:val="0"/>
+          <w:numId w:val="1009"/>
+        </w:numPr>
+      </w:pPr>
+      <w:r>
+        <w:rPr>
+          <w:b/>
+          <w:bCs/>
+        </w:rPr>
+        <w:t xml:space="preserve">Security &amp; compliance:</w:t>
+      </w:r>
+      <w:r>
+        <w:t xml:space="preserve"> </w:t>
+      </w:r>
+      <w:r>
+        <w:t xml:space="preserve">FIPS 140-2, BoringSSL, SBOM, SLSA</w:t>
+      </w:r>
+    </w:p>
+    <w:p>
+      <w:pPr>
+        <w:pStyle w:val="Compact"/>
+        <w:numPr>
+          <w:ilvl w:val="0"/>
+          <w:numId w:val="1009"/>
+        </w:numPr>
+      </w:pPr>
+      <w:r>
+        <w:rPr>
+          <w:b/>
+          <w:bCs/>
+        </w:rPr>
+        <w:t xml:space="preserve">Databases:</w:t>
+      </w:r>
+      <w:r>
+        <w:t xml:space="preserve"> </w:t>
+      </w:r>
+      <w:r>
+        <w:t xml:space="preserve">PostgreSQL, Cassandra, Redis, Memcached, Elasticsearch</w:t>
+      </w:r>
+    </w:p>
+    <w:p>
+      <w:pPr>
+        <w:pStyle w:val="Compact"/>
+        <w:numPr>
+          <w:ilvl w:val="0"/>
+          <w:numId w:val="1009"/>
+        </w:numPr>
+      </w:pPr>
+      <w:r>
+        <w:rPr>
+          <w:b/>
+          <w:bCs/>
+        </w:rPr>
+        <w:t xml:space="preserve">Systems:</w:t>
+      </w:r>
+      <w:r>
+        <w:t xml:space="preserve"> </w:t>
+      </w:r>
+      <w:r>
+        <w:t xml:space="preserve">Linux, NetBSD, FreeBSD</w:t>
+      </w:r>
+    </w:p>
+    <w:bookmarkEnd w:id="18"/>
+    <w:bookmarkStart w:id="19" w:name="associations"/>
     <w:p>
       <w:pPr>
         <w:pStyle w:val="Heading2"/>
@@ -469,140 +710,18 @@
     </w:p>
     <w:p>
       <w:pPr>
-        <w:pStyle w:val="DefinitionTerm"/>
-      </w:pPr>
-      <w:r>
-        <w:t xml:space="preserve">Since 2011</w:t>
-      </w:r>
-    </w:p>
-    <w:p>
-      <w:pPr>
-        <w:pStyle w:val="Definition"/>
-      </w:pPr>
-      <w:r>
-        <w:t xml:space="preserve">Professional</w:t>
-      </w:r>
-      <w:r>
-        <w:t xml:space="preserve"> </w:t>
-      </w:r>
-      <w:hyperlink r:id="rId30">
-        <w:r>
-          <w:rPr>
-            <w:rStyle w:val="Hyperlink"/>
-          </w:rPr>
-          <w:t xml:space="preserve">Member</w:t>
-        </w:r>
-      </w:hyperlink>
-      <w:r>
-        <w:t xml:space="preserve"> </w:t>
-      </w:r>
-      <w:r>
-        <w:t xml:space="preserve">at the</w:t>
-      </w:r>
-      <w:r>
-        <w:t xml:space="preserve"> </w:t>
-      </w:r>
-      <w:hyperlink r:id="rId31">
-        <w:r>
-          <w:rPr>
-            <w:rStyle w:val="Hyperlink"/>
-          </w:rPr>
-          <w:t xml:space="preserve">Association for Computing Machinery</w:t>
-        </w:r>
-      </w:hyperlink>
-    </w:p>
-    <w:p>
-      <w:pPr>
-        <w:pStyle w:val="DefinitionTerm"/>
-      </w:pPr>
-      <w:r>
-        <w:t xml:space="preserve">Since 2015</w:t>
-      </w:r>
-    </w:p>
-    <w:p>
-      <w:pPr>
-        <w:pStyle w:val="Definition"/>
-      </w:pPr>
-      <w:r>
-        <w:t xml:space="preserve">Volunteer Developer,</w:t>
-      </w:r>
-      <w:r>
-        <w:t xml:space="preserve"> </w:t>
-      </w:r>
-      <w:hyperlink r:id="rId32">
-        <w:r>
-          <w:rPr>
-            <w:rStyle w:val="Hyperlink"/>
-          </w:rPr>
-          <w:t xml:space="preserve">The NetBSD Foundation</w:t>
-        </w:r>
-      </w:hyperlink>
-    </w:p>
-    <w:p>
-      <w:pPr>
-        <w:pStyle w:val="DefinitionTerm"/>
-      </w:pPr>
-      <w:r>
-        <w:t xml:space="preserve">2018-2019</w:t>
-      </w:r>
-    </w:p>
-    <w:p>
-      <w:pPr>
-        <w:pStyle w:val="Definition"/>
-      </w:pPr>
-      <w:r>
-        <w:t xml:space="preserve">Professional Member</w:t>
-      </w:r>
-      <w:r>
-        <w:t xml:space="preserve"> </w:t>
-      </w:r>
-      <w:hyperlink r:id="rId33">
-        <w:r>
-          <w:rPr>
-            <w:rStyle w:val="Hyperlink"/>
-          </w:rPr>
-          <w:t xml:space="preserve">USENIX</w:t>
-        </w:r>
-      </w:hyperlink>
-    </w:p>
-    <w:bookmarkEnd w:id="34"/>
-    <w:bookmarkStart w:id="35" w:name="hobbies"/>
-    <w:p>
-      <w:pPr>
-        <w:pStyle w:val="Heading2"/>
-      </w:pPr>
-      <w:r>
-        <w:t xml:space="preserve">Hobbies</w:t>
-      </w:r>
-    </w:p>
-    <w:p>
-      <w:pPr>
-        <w:pStyle w:val="FirstParagraph"/>
-      </w:pPr>
-      <w:r>
-        <w:t xml:space="preserve">I’m a specialty coffee enthusiast; my favorite method is the v60 pour over – I</w:t>
-      </w:r>
-      <w:r>
-        <w:t xml:space="preserve"> </w:t>
-      </w:r>
-      <w:r>
-        <w:t xml:space="preserve">love how flexible it is and enjoy trying out new technique variations (the Tetsu</w:t>
-      </w:r>
-      <w:r>
-        <w:t xml:space="preserve"> </w:t>
-      </w:r>
-      <w:r>
-        <w:t xml:space="preserve">Kasuya 4:6 one of my go-to). I exercise regularly, mainly at the gym and playing</w:t>
-      </w:r>
-      <w:r>
-        <w:t xml:space="preserve"> </w:t>
-      </w:r>
-      <w:r>
-        <w:t xml:space="preserve">Tennis.</w:t>
-      </w:r>
-    </w:p>
-    <w:bookmarkEnd w:id="35"/>
-    <w:bookmarkEnd w:id="36"/>
+        <w:pStyle w:val="Compact"/>
+        <w:numPr>
+          <w:ilvl w:val="0"/>
+          <w:numId w:val="1010"/>
+        </w:numPr>
+      </w:pPr>
+      <w:r>
+        <w:t xml:space="preserve">Professional Member, Association for Computing Machinery (since 2011)</w:t>
+      </w:r>
+    </w:p>
+    <w:bookmarkEnd w:id="19"/>
+    <w:bookmarkEnd w:id="20"/>
     <w:sectPr>
       <w:footnotePr>
         <w:numRestart w:val="eachSect"/>
@@ -822,6 +941,33 @@
   <w:num w:numId="1001">
     <w:abstractNumId w:val="991"/>
   </w:num>
+  <w:num w:numId="1002">
+    <w:abstractNumId w:val="991"/>
+  </w:num>
+  <w:num w:numId="1003">
+    <w:abstractNumId w:val="991"/>
+  </w:num>
+  <w:num w:numId="1004">
+    <w:abstractNumId w:val="991"/>
+  </w:num>
+  <w:num w:numId="1005">
+    <w:abstractNumId w:val="991"/>
+  </w:num>
+  <w:num w:numId="1006">
+    <w:abstractNumId w:val="991"/>
+  </w:num>
+  <w:num w:numId="1007">
+    <w:abstractNumId w:val="991"/>
+  </w:num>
+  <w:num w:numId="1008">
+    <w:abstractNumId w:val="991"/>
+  </w:num>
+  <w:num w:numId="1009">
+    <w:abstractNumId w:val="991"/>
+  </w:num>
+  <w:num w:numId="1010">
+    <w:abstractNumId w:val="991"/>
+  </w:num>
 </w:numbering>
 </file>
 
@@ -830,10 +976,10 @@
   <w:docDefaults>
     <w:rPrDefault>
       <w:rPr>
-        <w:rFonts w:asciiTheme="minorHAnsi" w:cstheme="minorBidi" w:eastAsiaTheme="minorHAnsi" w:hAnsiTheme="minorHAnsi"/>
+        <w:rFonts w:asciiTheme="minorHAnsi" w:cstheme="minorBidi" w:eastAsiaTheme="minorEastAsia" w:hAnsiTheme="minorHAnsi"/>
         <w:sz w:val="24"/>
         <w:szCs w:val="24"/>
-        <w:lang w:bidi="ar-SA" w:eastAsia="en-US" w:val="en-US"/>
+        <w:lang w:bidi="ar-SA" w:eastAsia="zh-CN" w:val="en-US"/>
       </w:rPr>
     </w:rPrDefault>
     <w:pPrDefault>
@@ -885,8 +1031,6 @@
     </w:pPr>
     <w:rPr>
       <w:rFonts w:asciiTheme="majorHAnsi" w:cstheme="majorBidi" w:eastAsiaTheme="majorEastAsia" w:hAnsiTheme="majorHAnsi"/>
-      <w:spacing w:val="-10"/>
-      <w:kern w:val="28"/>
       <w:sz w:val="56"/>
       <w:szCs w:val="56"/>
     </w:rPr>
@@ -899,8 +1043,6 @@
     <w:rsid w:val="00A10FD9"/>
     <w:rPr>
       <w:rFonts w:asciiTheme="majorHAnsi" w:cstheme="majorBidi" w:eastAsiaTheme="majorEastAsia" w:hAnsiTheme="majorHAnsi"/>
-      <w:spacing w:val="-10"/>
-      <w:kern w:val="28"/>
       <w:sz w:val="56"/>
       <w:szCs w:val="56"/>
     </w:rPr>
@@ -941,23 +1083,31 @@
   </w:style>
   <w:style w:customStyle="1" w:styleId="Author" w:type="paragraph">
     <w:name w:val="Author"/>
+    <w:basedOn w:val="Title"/>
     <w:next w:val="BodyText"/>
     <w:qFormat/>
     <w:pPr>
       <w:keepNext/>
       <w:keepLines/>
-      <w:jc w:val="center"/>
-    </w:pPr>
+    </w:pPr>
+    <w:rPr>
+      <w:sz w:val="24"/>
+      <w:szCs w:val="24"/>
+    </w:rPr>
   </w:style>
   <w:style w:styleId="Date" w:type="paragraph">
     <w:name w:val="Date"/>
+    <w:basedOn w:val="Title"/>
     <w:next w:val="BodyText"/>
     <w:qFormat/>
     <w:pPr>
       <w:keepNext/>
       <w:keepLines/>
-      <w:jc w:val="center"/>
-    </w:pPr>
+    </w:pPr>
+    <w:rPr>
+      <w:sz w:val="24"/>
+      <w:szCs w:val="24"/>
+    </w:rPr>
   </w:style>
   <w:style w:customStyle="1" w:styleId="AbstractTitle" w:type="paragraph">
     <w:name w:val="Abstract Title"/>
@@ -1370,13 +1520,6 @@
       </w:tblCellMar>
     </w:tblPr>
     <w:tblStylePr w:type="firstRow">
-      <w:tblPr>
-        <w:jc w:val="left"/>
-        <w:tblInd w:type="dxa" w:w="0"/>
-      </w:tblPr>
-      <w:trPr>
-        <w:jc w:val="left"/>
-      </w:trPr>
       <w:tcPr>
         <w:tcBorders>
           <w:bottom w:val="single"/>

--- a/cv/cv.docx
+++ b/cv/cv.docx
@@ -2,7 +2,7 @@
 <file path=word/document.xml><?xml version="1.0" encoding="utf-8"?>
 <w:document xmlns:w="http://schemas.openxmlformats.org/wordprocessingml/2006/main" xmlns:m="http://schemas.openxmlformats.org/officeDocument/2006/math" xmlns:r="http://schemas.openxmlformats.org/officeDocument/2006/relationships" xmlns:o="urn:schemas-microsoft-com:office:office" xmlns:v="urn:schemas-microsoft-com:vml" xmlns:w10="urn:schemas-microsoft-com:office:word" xmlns:a="http://schemas.openxmlformats.org/drawingml/2006/main" xmlns:pic="http://schemas.openxmlformats.org/drawingml/2006/picture" xmlns:wp="http://schemas.openxmlformats.org/drawingml/2006/wordprocessingDrawing">
   <w:body>
-    <w:bookmarkStart w:id="20" w:name="guilherme-salazar"/>
+    <w:bookmarkStart w:id="33" w:name="guilherme-salazar"/>
     <w:p>
       <w:pPr>
         <w:pStyle w:val="Heading1"/>
@@ -11,7 +11,72 @@
         <w:t xml:space="preserve">Guilherme Salazar</w:t>
       </w:r>
     </w:p>
-    <w:bookmarkStart w:id="13" w:name="experience"/>
+    <w:p>
+      <w:pPr>
+        <w:pStyle w:val="FirstParagraph"/>
+      </w:pPr>
+      <w:r>
+        <w:t xml:space="preserve">Goiania, Goias, Brazil |</w:t>
+      </w:r>
+      <w:r>
+        <w:t xml:space="preserve"> </w:t>
+      </w:r>
+      <w:hyperlink r:id="rId20">
+        <w:r>
+          <w:rPr>
+            <w:rStyle w:val="Hyperlink"/>
+          </w:rPr>
+          <w:t xml:space="preserve">github.com/gszr</w:t>
+        </w:r>
+      </w:hyperlink>
+      <w:r>
+        <w:t xml:space="preserve"> </w:t>
+      </w:r>
+      <w:r>
+        <w:t xml:space="preserve">|</w:t>
+      </w:r>
+      <w:r>
+        <w:t xml:space="preserve"> </w:t>
+      </w:r>
+      <w:hyperlink r:id="rId21">
+        <w:r>
+          <w:rPr>
+            <w:rStyle w:val="Hyperlink"/>
+          </w:rPr>
+          <w:t xml:space="preserve">linkedin.com/in/gszr</w:t>
+        </w:r>
+      </w:hyperlink>
+      <w:r>
+        <w:t xml:space="preserve"> </w:t>
+      </w:r>
+      <w:r>
+        <w:t xml:space="preserve">|</w:t>
+      </w:r>
+      <w:r>
+        <w:t xml:space="preserve"> </w:t>
+      </w:r>
+      <w:hyperlink r:id="rId22">
+        <w:r>
+          <w:rPr>
+            <w:rStyle w:val="Hyperlink"/>
+          </w:rPr>
+          <w:t xml:space="preserve">gsz@acm.org</w:t>
+        </w:r>
+      </w:hyperlink>
+    </w:p>
+    <w:p>
+      <w:pPr>
+        <w:pStyle w:val="BodyText"/>
+      </w:pPr>
+      <w:r>
+        <w:rPr>
+          <w:iCs/>
+          <w:i/>
+        </w:rPr>
+        <w:t xml:space="preserve">Software engineer with 10+ years of experience building foundational API infrastructure. Staff Software Engineer at JetStream Security, working on AI governance for agentic systems. Previously spent nearly nine years at Kong shaping how traffic flows between services across Kong Gateway and Kong Enterprise, most recently building AI-agent tooling (Context Mesh).</w:t>
+      </w:r>
+    </w:p>
+    <w:bookmarkStart w:id="27" w:name="experience"/>
     <w:p>
       <w:pPr>
         <w:pStyle w:val="Heading2"/>
@@ -20,73 +85,71 @@
         <w:t xml:space="preserve">Experience</w:t>
       </w:r>
     </w:p>
-    <w:bookmarkStart w:id="9" w:name="X534b7c7f38d64c953d059e98385bb35ffe01995"/>
+    <w:bookmarkStart w:id="23" w:name="X04873ff9d88181c70695ac83201e732b6a1b76d"/>
     <w:p>
       <w:pPr>
         <w:pStyle w:val="Heading3"/>
       </w:pPr>
       <w:r>
-        <w:t xml:space="preserve">Sr. Software Engineer — Kong Inc. (Jul 2017–Present)</w:t>
-      </w:r>
-    </w:p>
-    <w:p>
-      <w:pPr>
-        <w:pStyle w:val="Compact"/>
+        <w:t xml:space="preserve">Staff Software Engineer - JetStream Security (Jun 2026-Present)</w:t>
+      </w:r>
+    </w:p>
+    <w:p>
+      <w:pPr>
         <w:numPr>
           <w:ilvl w:val="0"/>
           <w:numId w:val="1001"/>
         </w:numPr>
+        <w:pStyle w:val="Compact"/>
+      </w:pPr>
+      <w:r>
+        <w:t xml:space="preserve">Building infrastructure for governance, observability, and security of enterprise AI traffic.</w:t>
+      </w:r>
+    </w:p>
+    <w:bookmarkEnd w:id="23"/>
+    <w:bookmarkStart w:id="24" w:name="X1b2582f7edd4ecc22a91560e51f7b567e43c8ae"/>
+    <w:p>
+      <w:pPr>
+        <w:pStyle w:val="Heading3"/>
+      </w:pPr>
+      <w:r>
+        <w:t xml:space="preserve">Sr. Software Engineer - Kong Inc. (Jul 2017-May 2026)</w:t>
+      </w:r>
+    </w:p>
+    <w:p>
+      <w:pPr>
+        <w:numPr>
+          <w:ilvl w:val="0"/>
+          <w:numId w:val="1002"/>
+        </w:numPr>
+        <w:pStyle w:val="Compact"/>
       </w:pPr>
       <w:r>
         <w:rPr>
+          <w:bCs/>
           <w:b/>
+        </w:rPr>
+        <w:t xml:space="preserve">Context Mesh</w:t>
+      </w:r>
+      <w:r>
+        <w:t xml:space="preserve"> </w:t>
+      </w:r>
+      <w:r>
+        <w:t xml:space="preserve">- Built tooling that turned existing resources into production-ready MCP servers, working across Go (code generation, OpenAPI parsing) and Python (MCP server runtime) to deliver single-file, self-contained servers.</w:t>
+      </w:r>
+    </w:p>
+    <w:p>
+      <w:pPr>
+        <w:numPr>
+          <w:ilvl w:val="0"/>
+          <w:numId w:val="1002"/>
+        </w:numPr>
+        <w:pStyle w:val="Compact"/>
+      </w:pPr>
+      <w:r>
+        <w:rPr>
           <w:bCs/>
-        </w:rPr>
-        <w:t xml:space="preserve">Context Mesh (current)</w:t>
-      </w:r>
-      <w:r>
-        <w:t xml:space="preserve"> </w:t>
-      </w:r>
-      <w:r>
-        <w:t xml:space="preserve">— Contributing to Kong Context Mesh, bridging AI</w:t>
-      </w:r>
-      <w:r>
-        <w:t xml:space="preserve"> </w:t>
-      </w:r>
-      <w:r>
-        <w:t xml:space="preserve">agents with enterprise APIs via the Model Context Protocol (MCP). Building</w:t>
-      </w:r>
-      <w:r>
-        <w:t xml:space="preserve"> </w:t>
-      </w:r>
-      <w:r>
-        <w:t xml:space="preserve">tooling that turns existing resources into production-ready MCP servers,</w:t>
-      </w:r>
-      <w:r>
-        <w:t xml:space="preserve"> </w:t>
-      </w:r>
-      <w:r>
-        <w:t xml:space="preserve">working across Go (code generation, OpenAPI parsing) and Python (MCP server</w:t>
-      </w:r>
-      <w:r>
-        <w:t xml:space="preserve"> </w:t>
-      </w:r>
-      <w:r>
-        <w:t xml:space="preserve">runtime) to deliver single-file, self-contained servers.</w:t>
-      </w:r>
-    </w:p>
-    <w:p>
-      <w:pPr>
-        <w:pStyle w:val="Compact"/>
-        <w:numPr>
-          <w:ilvl w:val="0"/>
-          <w:numId w:val="1001"/>
-        </w:numPr>
-      </w:pPr>
-      <w:r>
-        <w:rPr>
           <w:b/>
-          <w:bCs/>
         </w:rPr>
         <w:t xml:space="preserve">Enterprise features</w:t>
       </w:r>
@@ -94,27 +157,21 @@
         <w:t xml:space="preserve"> </w:t>
       </w:r>
       <w:r>
-        <w:t xml:space="preserve">— Built core enterprise capabilities including RBAC,</w:t>
-      </w:r>
-      <w:r>
-        <w:t xml:space="preserve"> </w:t>
-      </w:r>
-      <w:r>
-        <w:t xml:space="preserve">Workspaces, and the first license validation module and license generation API.</w:t>
-      </w:r>
-    </w:p>
-    <w:p>
-      <w:pPr>
-        <w:pStyle w:val="Compact"/>
-        <w:numPr>
-          <w:ilvl w:val="0"/>
-          <w:numId w:val="1001"/>
-        </w:numPr>
+        <w:t xml:space="preserve">- Built core enterprise capabilities including RBAC, Workspaces, and the first license validation module and license generation API.</w:t>
+      </w:r>
+    </w:p>
+    <w:p>
+      <w:pPr>
+        <w:numPr>
+          <w:ilvl w:val="0"/>
+          <w:numId w:val="1002"/>
+        </w:numPr>
+        <w:pStyle w:val="Compact"/>
       </w:pPr>
       <w:r>
         <w:rPr>
+          <w:bCs/>
           <w:b/>
-          <w:bCs/>
         </w:rPr>
         <w:t xml:space="preserve">Plugin ecosystems</w:t>
       </w:r>
@@ -122,33 +179,21 @@
         <w:t xml:space="preserve"> </w:t>
       </w:r>
       <w:r>
-        <w:t xml:space="preserve">— Co-implemented Go plugin support and co-authored</w:t>
-      </w:r>
-      <w:r>
-        <w:t xml:space="preserve"> </w:t>
-      </w:r>
-      <w:r>
-        <w:t xml:space="preserve">several core/enterprise plugins (Request Callout, Proxy Cache, Request</w:t>
-      </w:r>
-      <w:r>
-        <w:t xml:space="preserve"> </w:t>
-      </w:r>
-      <w:r>
-        <w:t xml:space="preserve">Validator, Rate Limiting Advanced, and others).</w:t>
-      </w:r>
-    </w:p>
-    <w:p>
-      <w:pPr>
-        <w:pStyle w:val="Compact"/>
-        <w:numPr>
-          <w:ilvl w:val="0"/>
-          <w:numId w:val="1001"/>
-        </w:numPr>
+        <w:t xml:space="preserve">- Co-implemented Go plugin support and co-authored several core/enterprise plugins (Request Callout, Proxy Cache, Request Validator, Rate Limiting Advanced, and others).</w:t>
+      </w:r>
+    </w:p>
+    <w:p>
+      <w:pPr>
+        <w:numPr>
+          <w:ilvl w:val="0"/>
+          <w:numId w:val="1002"/>
+        </w:numPr>
+        <w:pStyle w:val="Compact"/>
       </w:pPr>
       <w:r>
         <w:rPr>
+          <w:bCs/>
           <w:b/>
-          <w:bCs/>
         </w:rPr>
         <w:t xml:space="preserve">Service mesh</w:t>
       </w:r>
@@ -156,27 +201,21 @@
         <w:t xml:space="preserve"> </w:t>
       </w:r>
       <w:r>
-        <w:t xml:space="preserve">— Collaborated with the Office of the CTO on the initial</w:t>
-      </w:r>
-      <w:r>
-        <w:t xml:space="preserve"> </w:t>
-      </w:r>
-      <w:r>
-        <w:t xml:space="preserve">release of Kuma, now a CNCF Sandbox project.</w:t>
-      </w:r>
-    </w:p>
-    <w:p>
-      <w:pPr>
-        <w:pStyle w:val="Compact"/>
-        <w:numPr>
-          <w:ilvl w:val="0"/>
-          <w:numId w:val="1001"/>
-        </w:numPr>
+        <w:t xml:space="preserve">- Collaborated with the Office of the CTO on the initial release of Kuma, now a CNCF Sandbox project.</w:t>
+      </w:r>
+    </w:p>
+    <w:p>
+      <w:pPr>
+        <w:numPr>
+          <w:ilvl w:val="0"/>
+          <w:numId w:val="1002"/>
+        </w:numPr>
+        <w:pStyle w:val="Compact"/>
       </w:pPr>
       <w:r>
         <w:rPr>
+          <w:bCs/>
           <w:b/>
-          <w:bCs/>
         </w:rPr>
         <w:t xml:space="preserve">Networking &amp; protocols</w:t>
       </w:r>
@@ -184,77 +223,43 @@
         <w:t xml:space="preserve"> </w:t>
       </w:r>
       <w:r>
-        <w:t xml:space="preserve">— Delivered gRPC proxying support for Kong Gateway.</w:t>
-      </w:r>
-    </w:p>
-    <w:p>
-      <w:pPr>
-        <w:pStyle w:val="Compact"/>
-        <w:numPr>
-          <w:ilvl w:val="0"/>
-          <w:numId w:val="1001"/>
-        </w:numPr>
+        <w:t xml:space="preserve">- Delivered gRPC proxying support for Kong Gateway.</w:t>
+      </w:r>
+    </w:p>
+    <w:p>
+      <w:pPr>
+        <w:numPr>
+          <w:ilvl w:val="0"/>
+          <w:numId w:val="1002"/>
+        </w:numPr>
+        <w:pStyle w:val="Compact"/>
       </w:pPr>
       <w:r>
         <w:rPr>
+          <w:bCs/>
           <w:b/>
+        </w:rPr>
+        <w:t xml:space="preserve">Security &amp; compliance</w:t>
+      </w:r>
+      <w:r>
+        <w:t xml:space="preserve"> </w:t>
+      </w:r>
+      <w:r>
+        <w:t xml:space="preserve">- Co-implemented SBOM generation and FIPS 140-2 compatibility (using BoringSSL) for Kong Gateway, and delivered SLSA-related supply-chain improvements.</w:t>
+      </w:r>
+    </w:p>
+    <w:p>
+      <w:pPr>
+        <w:numPr>
+          <w:ilvl w:val="0"/>
+          <w:numId w:val="1002"/>
+        </w:numPr>
+        <w:pStyle w:val="Compact"/>
+      </w:pPr>
+      <w:r>
+        <w:rPr>
           <w:bCs/>
-        </w:rPr>
-        <w:t xml:space="preserve">Supply-chain security &amp; compliance</w:t>
-      </w:r>
-      <w:r>
-        <w:t xml:space="preserve"> </w:t>
-      </w:r>
-      <w:r>
-        <w:t xml:space="preserve">— Co-implemented SBOM generation for</w:t>
-      </w:r>
-      <w:r>
-        <w:t xml:space="preserve"> </w:t>
-      </w:r>
-      <w:r>
-        <w:t xml:space="preserve">Kong Gateway and delivered SLSA-related improvements.</w:t>
-      </w:r>
-    </w:p>
-    <w:p>
-      <w:pPr>
-        <w:pStyle w:val="Compact"/>
-        <w:numPr>
-          <w:ilvl w:val="0"/>
-          <w:numId w:val="1001"/>
-        </w:numPr>
-      </w:pPr>
-      <w:r>
-        <w:rPr>
           <w:b/>
-          <w:bCs/>
-        </w:rPr>
-        <w:t xml:space="preserve">Cryptography</w:t>
-      </w:r>
-      <w:r>
-        <w:t xml:space="preserve"> </w:t>
-      </w:r>
-      <w:r>
-        <w:t xml:space="preserve">— Co-implemented FIPS 140-2 compatibility for Kong Gateway</w:t>
-      </w:r>
-      <w:r>
-        <w:t xml:space="preserve"> </w:t>
-      </w:r>
-      <w:r>
-        <w:t xml:space="preserve">using BoringSSL.</w:t>
-      </w:r>
-    </w:p>
-    <w:p>
-      <w:pPr>
-        <w:pStyle w:val="Compact"/>
-        <w:numPr>
-          <w:ilvl w:val="0"/>
-          <w:numId w:val="1001"/>
-        </w:numPr>
-      </w:pPr>
-      <w:r>
-        <w:rPr>
-          <w:b/>
-          <w:bCs/>
         </w:rPr>
         <w:t xml:space="preserve">Build &amp; delivery automation</w:t>
       </w:r>
@@ -262,33 +267,21 @@
         <w:t xml:space="preserve"> </w:t>
       </w:r>
       <w:r>
-        <w:t xml:space="preserve">— Designed Kong Enterprise’s first artifact</w:t>
-      </w:r>
-      <w:r>
-        <w:t xml:space="preserve"> </w:t>
-      </w:r>
-      <w:r>
-        <w:t xml:space="preserve">delivery pipeline, reducing package and Docker image build times to under 10</w:t>
-      </w:r>
-      <w:r>
-        <w:t xml:space="preserve"> </w:t>
-      </w:r>
-      <w:r>
-        <w:t xml:space="preserve">minutes.</w:t>
-      </w:r>
-    </w:p>
-    <w:p>
-      <w:pPr>
-        <w:pStyle w:val="Compact"/>
-        <w:numPr>
-          <w:ilvl w:val="0"/>
-          <w:numId w:val="1001"/>
-        </w:numPr>
+        <w:t xml:space="preserve">- Implemented Kong Enterprise’s first fully automated artifact delivery pipeline, reducing package and Docker image build times to under 10 minutes.</w:t>
+      </w:r>
+    </w:p>
+    <w:p>
+      <w:pPr>
+        <w:numPr>
+          <w:ilvl w:val="0"/>
+          <w:numId w:val="1002"/>
+        </w:numPr>
+        <w:pStyle w:val="Compact"/>
       </w:pPr>
       <w:r>
         <w:rPr>
+          <w:bCs/>
           <w:b/>
-          <w:bCs/>
         </w:rPr>
         <w:t xml:space="preserve">Release engineering</w:t>
       </w:r>
@@ -296,288 +289,166 @@
         <w:t xml:space="preserve"> </w:t>
       </w:r>
       <w:r>
-        <w:t xml:space="preserve">— Acted as release engineer for 6 Kong Enterprise</w:t>
-      </w:r>
-      <w:r>
-        <w:t xml:space="preserve"> </w:t>
-      </w:r>
-      <w:r>
-        <w:t xml:space="preserve">releases, plus customer-specific builds.</w:t>
-      </w:r>
-    </w:p>
-    <w:bookmarkEnd w:id="9"/>
-    <w:bookmarkStart w:id="10" w:name="Xcbeaa9550f1b97818080d181656039878ffd961"/>
+        <w:t xml:space="preserve">- Acted as release engineer for 6 Kong Enterprise releases, plus customer-specific builds.</w:t>
+      </w:r>
+    </w:p>
+    <w:bookmarkEnd w:id="24"/>
+    <w:bookmarkStart w:id="25" w:name="Xf870398d75e8031a4b0f4321535b47875182a85"/>
     <w:p>
       <w:pPr>
         <w:pStyle w:val="Heading3"/>
       </w:pPr>
       <w:r>
-        <w:t xml:space="preserve">Backend Engineer — Appbase.io (Oct 2016–Jul 2017)</w:t>
-      </w:r>
-    </w:p>
-    <w:p>
-      <w:pPr>
-        <w:pStyle w:val="Compact"/>
-        <w:numPr>
-          <w:ilvl w:val="0"/>
-          <w:numId w:val="1002"/>
-        </w:numPr>
-      </w:pPr>
-      <w:r>
-        <w:t xml:space="preserve">Designed and built a data streaming layer for Elasticsearch (2.x and 5.x)</w:t>
-      </w:r>
-      <w:r>
-        <w:t xml:space="preserve"> </w:t>
-      </w:r>
-      <w:r>
-        <w:t xml:space="preserve">based on OpenResty (Nginx + Lua).</w:t>
-      </w:r>
-    </w:p>
-    <w:p>
-      <w:pPr>
-        <w:pStyle w:val="Compact"/>
-        <w:numPr>
-          <w:ilvl w:val="0"/>
-          <w:numId w:val="1002"/>
-        </w:numPr>
-      </w:pPr>
-      <w:r>
-        <w:t xml:space="preserve">Built tooling to automate Elasticsearch benchmarks end-to-end, from cluster</w:t>
-      </w:r>
-      <w:r>
-        <w:t xml:space="preserve"> </w:t>
-      </w:r>
-      <w:r>
-        <w:t xml:space="preserve">provisioning to benchmark execution using Elasticsearch Rally.</w:t>
-      </w:r>
-    </w:p>
-    <w:bookmarkEnd w:id="10"/>
-    <w:bookmarkStart w:id="11" w:name="X1fb9c7b6ddd1b2f9290294c1a93ac9643534dbe"/>
+        <w:t xml:space="preserve">Backend Engineer - Appbase.io (Oct 2016-Jul 2017)</w:t>
+      </w:r>
+    </w:p>
+    <w:p>
+      <w:pPr>
+        <w:numPr>
+          <w:ilvl w:val="0"/>
+          <w:numId w:val="1003"/>
+        </w:numPr>
+        <w:pStyle w:val="Compact"/>
+      </w:pPr>
+      <w:r>
+        <w:t xml:space="preserve">Designed and built a data streaming layer for Elasticsearch (2.x and 5.x) based on OpenResty (Nginx + Lua).</w:t>
+      </w:r>
+    </w:p>
+    <w:p>
+      <w:pPr>
+        <w:numPr>
+          <w:ilvl w:val="0"/>
+          <w:numId w:val="1003"/>
+        </w:numPr>
+        <w:pStyle w:val="Compact"/>
+      </w:pPr>
+      <w:r>
+        <w:t xml:space="preserve">Built tooling to automate Elasticsearch benchmarks end-to-end, from cluster provisioning to benchmark execution using Elasticsearch Rally.</w:t>
+      </w:r>
+    </w:p>
+    <w:bookmarkEnd w:id="25"/>
+    <w:bookmarkStart w:id="26" w:name="X1058f56ce9d7b71993aeb498bdc4eeb1f0d8524"/>
     <w:p>
       <w:pPr>
         <w:pStyle w:val="Heading3"/>
       </w:pPr>
       <w:r>
-        <w:t xml:space="preserve">Student Developer — Google Summer of Code 2015 (Mar–Aug 2015)</w:t>
-      </w:r>
-    </w:p>
-    <w:p>
-      <w:pPr>
-        <w:pStyle w:val="Compact"/>
-        <w:numPr>
-          <w:ilvl w:val="0"/>
-          <w:numId w:val="1003"/>
-        </w:numPr>
-      </w:pPr>
-      <w:r>
-        <w:t xml:space="preserve">Contributed to the NetBSD kernel port of Lua by porting the Lua test suite</w:t>
-      </w:r>
-      <w:r>
-        <w:t xml:space="preserve"> </w:t>
-      </w:r>
-      <w:r>
-        <w:t xml:space="preserve">to kernel space and resolving defects identified in the process. Subsequently</w:t>
-      </w:r>
-      <w:r>
-        <w:t xml:space="preserve"> </w:t>
-      </w:r>
-      <w:r>
-        <w:t xml:space="preserve">accepted as a developer by The NetBSD Foundation.</w:t>
-      </w:r>
-    </w:p>
-    <w:bookmarkEnd w:id="11"/>
-    <w:bookmarkStart w:id="12" w:name="X48e481881724448cf06deb5bca041281c5f4b82"/>
+        <w:t xml:space="preserve">Student Developer - Google Summer of Code 2015 (Mar-Aug 2015)</w:t>
+      </w:r>
+    </w:p>
+    <w:p>
+      <w:pPr>
+        <w:numPr>
+          <w:ilvl w:val="0"/>
+          <w:numId w:val="1004"/>
+        </w:numPr>
+        <w:pStyle w:val="Compact"/>
+      </w:pPr>
+      <w:r>
+        <w:t xml:space="preserve">Contributed to the NetBSD kernel port of Lua by porting the Lua test suite to kernel space and resolving defects identified in the process. Subsequently accepted as a developer by The NetBSD Foundation.</w:t>
+      </w:r>
+    </w:p>
+    <w:bookmarkEnd w:id="26"/>
+    <w:bookmarkEnd w:id="27"/>
+    <w:bookmarkStart w:id="30" w:name="education"/>
+    <w:p>
+      <w:pPr>
+        <w:pStyle w:val="Heading2"/>
+      </w:pPr>
+      <w:r>
+        <w:t xml:space="preserve">Education</w:t>
+      </w:r>
+    </w:p>
+    <w:bookmarkStart w:id="28" w:name="X18a197e2eb8b61015d9f272f4c53f6bbc528a1c"/>
     <w:p>
       <w:pPr>
         <w:pStyle w:val="Heading3"/>
       </w:pPr>
       <w:r>
-        <w:t xml:space="preserve">Programmer — Entregador Online (Jan 2014–Jun 2015)</w:t>
-      </w:r>
-    </w:p>
-    <w:p>
-      <w:pPr>
-        <w:pStyle w:val="Compact"/>
-        <w:numPr>
-          <w:ilvl w:val="0"/>
-          <w:numId w:val="1004"/>
-        </w:numPr>
-      </w:pPr>
-      <w:r>
-        <w:t xml:space="preserve">Built an Android app for package delivery management and its supporting</w:t>
-      </w:r>
-      <w:r>
-        <w:t xml:space="preserve"> </w:t>
-      </w:r>
-      <w:r>
-        <w:t xml:space="preserve">Spring Boot REST APIs, shipped to the Google Play Store.</w:t>
-      </w:r>
-    </w:p>
-    <w:bookmarkEnd w:id="12"/>
-    <w:bookmarkEnd w:id="13"/>
-    <w:bookmarkStart w:id="17" w:name="education"/>
+        <w:t xml:space="preserve">M.Sc, Computer Science - Georgia Institute of Technology (2025, on hold)</w:t>
+      </w:r>
+    </w:p>
+    <w:p>
+      <w:pPr>
+        <w:numPr>
+          <w:ilvl w:val="0"/>
+          <w:numId w:val="1005"/>
+        </w:numPr>
+        <w:pStyle w:val="Compact"/>
+      </w:pPr>
+      <w:r>
+        <w:t xml:space="preserve">Coursework: Applied Cryptography</w:t>
+      </w:r>
+    </w:p>
+    <w:bookmarkEnd w:id="28"/>
+    <w:bookmarkStart w:id="29" w:name="X13606d31470cb5e677513d0797bafe84b22f4cc"/>
+    <w:p>
+      <w:pPr>
+        <w:pStyle w:val="Heading3"/>
+      </w:pPr>
+      <w:r>
+        <w:t xml:space="preserve">B.Sc, Computer Science - Universidade Federal de Goias (2011-2016)</w:t>
+      </w:r>
+    </w:p>
+    <w:p>
+      <w:pPr>
+        <w:numPr>
+          <w:ilvl w:val="0"/>
+          <w:numId w:val="1006"/>
+        </w:numPr>
+        <w:pStyle w:val="Compact"/>
+      </w:pPr>
+      <w:r>
+        <w:t xml:space="preserve">Visiting Student: University of South Carolina, 2012-2013, on full scholarship from Brazil’s Ministry of Education (Alpha Lambda Delta Honor Society, Dean’s Honor List)</w:t>
+      </w:r>
+    </w:p>
+    <w:p>
+      <w:pPr>
+        <w:numPr>
+          <w:ilvl w:val="0"/>
+          <w:numId w:val="1006"/>
+        </w:numPr>
+        <w:pStyle w:val="Compact"/>
+      </w:pPr>
+      <w:r>
+        <w:t xml:space="preserve">Teaching Assistant: Software Construction, Operating Systems, and Formal Languages &amp; Automata</w:t>
+      </w:r>
+    </w:p>
+    <w:p>
+      <w:pPr>
+        <w:numPr>
+          <w:ilvl w:val="0"/>
+          <w:numId w:val="1006"/>
+        </w:numPr>
+        <w:pStyle w:val="Compact"/>
+      </w:pPr>
+      <w:r>
+        <w:t xml:space="preserve">Research Assistant: 2011-2012: Evaluation of IPv6 stacks for low-power devices; 2011: Coordination primitives in event-driven concurrent/distributed systems</w:t>
+      </w:r>
+    </w:p>
+    <w:bookmarkEnd w:id="29"/>
+    <w:bookmarkEnd w:id="30"/>
+    <w:bookmarkStart w:id="31" w:name="technical"/>
     <w:p>
       <w:pPr>
         <w:pStyle w:val="Heading2"/>
       </w:pPr>
       <w:r>
-        <w:t xml:space="preserve">Education</w:t>
-      </w:r>
-    </w:p>
-    <w:bookmarkStart w:id="14" w:name="X34260030208bfa79ec7477fae53485da1c4f61c"/>
-    <w:p>
-      <w:pPr>
-        <w:pStyle w:val="Heading3"/>
-      </w:pPr>
-      <w:r>
-        <w:t xml:space="preserve">M.Sc, Computer Science — Georgia Institute of Technology (2025, on hold)</w:t>
-      </w:r>
-    </w:p>
-    <w:p>
-      <w:pPr>
-        <w:pStyle w:val="Compact"/>
-        <w:numPr>
-          <w:ilvl w:val="0"/>
-          <w:numId w:val="1005"/>
-        </w:numPr>
-      </w:pPr>
-      <w:r>
-        <w:t xml:space="preserve">Coursework: Applied Cryptography</w:t>
-      </w:r>
-    </w:p>
-    <w:bookmarkEnd w:id="14"/>
-    <w:bookmarkStart w:id="15" w:name="X98342b8b8463a80a1e0cc5a79658a1b79390550"/>
-    <w:p>
-      <w:pPr>
-        <w:pStyle w:val="Heading3"/>
-      </w:pPr>
-      <w:r>
-        <w:t xml:space="preserve">B.Sc, Computer Science — Universidade Federal de Goiás (2011–2016)</w:t>
-      </w:r>
-    </w:p>
-    <w:p>
-      <w:pPr>
-        <w:pStyle w:val="Compact"/>
-        <w:numPr>
-          <w:ilvl w:val="0"/>
-          <w:numId w:val="1006"/>
-        </w:numPr>
-      </w:pPr>
-      <w:r>
-        <w:t xml:space="preserve">Teaching Assistant: Software Construction, Operating Systems, and Formal</w:t>
-      </w:r>
-      <w:r>
-        <w:t xml:space="preserve"> </w:t>
-      </w:r>
-      <w:r>
-        <w:t xml:space="preserve">Languages &amp; Automata</w:t>
-      </w:r>
-    </w:p>
-    <w:p>
-      <w:pPr>
-        <w:pStyle w:val="Compact"/>
-        <w:numPr>
-          <w:ilvl w:val="0"/>
-          <w:numId w:val="1006"/>
-        </w:numPr>
-      </w:pPr>
-      <w:r>
-        <w:t xml:space="preserve">Research Assistant:</w:t>
-      </w:r>
-    </w:p>
-    <w:p>
-      <w:pPr>
-        <w:pStyle w:val="Compact"/>
-        <w:numPr>
-          <w:ilvl w:val="1"/>
+        <w:t xml:space="preserve">Technical</w:t>
+      </w:r>
+    </w:p>
+    <w:p>
+      <w:pPr>
+        <w:numPr>
+          <w:ilvl w:val="0"/>
           <w:numId w:val="1007"/>
         </w:numPr>
-      </w:pPr>
-      <w:r>
-        <w:t xml:space="preserve">2011–2012: Evaluation of IPv6 stacks for low-power devices</w:t>
-      </w:r>
-    </w:p>
-    <w:p>
-      <w:pPr>
-        <w:pStyle w:val="Compact"/>
-        <w:numPr>
-          <w:ilvl w:val="1"/>
-          <w:numId w:val="1007"/>
-        </w:numPr>
-      </w:pPr>
-      <w:r>
-        <w:t xml:space="preserve">2011: Coordination primitives in event-driven concurrent/distributed systems</w:t>
-      </w:r>
-    </w:p>
-    <w:bookmarkEnd w:id="15"/>
-    <w:bookmarkStart w:id="16" w:name="Xac2e82665b5231cdcdfec2deb8a6f7096b7f258"/>
-    <w:p>
-      <w:pPr>
-        <w:pStyle w:val="Heading3"/>
-      </w:pPr>
-      <w:r>
-        <w:t xml:space="preserve">Non-Degree, Computer Science — University of South Carolina (2012–2013)</w:t>
-      </w:r>
-    </w:p>
-    <w:p>
-      <w:pPr>
-        <w:pStyle w:val="Compact"/>
-        <w:numPr>
-          <w:ilvl w:val="0"/>
-          <w:numId w:val="1008"/>
-        </w:numPr>
-      </w:pPr>
-      <w:r>
-        <w:t xml:space="preserve">Full scholarship, awarded by the Ministry of Education, Brazil</w:t>
-      </w:r>
-    </w:p>
-    <w:p>
-      <w:pPr>
-        <w:pStyle w:val="Compact"/>
-        <w:numPr>
-          <w:ilvl w:val="0"/>
-          <w:numId w:val="1008"/>
-        </w:numPr>
-      </w:pPr>
-      <w:r>
-        <w:t xml:space="preserve">Alpha Lambda Delta Honor Society, Dean’s Honor List</w:t>
-      </w:r>
-    </w:p>
-    <w:p>
-      <w:pPr>
-        <w:pStyle w:val="Compact"/>
-        <w:numPr>
-          <w:ilvl w:val="0"/>
-          <w:numId w:val="1008"/>
-        </w:numPr>
-      </w:pPr>
-      <w:r>
-        <w:t xml:space="preserve">Developed a medical records app for the medical school</w:t>
-      </w:r>
-    </w:p>
-    <w:bookmarkEnd w:id="16"/>
-    <w:bookmarkEnd w:id="17"/>
-    <w:bookmarkStart w:id="18" w:name="technical"/>
-    <w:p>
-      <w:pPr>
-        <w:pStyle w:val="Heading2"/>
-      </w:pPr>
-      <w:r>
-        <w:t xml:space="preserve">Technical</w:t>
-      </w:r>
-    </w:p>
-    <w:p>
-      <w:pPr>
-        <w:pStyle w:val="Compact"/>
-        <w:numPr>
-          <w:ilvl w:val="0"/>
-          <w:numId w:val="1009"/>
-        </w:numPr>
+        <w:pStyle w:val="Compact"/>
       </w:pPr>
       <w:r>
         <w:rPr>
+          <w:bCs/>
           <w:b/>
-          <w:bCs/>
         </w:rPr>
         <w:t xml:space="preserve">Languages:</w:t>
       </w:r>
@@ -590,16 +461,16 @@
     </w:p>
     <w:p>
       <w:pPr>
-        <w:pStyle w:val="Compact"/>
-        <w:numPr>
-          <w:ilvl w:val="0"/>
-          <w:numId w:val="1009"/>
-        </w:numPr>
+        <w:numPr>
+          <w:ilvl w:val="0"/>
+          <w:numId w:val="1007"/>
+        </w:numPr>
+        <w:pStyle w:val="Compact"/>
       </w:pPr>
       <w:r>
         <w:rPr>
+          <w:bCs/>
           <w:b/>
-          <w:bCs/>
         </w:rPr>
         <w:t xml:space="preserve">Protocols &amp; standards:</w:t>
       </w:r>
@@ -612,16 +483,16 @@
     </w:p>
     <w:p>
       <w:pPr>
-        <w:pStyle w:val="Compact"/>
-        <w:numPr>
-          <w:ilvl w:val="0"/>
-          <w:numId w:val="1009"/>
-        </w:numPr>
+        <w:numPr>
+          <w:ilvl w:val="0"/>
+          <w:numId w:val="1007"/>
+        </w:numPr>
+        <w:pStyle w:val="Compact"/>
       </w:pPr>
       <w:r>
         <w:rPr>
+          <w:bCs/>
           <w:b/>
-          <w:bCs/>
         </w:rPr>
         <w:t xml:space="preserve">Infrastructure:</w:t>
       </w:r>
@@ -634,16 +505,16 @@
     </w:p>
     <w:p>
       <w:pPr>
-        <w:pStyle w:val="Compact"/>
-        <w:numPr>
-          <w:ilvl w:val="0"/>
-          <w:numId w:val="1009"/>
-        </w:numPr>
+        <w:numPr>
+          <w:ilvl w:val="0"/>
+          <w:numId w:val="1007"/>
+        </w:numPr>
+        <w:pStyle w:val="Compact"/>
       </w:pPr>
       <w:r>
         <w:rPr>
+          <w:bCs/>
           <w:b/>
-          <w:bCs/>
         </w:rPr>
         <w:t xml:space="preserve">Security &amp; compliance:</w:t>
       </w:r>
@@ -656,16 +527,16 @@
     </w:p>
     <w:p>
       <w:pPr>
-        <w:pStyle w:val="Compact"/>
-        <w:numPr>
-          <w:ilvl w:val="0"/>
-          <w:numId w:val="1009"/>
-        </w:numPr>
+        <w:numPr>
+          <w:ilvl w:val="0"/>
+          <w:numId w:val="1007"/>
+        </w:numPr>
+        <w:pStyle w:val="Compact"/>
       </w:pPr>
       <w:r>
         <w:rPr>
+          <w:bCs/>
           <w:b/>
-          <w:bCs/>
         </w:rPr>
         <w:t xml:space="preserve">Databases:</w:t>
       </w:r>
@@ -678,16 +549,16 @@
     </w:p>
     <w:p>
       <w:pPr>
-        <w:pStyle w:val="Compact"/>
-        <w:numPr>
-          <w:ilvl w:val="0"/>
-          <w:numId w:val="1009"/>
-        </w:numPr>
+        <w:numPr>
+          <w:ilvl w:val="0"/>
+          <w:numId w:val="1007"/>
+        </w:numPr>
+        <w:pStyle w:val="Compact"/>
       </w:pPr>
       <w:r>
         <w:rPr>
+          <w:bCs/>
           <w:b/>
-          <w:bCs/>
         </w:rPr>
         <w:t xml:space="preserve">Systems:</w:t>
       </w:r>
@@ -698,8 +569,8 @@
         <w:t xml:space="preserve">Linux, NetBSD, FreeBSD</w:t>
       </w:r>
     </w:p>
-    <w:bookmarkEnd w:id="18"/>
-    <w:bookmarkStart w:id="19" w:name="associations"/>
+    <w:bookmarkEnd w:id="31"/>
+    <w:bookmarkStart w:id="32" w:name="associations"/>
     <w:p>
       <w:pPr>
         <w:pStyle w:val="Heading2"/>
@@ -710,23 +581,19 @@
     </w:p>
     <w:p>
       <w:pPr>
-        <w:pStyle w:val="Compact"/>
-        <w:numPr>
-          <w:ilvl w:val="0"/>
-          <w:numId w:val="1010"/>
-        </w:numPr>
+        <w:numPr>
+          <w:ilvl w:val="0"/>
+          <w:numId w:val="1008"/>
+        </w:numPr>
+        <w:pStyle w:val="Compact"/>
       </w:pPr>
       <w:r>
         <w:t xml:space="preserve">Professional Member, Association for Computing Machinery (since 2011)</w:t>
       </w:r>
     </w:p>
-    <w:bookmarkEnd w:id="19"/>
-    <w:bookmarkEnd w:id="20"/>
-    <w:sectPr>
-      <w:footnotePr>
-        <w:numRestart w:val="eachSect"/>
-      </w:footnotePr>
-    </w:sectPr>
+    <w:bookmarkEnd w:id="32"/>
+    <w:bookmarkEnd w:id="33"/>
+    <w:sectPr/>
   </w:body>
 </w:document>
 </file>
@@ -757,14 +624,14 @@
 <file path=word/numbering.xml><?xml version="1.0" encoding="utf-8"?>
 <w:numbering xmlns:w="http://schemas.openxmlformats.org/wordprocessingml/2006/main">
   <w:abstractNum w:abstractNumId="990">
-    <w:nsid w:val="0000A990"/>
+    <w:nsid w:val="A990"/>
     <w:multiLevelType w:val="multilevel"/>
     <w:lvl w:ilvl="0">
       <w:numFmt w:val="bullet"/>
       <w:lvlText w:val=" "/>
       <w:lvlJc w:val="left"/>
       <w:pPr>
-        <w:ind w:left="720" w:hanging="360"/>
+        <w:ind w:left="720" w:hanging="480"/>
       </w:pPr>
     </w:lvl>
     <w:lvl w:ilvl="1">
@@ -772,7 +639,7 @@
       <w:lvlText w:val=" "/>
       <w:lvlJc w:val="left"/>
       <w:pPr>
-        <w:ind w:left="1440" w:hanging="360"/>
+        <w:ind w:left="1440" w:hanging="480"/>
       </w:pPr>
     </w:lvl>
     <w:lvl w:ilvl="2">
@@ -780,7 +647,7 @@
       <w:lvlText w:val=" "/>
       <w:lvlJc w:val="left"/>
       <w:pPr>
-        <w:ind w:left="2160" w:hanging="360"/>
+        <w:ind w:left="2160" w:hanging="480"/>
       </w:pPr>
     </w:lvl>
     <w:lvl w:ilvl="3">
@@ -788,7 +655,7 @@
       <w:lvlText w:val=" "/>
       <w:lvlJc w:val="left"/>
       <w:pPr>
-        <w:ind w:left="2880" w:hanging="360"/>
+        <w:ind w:left="2880" w:hanging="480"/>
       </w:pPr>
     </w:lvl>
     <w:lvl w:ilvl="4">
@@ -796,7 +663,7 @@
       <w:lvlText w:val=" "/>
       <w:lvlJc w:val="left"/>
       <w:pPr>
-        <w:ind w:left="3600" w:hanging="360"/>
+        <w:ind w:left="3600" w:hanging="480"/>
       </w:pPr>
     </w:lvl>
     <w:lvl w:ilvl="5">
@@ -804,7 +671,7 @@
       <w:lvlText w:val=" "/>
       <w:lvlJc w:val="left"/>
       <w:pPr>
-        <w:ind w:left="4320" w:hanging="360"/>
+        <w:ind w:left="4320" w:hanging="480"/>
       </w:pPr>
     </w:lvl>
     <w:lvl w:ilvl="6">
@@ -812,7 +679,7 @@
       <w:lvlText w:val=" "/>
       <w:lvlJc w:val="left"/>
       <w:pPr>
-        <w:ind w:left="5040" w:hanging="360"/>
+        <w:ind w:left="5040" w:hanging="480"/>
       </w:pPr>
     </w:lvl>
     <w:lvl w:ilvl="7">
@@ -820,7 +687,7 @@
       <w:lvlText w:val=" "/>
       <w:lvlJc w:val="left"/>
       <w:pPr>
-        <w:ind w:left="5760" w:hanging="360"/>
+        <w:ind w:left="5760" w:hanging="480"/>
       </w:pPr>
     </w:lvl>
     <w:lvl w:ilvl="8">
@@ -828,111 +695,84 @@
       <w:lvlText w:val=" "/>
       <w:lvlJc w:val="left"/>
       <w:pPr>
-        <w:ind w:left="6480" w:hanging="360"/>
+        <w:ind w:left="6480" w:hanging="480"/>
       </w:pPr>
     </w:lvl>
   </w:abstractNum>
   <w:abstractNum w:abstractNumId="991">
-    <w:nsid w:val="0000A991"/>
+    <w:nsid w:val="A991"/>
     <w:multiLevelType w:val="multilevel"/>
     <w:lvl w:ilvl="0">
       <w:numFmt w:val="bullet"/>
-      <w:lvlText w:val=""/>
+      <w:lvlText w:val="•"/>
       <w:lvlJc w:val="left"/>
       <w:pPr>
-        <w:ind w:left="720" w:hanging="360"/>
-      </w:pPr>
-      <w:rPr>
-        <w:rFonts w:ascii="Symbol" w:hAnsi="Symbol" w:cs="Symbol" w:hint="default"/>
-      </w:rPr>
+        <w:ind w:left="720" w:hanging="480"/>
+      </w:pPr>
     </w:lvl>
     <w:lvl w:ilvl="1">
       <w:numFmt w:val="bullet"/>
-      <w:lvlText w:val="o"/>
+      <w:lvlText w:val="–"/>
       <w:lvlJc w:val="left"/>
       <w:pPr>
-        <w:ind w:left="1440" w:hanging="360"/>
-      </w:pPr>
-      <w:rPr>
-        <w:rFonts w:ascii="Courier New" w:hAnsi="Courier New" w:cs="Courier New" w:hint="default"/>
-      </w:rPr>
+        <w:ind w:left="1440" w:hanging="480"/>
+      </w:pPr>
     </w:lvl>
     <w:lvl w:ilvl="2">
       <w:numFmt w:val="bullet"/>
-      <w:lvlText w:val=""/>
+      <w:lvlText w:val="•"/>
       <w:lvlJc w:val="left"/>
       <w:pPr>
-        <w:ind w:left="2160" w:hanging="360"/>
-      </w:pPr>
-      <w:rPr>
-        <w:rFonts w:ascii="Wingdings" w:hAnsi="Wingdings" w:cs="Wingdings" w:hint="default"/>
-      </w:rPr>
+        <w:ind w:left="2160" w:hanging="480"/>
+      </w:pPr>
     </w:lvl>
     <w:lvl w:ilvl="3">
       <w:numFmt w:val="bullet"/>
-      <w:lvlText w:val=""/>
+      <w:lvlText w:val="–"/>
       <w:lvlJc w:val="left"/>
       <w:pPr>
-        <w:ind w:left="2880" w:hanging="360"/>
-      </w:pPr>
-      <w:rPr>
-        <w:rFonts w:ascii="Symbol" w:hAnsi="Symbol" w:cs="Symbol" w:hint="default"/>
-      </w:rPr>
+        <w:ind w:left="2880" w:hanging="480"/>
+      </w:pPr>
     </w:lvl>
     <w:lvl w:ilvl="4">
       <w:numFmt w:val="bullet"/>
-      <w:lvlText w:val="o"/>
+      <w:lvlText w:val="•"/>
       <w:lvlJc w:val="left"/>
       <w:pPr>
-        <w:ind w:left="3600" w:hanging="360"/>
-      </w:pPr>
-      <w:rPr>
-        <w:rFonts w:ascii="Courier New" w:hAnsi="Courier New" w:cs="Courier New" w:hint="default"/>
-      </w:rPr>
+        <w:ind w:left="3600" w:hanging="480"/>
+      </w:pPr>
     </w:lvl>
     <w:lvl w:ilvl="5">
       <w:numFmt w:val="bullet"/>
-      <w:lvlText w:val=""/>
+      <w:lvlText w:val="–"/>
       <w:lvlJc w:val="left"/>
       <w:pPr>
-        <w:ind w:left="4320" w:hanging="360"/>
-      </w:pPr>
-      <w:rPr>
-        <w:rFonts w:ascii="Wingdings" w:hAnsi="Wingdings" w:cs="Wingdings" w:hint="default"/>
-      </w:rPr>
+        <w:ind w:left="4320" w:hanging="480"/>
+      </w:pPr>
     </w:lvl>
     <w:lvl w:ilvl="6">
       <w:numFmt w:val="bullet"/>
-      <w:lvlText w:val=""/>
+      <w:lvlText w:val="•"/>
       <w:lvlJc w:val="left"/>
       <w:pPr>
-        <w:ind w:left="5040" w:hanging="360"/>
-      </w:pPr>
-      <w:rPr>
-        <w:rFonts w:ascii="Symbol" w:hAnsi="Symbol" w:cs="Symbol" w:hint="default"/>
-      </w:rPr>
+        <w:ind w:left="5040" w:hanging="480"/>
+      </w:pPr>
     </w:lvl>
     <w:lvl w:ilvl="7">
       <w:numFmt w:val="bullet"/>
-      <w:lvlText w:val="o"/>
+      <w:lvlText w:val="–"/>
       <w:lvlJc w:val="left"/>
       <w:pPr>
-        <w:ind w:left="5760" w:hanging="360"/>
-      </w:pPr>
-      <w:rPr>
-        <w:rFonts w:ascii="Courier New" w:hAnsi="Courier New" w:cs="Courier New" w:hint="default"/>
-      </w:rPr>
+        <w:ind w:left="5760" w:hanging="480"/>
+      </w:pPr>
     </w:lvl>
     <w:lvl w:ilvl="8">
       <w:numFmt w:val="bullet"/>
-      <w:lvlText w:val=""/>
+      <w:lvlText w:val="•"/>
       <w:lvlJc w:val="left"/>
       <w:pPr>
-        <w:ind w:left="6480" w:hanging="360"/>
-      </w:pPr>
-      <w:rPr>
-        <w:rFonts w:ascii="Wingdings" w:hAnsi="Wingdings" w:cs="Wingdings" w:hint="default"/>
-      </w:rPr>
+        <w:ind w:left="6480" w:hanging="480"/>
+      </w:pPr>
     </w:lvl>
   </w:abstractNum>
   <w:num w:numId="1000">
@@ -962,12 +802,6 @@
   <w:num w:numId="1008">
     <w:abstractNumId w:val="991"/>
   </w:num>
-  <w:num w:numId="1009">
-    <w:abstractNumId w:val="991"/>
-  </w:num>
-  <w:num w:numId="1010">
-    <w:abstractNumId w:val="991"/>
-  </w:num>
 </w:numbering>
 </file>
 
@@ -976,10 +810,10 @@
   <w:docDefaults>
     <w:rPrDefault>
       <w:rPr>
-        <w:rFonts w:asciiTheme="minorHAnsi" w:cstheme="minorBidi" w:eastAsiaTheme="minorEastAsia" w:hAnsiTheme="minorHAnsi"/>
+        <w:rFonts w:asciiTheme="minorHAnsi" w:cstheme="minorBidi" w:eastAsiaTheme="minorHAnsi" w:hAnsiTheme="minorHAnsi"/>
         <w:sz w:val="24"/>
         <w:szCs w:val="24"/>
-        <w:lang w:bidi="ar-SA" w:eastAsia="zh-CN" w:val="en-US"/>
+        <w:lang w:bidi="ar-SA" w:eastAsia="en-US" w:val="en-US"/>
       </w:rPr>
     </w:rPrDefault>
     <w:pPrDefault>
@@ -997,10 +831,10 @@
     <w:name w:val="Body Text"/>
     <w:basedOn w:val="Normal"/>
     <w:link w:val="BodyTextChar"/>
-    <w:qFormat/>
     <w:pPr>
       <w:spacing w:after="180" w:before="180"/>
     </w:pPr>
+    <w:qFormat/>
   </w:style>
   <w:style w:customStyle="1" w:styleId="FirstParagraph" w:type="paragraph">
     <w:name w:val="First Paragraph"/>
@@ -1020,111 +854,57 @@
     <w:name w:val="Title"/>
     <w:basedOn w:val="Normal"/>
     <w:next w:val="BodyText"/>
-    <w:link w:val="TitleChar"/>
-    <w:uiPriority w:val="10"/>
-    <w:qFormat/>
-    <w:rsid w:val="00A10FD9"/>
-    <w:pPr>
-      <w:spacing w:after="80" w:line="240" w:lineRule="auto"/>
-      <w:contextualSpacing/>
+    <w:qFormat/>
+    <w:pPr>
+      <w:keepNext/>
+      <w:keepLines/>
+      <w:spacing w:after="240" w:before="480"/>
       <w:jc w:val="center"/>
     </w:pPr>
     <w:rPr>
       <w:rFonts w:asciiTheme="majorHAnsi" w:cstheme="majorBidi" w:eastAsiaTheme="majorEastAsia" w:hAnsiTheme="majorHAnsi"/>
-      <w:sz w:val="56"/>
-      <w:szCs w:val="56"/>
-    </w:rPr>
-  </w:style>
-  <w:style w:customStyle="1" w:styleId="TitleChar" w:type="character">
-    <w:name w:val="Title Char"/>
-    <w:basedOn w:val="DefaultParagraphFont"/>
-    <w:link w:val="Title"/>
-    <w:uiPriority w:val="10"/>
-    <w:rsid w:val="00A10FD9"/>
-    <w:rPr>
-      <w:rFonts w:asciiTheme="majorHAnsi" w:cstheme="majorBidi" w:eastAsiaTheme="majorEastAsia" w:hAnsiTheme="majorHAnsi"/>
-      <w:sz w:val="56"/>
-      <w:szCs w:val="56"/>
+      <w:b/>
+      <w:bCs/>
+      <w:color w:themeColor="accent1" w:themeShade="B5" w:val="345A8A"/>
+      <w:sz w:val="36"/>
+      <w:szCs w:val="36"/>
     </w:rPr>
   </w:style>
   <w:style w:styleId="Subtitle" w:type="paragraph">
     <w:name w:val="Subtitle"/>
     <w:basedOn w:val="Title"/>
     <w:next w:val="BodyText"/>
-    <w:link w:val="SubtitleChar"/>
-    <w:uiPriority w:val="11"/>
-    <w:qFormat/>
-    <w:rsid w:val="00A10FD9"/>
-    <w:pPr>
-      <w:numPr>
-        <w:ilvl w:val="1"/>
-      </w:numPr>
-    </w:pPr>
-    <w:rPr>
-      <w:rFonts w:cstheme="majorBidi" w:eastAsiaTheme="majorEastAsia"/>
-      <w:spacing w:val="15"/>
-      <w:sz w:val="28"/>
-      <w:szCs w:val="28"/>
-    </w:rPr>
-  </w:style>
-  <w:style w:customStyle="1" w:styleId="SubtitleChar" w:type="character">
-    <w:name w:val="Subtitle Char"/>
-    <w:basedOn w:val="DefaultParagraphFont"/>
-    <w:link w:val="Subtitle"/>
-    <w:uiPriority w:val="11"/>
-    <w:rsid w:val="00A10FD9"/>
-    <w:rPr>
-      <w:rFonts w:cstheme="majorBidi" w:eastAsiaTheme="majorEastAsia"/>
-      <w:color w:themeColor="text1" w:themeTint="A6" w:val="595959"/>
-      <w:spacing w:val="15"/>
-      <w:sz w:val="28"/>
-      <w:szCs w:val="28"/>
+    <w:qFormat/>
+    <w:pPr>
+      <w:keepNext/>
+      <w:keepLines/>
+      <w:spacing w:after="240" w:before="240"/>
+      <w:jc w:val="center"/>
+    </w:pPr>
+    <w:rPr>
+      <w:sz w:val="30"/>
+      <w:szCs w:val="30"/>
     </w:rPr>
   </w:style>
   <w:style w:customStyle="1" w:styleId="Author" w:type="paragraph">
     <w:name w:val="Author"/>
-    <w:basedOn w:val="Title"/>
     <w:next w:val="BodyText"/>
     <w:qFormat/>
     <w:pPr>
       <w:keepNext/>
       <w:keepLines/>
-    </w:pPr>
-    <w:rPr>
-      <w:sz w:val="24"/>
-      <w:szCs w:val="24"/>
-    </w:rPr>
+      <w:jc w:val="center"/>
+    </w:pPr>
   </w:style>
   <w:style w:styleId="Date" w:type="paragraph">
     <w:name w:val="Date"/>
-    <w:basedOn w:val="Title"/>
     <w:next w:val="BodyText"/>
     <w:qFormat/>
     <w:pPr>
       <w:keepNext/>
       <w:keepLines/>
-    </w:pPr>
-    <w:rPr>
-      <w:sz w:val="24"/>
-      <w:szCs w:val="24"/>
-    </w:rPr>
-  </w:style>
-  <w:style w:customStyle="1" w:styleId="AbstractTitle" w:type="paragraph">
-    <w:name w:val="Abstract Title"/>
-    <w:basedOn w:val="Normal"/>
-    <w:next w:val="Abstract"/>
-    <w:qFormat/>
-    <w:pPr>
-      <w:keepNext/>
-      <w:keepLines/>
-      <w:spacing w:after="0" w:before="300"/>
       <w:jc w:val="center"/>
     </w:pPr>
-    <w:rPr>
-      <w:b/>
-      <w:sz w:val="20"/>
-      <w:szCs w:val="20"/>
-    </w:rPr>
   </w:style>
   <w:style w:customStyle="1" w:styleId="Abstract" w:type="paragraph">
     <w:name w:val="Abstract"/>
@@ -1134,7 +914,7 @@
     <w:pPr>
       <w:keepNext/>
       <w:keepLines/>
-      <w:spacing w:after="300" w:before="100"/>
+      <w:spacing w:after="300" w:before="300"/>
     </w:pPr>
     <w:rPr>
       <w:sz w:val="20"/>
@@ -1150,321 +930,191 @@
     <w:rPr/>
   </w:style>
   <w:style w:styleId="Heading1" w:type="paragraph">
-    <w:name w:val="heading 1"/>
+    <w:name w:val="Heading 1"/>
     <w:basedOn w:val="Normal"/>
     <w:next w:val="BodyText"/>
-    <w:link w:val="Heading1Char"/>
     <w:uiPriority w:val="9"/>
     <w:qFormat/>
-    <w:rsid w:val="00A10FD9"/>
     <w:pPr>
       <w:keepNext/>
       <w:keepLines/>
-      <w:spacing w:after="80" w:before="360"/>
+      <w:spacing w:after="0" w:before="480"/>
       <w:outlineLvl w:val="0"/>
     </w:pPr>
     <w:rPr>
       <w:rFonts w:asciiTheme="majorHAnsi" w:cstheme="majorBidi" w:eastAsiaTheme="majorEastAsia" w:hAnsiTheme="majorHAnsi"/>
-      <w:color w:themeColor="accent1" w:themeShade="BF" w:val="0F4761"/>
-      <w:sz w:val="40"/>
-      <w:szCs w:val="40"/>
+      <w:b/>
+      <w:bCs/>
+      <w:color w:themeColor="accent1" w:val="4F81BD"/>
+      <w:sz w:val="32"/>
+      <w:szCs w:val="32"/>
     </w:rPr>
   </w:style>
   <w:style w:styleId="Heading2" w:type="paragraph">
-    <w:name w:val="heading 2"/>
+    <w:name w:val="Heading 2"/>
     <w:basedOn w:val="Normal"/>
     <w:next w:val="BodyText"/>
-    <w:link w:val="Heading2Char"/>
     <w:uiPriority w:val="9"/>
-    <w:semiHidden/>
     <w:unhideWhenUsed/>
     <w:qFormat/>
-    <w:rsid w:val="00A10FD9"/>
     <w:pPr>
       <w:keepNext/>
       <w:keepLines/>
-      <w:spacing w:after="80" w:before="160"/>
+      <w:spacing w:after="0" w:before="200"/>
       <w:outlineLvl w:val="1"/>
     </w:pPr>
     <w:rPr>
       <w:rFonts w:asciiTheme="majorHAnsi" w:cstheme="majorBidi" w:eastAsiaTheme="majorEastAsia" w:hAnsiTheme="majorHAnsi"/>
-      <w:color w:themeColor="accent1" w:themeShade="BF" w:val="0F4761"/>
-      <w:sz w:val="32"/>
-      <w:szCs w:val="32"/>
+      <w:b/>
+      <w:bCs/>
+      <w:color w:themeColor="accent1" w:val="4F81BD"/>
+      <w:sz w:val="28"/>
+      <w:szCs w:val="28"/>
     </w:rPr>
   </w:style>
   <w:style w:styleId="Heading3" w:type="paragraph">
-    <w:name w:val="heading 3"/>
+    <w:name w:val="Heading 3"/>
     <w:basedOn w:val="Normal"/>
     <w:next w:val="BodyText"/>
-    <w:link w:val="Heading3Char"/>
     <w:uiPriority w:val="9"/>
-    <w:semiHidden/>
     <w:unhideWhenUsed/>
     <w:qFormat/>
-    <w:rsid w:val="00A10FD9"/>
     <w:pPr>
       <w:keepNext/>
       <w:keepLines/>
-      <w:spacing w:after="80" w:before="160"/>
+      <w:spacing w:after="0" w:before="200"/>
       <w:outlineLvl w:val="2"/>
     </w:pPr>
     <w:rPr>
-      <w:rFonts w:cstheme="majorBidi" w:eastAsiaTheme="majorEastAsia"/>
-      <w:color w:themeColor="accent1" w:themeShade="BF" w:val="0F4761"/>
-      <w:sz w:val="28"/>
-      <w:szCs w:val="28"/>
+      <w:rFonts w:asciiTheme="majorHAnsi" w:cstheme="majorBidi" w:eastAsiaTheme="majorEastAsia" w:hAnsiTheme="majorHAnsi"/>
+      <w:b/>
+      <w:bCs/>
+      <w:color w:themeColor="accent1" w:val="4F81BD"/>
+      <w:sz w:val="24"/>
+      <w:szCs w:val="24"/>
     </w:rPr>
   </w:style>
   <w:style w:styleId="Heading4" w:type="paragraph">
-    <w:name w:val="heading 4"/>
+    <w:name w:val="Heading 4"/>
     <w:basedOn w:val="Normal"/>
     <w:next w:val="BodyText"/>
-    <w:link w:val="Heading4Char"/>
     <w:uiPriority w:val="9"/>
-    <w:semiHidden/>
     <w:unhideWhenUsed/>
     <w:qFormat/>
-    <w:rsid w:val="00A10FD9"/>
     <w:pPr>
       <w:keepNext/>
       <w:keepLines/>
-      <w:spacing w:after="40" w:before="80"/>
+      <w:spacing w:after="0" w:before="200"/>
       <w:outlineLvl w:val="3"/>
     </w:pPr>
     <w:rPr>
-      <w:rFonts w:cstheme="majorBidi" w:eastAsiaTheme="majorEastAsia"/>
+      <w:rFonts w:asciiTheme="majorHAnsi" w:cstheme="majorBidi" w:eastAsiaTheme="majorEastAsia" w:hAnsiTheme="majorHAnsi"/>
       <w:i/>
-      <w:iCs/>
-      <w:color w:themeColor="accent1" w:themeShade="BF" w:val="0F4761"/>
+      <w:bCs/>
+      <w:color w:themeColor="accent1" w:val="4F81BD"/>
+      <w:sz w:val="24"/>
+      <w:szCs w:val="24"/>
     </w:rPr>
   </w:style>
   <w:style w:styleId="Heading5" w:type="paragraph">
-    <w:name w:val="heading 5"/>
+    <w:name w:val="Heading 5"/>
     <w:basedOn w:val="Normal"/>
     <w:next w:val="BodyText"/>
-    <w:link w:val="Heading5Char"/>
     <w:uiPriority w:val="9"/>
-    <w:semiHidden/>
     <w:unhideWhenUsed/>
     <w:qFormat/>
-    <w:rsid w:val="00A10FD9"/>
     <w:pPr>
       <w:keepNext/>
       <w:keepLines/>
-      <w:spacing w:after="40" w:before="80"/>
+      <w:spacing w:after="0" w:before="200"/>
       <w:outlineLvl w:val="4"/>
     </w:pPr>
     <w:rPr>
-      <w:rFonts w:cstheme="majorBidi" w:eastAsiaTheme="majorEastAsia"/>
-      <w:color w:themeColor="accent1" w:themeShade="BF" w:val="0F4761"/>
+      <w:rFonts w:asciiTheme="majorHAnsi" w:cstheme="majorBidi" w:eastAsiaTheme="majorEastAsia" w:hAnsiTheme="majorHAnsi"/>
+      <w:iCs/>
+      <w:color w:themeColor="accent1" w:val="4F81BD"/>
+      <w:sz w:val="24"/>
+      <w:szCs w:val="24"/>
     </w:rPr>
   </w:style>
   <w:style w:styleId="Heading6" w:type="paragraph">
-    <w:name w:val="heading 6"/>
+    <w:name w:val="Heading 6"/>
     <w:basedOn w:val="Normal"/>
     <w:next w:val="BodyText"/>
-    <w:link w:val="Heading6Char"/>
     <w:uiPriority w:val="9"/>
-    <w:semiHidden/>
     <w:unhideWhenUsed/>
     <w:qFormat/>
-    <w:rsid w:val="00A10FD9"/>
     <w:pPr>
       <w:keepNext/>
       <w:keepLines/>
-      <w:spacing w:after="0" w:before="40"/>
+      <w:spacing w:after="0" w:before="200"/>
       <w:outlineLvl w:val="5"/>
     </w:pPr>
     <w:rPr>
-      <w:rFonts w:cstheme="majorBidi" w:eastAsiaTheme="majorEastAsia"/>
-      <w:i/>
-      <w:iCs/>
-      <w:color w:themeColor="text1" w:themeTint="A6" w:val="595959"/>
+      <w:rFonts w:asciiTheme="majorHAnsi" w:cstheme="majorBidi" w:eastAsiaTheme="majorEastAsia" w:hAnsiTheme="majorHAnsi"/>
+      <w:color w:themeColor="accent1" w:val="4F81BD"/>
+      <w:sz w:val="24"/>
+      <w:szCs w:val="24"/>
     </w:rPr>
   </w:style>
   <w:style w:styleId="Heading7" w:type="paragraph">
-    <w:name w:val="heading 7"/>
+    <w:name w:val="Heading 7"/>
     <w:basedOn w:val="Normal"/>
     <w:next w:val="BodyText"/>
-    <w:link w:val="Heading7Char"/>
     <w:uiPriority w:val="9"/>
-    <w:semiHidden/>
     <w:unhideWhenUsed/>
     <w:qFormat/>
-    <w:rsid w:val="00A10FD9"/>
     <w:pPr>
       <w:keepNext/>
       <w:keepLines/>
-      <w:spacing w:after="0" w:before="40"/>
+      <w:spacing w:after="0" w:before="200"/>
       <w:outlineLvl w:val="6"/>
     </w:pPr>
     <w:rPr>
-      <w:rFonts w:cstheme="majorBidi" w:eastAsiaTheme="majorEastAsia"/>
-      <w:color w:themeColor="text1" w:themeTint="A6" w:val="595959"/>
+      <w:rFonts w:asciiTheme="majorHAnsi" w:cstheme="majorBidi" w:eastAsiaTheme="majorEastAsia" w:hAnsiTheme="majorHAnsi"/>
+      <w:color w:themeColor="accent1" w:val="4F81BD"/>
+      <w:sz w:val="24"/>
+      <w:szCs w:val="24"/>
     </w:rPr>
   </w:style>
   <w:style w:styleId="Heading8" w:type="paragraph">
-    <w:name w:val="heading 8"/>
+    <w:name w:val="Heading 8"/>
     <w:basedOn w:val="Normal"/>
     <w:next w:val="BodyText"/>
-    <w:link w:val="Heading8Char"/>
     <w:uiPriority w:val="9"/>
-    <w:semiHidden/>
     <w:unhideWhenUsed/>
     <w:qFormat/>
-    <w:rsid w:val="00A10FD9"/>
     <w:pPr>
       <w:keepNext/>
       <w:keepLines/>
-      <w:spacing w:after="0"/>
+      <w:spacing w:after="0" w:before="200"/>
       <w:outlineLvl w:val="7"/>
     </w:pPr>
     <w:rPr>
-      <w:rFonts w:cstheme="majorBidi" w:eastAsiaTheme="majorEastAsia"/>
-      <w:i/>
-      <w:iCs/>
-      <w:color w:themeColor="text1" w:themeTint="D8" w:val="272727"/>
+      <w:rFonts w:asciiTheme="majorHAnsi" w:cstheme="majorBidi" w:eastAsiaTheme="majorEastAsia" w:hAnsiTheme="majorHAnsi"/>
+      <w:color w:themeColor="accent1" w:val="4F81BD"/>
+      <w:sz w:val="24"/>
+      <w:szCs w:val="24"/>
     </w:rPr>
   </w:style>
   <w:style w:styleId="Heading9" w:type="paragraph">
-    <w:name w:val="heading 9"/>
+    <w:name w:val="Heading 9"/>
     <w:basedOn w:val="Normal"/>
     <w:next w:val="BodyText"/>
-    <w:link w:val="Heading9Char"/>
     <w:uiPriority w:val="9"/>
-    <w:semiHidden/>
     <w:unhideWhenUsed/>
     <w:qFormat/>
-    <w:rsid w:val="00A10FD9"/>
     <w:pPr>
       <w:keepNext/>
       <w:keepLines/>
-      <w:spacing w:after="0"/>
+      <w:spacing w:after="0" w:before="200"/>
       <w:outlineLvl w:val="8"/>
     </w:pPr>
     <w:rPr>
-      <w:rFonts w:cstheme="majorBidi" w:eastAsiaTheme="majorEastAsia"/>
-      <w:color w:themeColor="text1" w:themeTint="D8" w:val="272727"/>
-    </w:rPr>
-  </w:style>
-  <w:style w:customStyle="1" w:styleId="Heading1Char" w:type="character">
-    <w:name w:val="Heading 1 Char"/>
-    <w:basedOn w:val="DefaultParagraphFont"/>
-    <w:link w:val="Heading1"/>
-    <w:uiPriority w:val="9"/>
-    <w:rsid w:val="00A10FD9"/>
-    <w:rPr>
       <w:rFonts w:asciiTheme="majorHAnsi" w:cstheme="majorBidi" w:eastAsiaTheme="majorEastAsia" w:hAnsiTheme="majorHAnsi"/>
-      <w:color w:themeColor="accent1" w:themeShade="BF" w:val="0F4761"/>
-      <w:sz w:val="40"/>
-      <w:szCs w:val="40"/>
-    </w:rPr>
-  </w:style>
-  <w:style w:customStyle="1" w:styleId="Heading2Char" w:type="character">
-    <w:name w:val="Heading 2 Char"/>
-    <w:basedOn w:val="DefaultParagraphFont"/>
-    <w:link w:val="Heading2"/>
-    <w:uiPriority w:val="9"/>
-    <w:semiHidden/>
-    <w:rsid w:val="00A10FD9"/>
-    <w:rPr>
-      <w:rFonts w:asciiTheme="majorHAnsi" w:cstheme="majorBidi" w:eastAsiaTheme="majorEastAsia" w:hAnsiTheme="majorHAnsi"/>
-      <w:color w:themeColor="accent1" w:themeShade="BF" w:val="0F4761"/>
-      <w:sz w:val="32"/>
-      <w:szCs w:val="32"/>
-    </w:rPr>
-  </w:style>
-  <w:style w:customStyle="1" w:styleId="Heading3Char" w:type="character">
-    <w:name w:val="Heading 3 Char"/>
-    <w:basedOn w:val="DefaultParagraphFont"/>
-    <w:link w:val="Heading3"/>
-    <w:uiPriority w:val="9"/>
-    <w:semiHidden/>
-    <w:rsid w:val="00A10FD9"/>
-    <w:rPr>
-      <w:rFonts w:cstheme="majorBidi" w:eastAsiaTheme="majorEastAsia"/>
-      <w:color w:themeColor="accent1" w:themeShade="BF" w:val="0F4761"/>
-      <w:sz w:val="28"/>
-      <w:szCs w:val="28"/>
-    </w:rPr>
-  </w:style>
-  <w:style w:customStyle="1" w:styleId="Heading4Char" w:type="character">
-    <w:name w:val="Heading 4 Char"/>
-    <w:basedOn w:val="DefaultParagraphFont"/>
-    <w:link w:val="Heading4"/>
-    <w:uiPriority w:val="9"/>
-    <w:semiHidden/>
-    <w:rsid w:val="00A10FD9"/>
-    <w:rPr>
-      <w:rFonts w:cstheme="majorBidi" w:eastAsiaTheme="majorEastAsia"/>
-      <w:i/>
-      <w:iCs/>
-      <w:color w:themeColor="accent1" w:themeShade="BF" w:val="0F4761"/>
-    </w:rPr>
-  </w:style>
-  <w:style w:customStyle="1" w:styleId="Heading5Char" w:type="character">
-    <w:name w:val="Heading 5 Char"/>
-    <w:basedOn w:val="DefaultParagraphFont"/>
-    <w:link w:val="Heading5"/>
-    <w:uiPriority w:val="9"/>
-    <w:semiHidden/>
-    <w:rsid w:val="00A10FD9"/>
-    <w:rPr>
-      <w:rFonts w:cstheme="majorBidi" w:eastAsiaTheme="majorEastAsia"/>
-      <w:color w:themeColor="accent1" w:themeShade="BF" w:val="0F4761"/>
-    </w:rPr>
-  </w:style>
-  <w:style w:customStyle="1" w:styleId="Heading6Char" w:type="character">
-    <w:name w:val="Heading 6 Char"/>
-    <w:basedOn w:val="DefaultParagraphFont"/>
-    <w:link w:val="Heading6"/>
-    <w:uiPriority w:val="9"/>
-    <w:semiHidden/>
-    <w:rsid w:val="00A10FD9"/>
-    <w:rPr>
-      <w:rFonts w:cstheme="majorBidi" w:eastAsiaTheme="majorEastAsia"/>
-      <w:i/>
-      <w:iCs/>
-      <w:color w:themeColor="text1" w:themeTint="A6" w:val="595959"/>
-    </w:rPr>
-  </w:style>
-  <w:style w:customStyle="1" w:styleId="Heading7Char" w:type="character">
-    <w:name w:val="Heading 7 Char"/>
-    <w:basedOn w:val="DefaultParagraphFont"/>
-    <w:link w:val="Heading7"/>
-    <w:uiPriority w:val="9"/>
-    <w:semiHidden/>
-    <w:rsid w:val="00A10FD9"/>
-    <w:rPr>
-      <w:rFonts w:cstheme="majorBidi" w:eastAsiaTheme="majorEastAsia"/>
-      <w:color w:themeColor="text1" w:themeTint="A6" w:val="595959"/>
-    </w:rPr>
-  </w:style>
-  <w:style w:customStyle="1" w:styleId="Heading8Char" w:type="character">
-    <w:name w:val="Heading 8 Char"/>
-    <w:basedOn w:val="DefaultParagraphFont"/>
-    <w:link w:val="Heading8"/>
-    <w:uiPriority w:val="9"/>
-    <w:semiHidden/>
-    <w:rsid w:val="00A10FD9"/>
-    <w:rPr>
-      <w:rFonts w:cstheme="majorBidi" w:eastAsiaTheme="majorEastAsia"/>
-      <w:i/>
-      <w:iCs/>
-      <w:color w:themeColor="text1" w:themeTint="D8" w:val="272727"/>
-    </w:rPr>
-  </w:style>
-  <w:style w:customStyle="1" w:styleId="Heading9Char" w:type="character">
-    <w:name w:val="Heading 9 Char"/>
-    <w:basedOn w:val="DefaultParagraphFont"/>
-    <w:link w:val="Heading9"/>
-    <w:uiPriority w:val="9"/>
-    <w:semiHidden/>
-    <w:rsid w:val="00A10FD9"/>
-    <w:rPr>
-      <w:rFonts w:cstheme="majorBidi" w:eastAsiaTheme="majorEastAsia"/>
-      <w:color w:themeColor="text1" w:themeTint="D8" w:val="272727"/>
+      <w:color w:themeColor="accent1" w:val="4F81BD"/>
+      <w:sz w:val="24"/>
+      <w:szCs w:val="24"/>
     </w:rPr>
   </w:style>
   <w:style w:styleId="BlockText" w:type="paragraph">
@@ -1486,18 +1136,6 @@
     <w:uiPriority w:val="9"/>
     <w:unhideWhenUsed/>
     <w:qFormat/>
-  </w:style>
-  <w:style w:styleId="FootnoteBlockText" w:type="paragraph">
-    <w:name w:val="Footnote Block Text"/>
-    <w:basedOn w:val="FootnoteText"/>
-    <w:next w:val="FootnoteText"/>
-    <w:uiPriority w:val="9"/>
-    <w:unhideWhenUsed/>
-    <w:qFormat/>
-    <w:pPr>
-      <w:spacing w:after="100" w:before="100"/>
-      <w:ind w:firstLine="0" w:left="480" w:right="480"/>
-    </w:pPr>
   </w:style>
   <w:style w:default="1" w:styleId="DefaultParagraphFont" w:type="character">
     <w:name w:val="Default Paragraph Font"/>
@@ -1520,11 +1158,18 @@
       </w:tblCellMar>
     </w:tblPr>
     <w:tblStylePr w:type="firstRow">
+      <w:tblPr>
+        <w:jc w:val="left"/>
+        <w:tblInd w:type="dxa" w:w="0"/>
+      </w:tblPr>
+      <w:trPr>
+        <w:jc w:val="left"/>
+      </w:trPr>
       <w:tcPr>
+        <w:vAlign w:val="bottom"/>
         <w:tcBorders>
           <w:bottom w:val="single"/>
         </w:tcBorders>
-        <w:vAlign w:val="bottom"/>
       </w:tcPr>
     </w:tblStylePr>
   </w:style>
@@ -1639,8 +1284,8 @@
     <w:name w:val="KeywordTok"/>
     <w:basedOn w:val="VerbatimChar"/>
     <w:rPr>
+      <w:color w:val="007020"/>
       <w:b/>
-      <w:color w:val="007020"/>
     </w:rPr>
   </w:style>
   <w:style w:type="character" w:customStyle="1" w:styleId="DataTypeTok">
@@ -1717,42 +1362,42 @@
     <w:name w:val="ImportTok"/>
     <w:basedOn w:val="VerbatimChar"/>
     <w:rPr>
+      <w:color w:val="008000"/>
       <w:b/>
-      <w:color w:val="008000"/>
     </w:rPr>
   </w:style>
   <w:style w:type="character" w:customStyle="1" w:styleId="CommentTok">
     <w:name w:val="CommentTok"/>
     <w:basedOn w:val="VerbatimChar"/>
     <w:rPr>
+      <w:color w:val="60a0b0"/>
       <w:i/>
-      <w:color w:val="60a0b0"/>
     </w:rPr>
   </w:style>
   <w:style w:type="character" w:customStyle="1" w:styleId="DocumentationTok">
     <w:name w:val="DocumentationTok"/>
     <w:basedOn w:val="VerbatimChar"/>
     <w:rPr>
+      <w:color w:val="ba2121"/>
       <w:i/>
-      <w:color w:val="ba2121"/>
     </w:rPr>
   </w:style>
   <w:style w:type="character" w:customStyle="1" w:styleId="AnnotationTok">
     <w:name w:val="AnnotationTok"/>
     <w:basedOn w:val="VerbatimChar"/>
     <w:rPr>
+      <w:color w:val="60a0b0"/>
       <w:b/>
       <w:i/>
-      <w:color w:val="60a0b0"/>
     </w:rPr>
   </w:style>
   <w:style w:type="character" w:customStyle="1" w:styleId="CommentVarTok">
     <w:name w:val="CommentVarTok"/>
     <w:basedOn w:val="VerbatimChar"/>
     <w:rPr>
+      <w:color w:val="60a0b0"/>
       <w:b/>
       <w:i/>
-      <w:color w:val="60a0b0"/>
     </w:rPr>
   </w:style>
   <w:style w:type="character" w:customStyle="1" w:styleId="OtherTok">
@@ -1780,8 +1425,8 @@
     <w:name w:val="ControlFlowTok"/>
     <w:basedOn w:val="VerbatimChar"/>
     <w:rPr>
+      <w:color w:val="007020"/>
       <w:b/>
-      <w:color w:val="007020"/>
     </w:rPr>
   </w:style>
   <w:style w:type="character" w:customStyle="1" w:styleId="OperatorTok">
@@ -1826,34 +1471,34 @@
     <w:name w:val="InformationTok"/>
     <w:basedOn w:val="VerbatimChar"/>
     <w:rPr>
+      <w:color w:val="60a0b0"/>
       <w:b/>
       <w:i/>
-      <w:color w:val="60a0b0"/>
     </w:rPr>
   </w:style>
   <w:style w:type="character" w:customStyle="1" w:styleId="WarningTok">
     <w:name w:val="WarningTok"/>
     <w:basedOn w:val="VerbatimChar"/>
     <w:rPr>
+      <w:color w:val="60a0b0"/>
       <w:b/>
       <w:i/>
-      <w:color w:val="60a0b0"/>
     </w:rPr>
   </w:style>
   <w:style w:type="character" w:customStyle="1" w:styleId="AlertTok">
     <w:name w:val="AlertTok"/>
     <w:basedOn w:val="VerbatimChar"/>
     <w:rPr>
+      <w:color w:val="ff0000"/>
       <w:b/>
-      <w:color w:val="ff0000"/>
     </w:rPr>
   </w:style>
   <w:style w:type="character" w:customStyle="1" w:styleId="ErrorTok">
     <w:name w:val="ErrorTok"/>
     <w:basedOn w:val="VerbatimChar"/>
     <w:rPr>
+      <w:color w:val="ff0000"/>
       <w:b/>
-      <w:color w:val="ff0000"/>
     </w:rPr>
   </w:style>
   <w:style w:type="character" w:customStyle="1" w:styleId="NormalTok">
@@ -1875,44 +1520,44 @@
         <a:sysClr val="window" lastClr="FFFFFF"/>
       </a:lt1>
       <a:dk2>
-        <a:srgbClr val="0E2841"/>
+        <a:srgbClr val="1F497D"/>
       </a:dk2>
       <a:lt2>
-        <a:srgbClr val="E8E8E8"/>
+        <a:srgbClr val="EEECE1"/>
       </a:lt2>
       <a:accent1>
-        <a:srgbClr val="156082"/>
+        <a:srgbClr val="4F81BD"/>
       </a:accent1>
       <a:accent2>
-        <a:srgbClr val="E97132"/>
+        <a:srgbClr val="C0504D"/>
       </a:accent2>
       <a:accent3>
-        <a:srgbClr val="196B24"/>
+        <a:srgbClr val="9BBB59"/>
       </a:accent3>
       <a:accent4>
-        <a:srgbClr val="0F9ED5"/>
+        <a:srgbClr val="8064A2"/>
       </a:accent4>
       <a:accent5>
-        <a:srgbClr val="A02B93"/>
+        <a:srgbClr val="4BACC6"/>
       </a:accent5>
       <a:accent6>
-        <a:srgbClr val="4EA72E"/>
+        <a:srgbClr val="F79646"/>
       </a:accent6>
       <a:hlink>
-        <a:srgbClr val="467886"/>
+        <a:srgbClr val="0000FF"/>
       </a:hlink>
       <a:folHlink>
-        <a:srgbClr val="96607D"/>
+        <a:srgbClr val="800080"/>
       </a:folHlink>
     </a:clrScheme>
     <a:fontScheme name="Office">
       <a:majorFont>
-        <a:latin typeface="Aptos Display" panose="02110004020202020204"/>
+        <a:latin typeface="Calibri"/>
         <a:ea typeface=""/>
         <a:cs typeface=""/>
-        <a:font script="Jpan" typeface="游ゴシック Light"/>
+        <a:font script="Jpan" typeface="ＭＳ ゴシック"/>
         <a:font script="Hang" typeface="맑은 고딕"/>
-        <a:font script="Hans" typeface="等线 Light"/>
+        <a:font script="Hans" typeface="宋体"/>
         <a:font script="Hant" typeface="新細明體"/>
         <a:font script="Arab" typeface="Times New Roman"/>
         <a:font script="Hebr" typeface="Times New Roman"/>
@@ -1939,32 +1584,14 @@
         <a:font script="Mong" typeface="Mongolian Baiti"/>
         <a:font script="Viet" typeface="Times New Roman"/>
         <a:font script="Uigh" typeface="Microsoft Uighur"/>
-        <a:font script="Geor" typeface="Sylfaen"/>
-        <a:font script="Armn" typeface="Arial"/>
-        <a:font script="Bugi" typeface="Leelawadee UI"/>
-        <a:font script="Bopo" typeface="Microsoft JhengHei"/>
-        <a:font script="Java" typeface="Javanese Text"/>
-        <a:font script="Lisu" typeface="Segoe UI"/>
-        <a:font script="Mymr" typeface="Myanmar Text"/>
-        <a:font script="Nkoo" typeface="Ebrima"/>
-        <a:font script="Olck" typeface="Nirmala UI"/>
-        <a:font script="Osma" typeface="Ebrima"/>
-        <a:font script="Phag" typeface="Phagspa"/>
-        <a:font script="Syrn" typeface="Estrangelo Edessa"/>
-        <a:font script="Syrj" typeface="Estrangelo Edessa"/>
-        <a:font script="Syre" typeface="Estrangelo Edessa"/>
-        <a:font script="Sora" typeface="Nirmala UI"/>
-        <a:font script="Tale" typeface="Microsoft Tai Le"/>
-        <a:font script="Talu" typeface="Microsoft New Tai Lue"/>
-        <a:font script="Tfng" typeface="Ebrima"/>
       </a:majorFont>
       <a:minorFont>
-        <a:latin typeface="Aptos" panose="02110004020202020204"/>
+        <a:latin typeface="Cambria"/>
         <a:ea typeface=""/>
         <a:cs typeface=""/>
-        <a:font script="Jpan" typeface="游明朝"/>
+        <a:font script="Jpan" typeface="ＭＳ 明朝"/>
         <a:font script="Hang" typeface="맑은 고딕"/>
-        <a:font script="Hans" typeface="等线"/>
+        <a:font script="Hans" typeface="宋体"/>
         <a:font script="Hant" typeface="新細明體"/>
         <a:font script="Arab" typeface="Arial"/>
         <a:font script="Hebr" typeface="Arial"/>
@@ -1991,24 +1618,6 @@
         <a:font script="Mong" typeface="Mongolian Baiti"/>
         <a:font script="Viet" typeface="Arial"/>
         <a:font script="Uigh" typeface="Microsoft Uighur"/>
-        <a:font script="Geor" typeface="Sylfaen"/>
-        <a:font script="Armn" typeface="Arial"/>
-        <a:font script="Bugi" typeface="Leelawadee UI"/>
-        <a:font script="Bopo" typeface="Microsoft JhengHei"/>
-        <a:font script="Java" typeface="Javanese Text"/>
-        <a:font script="Lisu" typeface="Segoe UI"/>
-        <a:font script="Mymr" typeface="Myanmar Text"/>
-        <a:font script="Nkoo" typeface="Ebrima"/>
-        <a:font script="Olck" typeface="Nirmala UI"/>
-        <a:font script="Osma" typeface="Ebrima"/>
-        <a:font script="Phag" typeface="Phagspa"/>
-        <a:font script="Syrn" typeface="Estrangelo Edessa"/>
-        <a:font script="Syrj" typeface="Estrangelo Edessa"/>
-        <a:font script="Syre" typeface="Estrangelo Edessa"/>
-        <a:font script="Sora" typeface="Nirmala UI"/>
-        <a:font script="Tale" typeface="Microsoft Tai Le"/>
-        <a:font script="Talu" typeface="Microsoft New Tai Lue"/>
-        <a:font script="Tfng" typeface="Ebrima"/>
       </a:minorFont>
     </a:fontScheme>
     <a:fmtScheme name="Office">
@@ -2020,141 +1629,200 @@
           <a:gsLst>
             <a:gs pos="0">
               <a:schemeClr val="phClr">
-                <a:lumMod val="110000"/>
-                <a:satMod val="105000"/>
-                <a:tint val="67000"/>
+                <a:tint val="50000"/>
+                <a:satMod val="300000"/>
               </a:schemeClr>
             </a:gs>
-            <a:gs pos="50000">
+            <a:gs pos="35000">
               <a:schemeClr val="phClr">
-                <a:lumMod val="105000"/>
-                <a:satMod val="103000"/>
-                <a:tint val="73000"/>
+                <a:tint val="37000"/>
+                <a:satMod val="300000"/>
               </a:schemeClr>
             </a:gs>
             <a:gs pos="100000">
               <a:schemeClr val="phClr">
-                <a:lumMod val="105000"/>
-                <a:satMod val="109000"/>
-                <a:tint val="81000"/>
+                <a:tint val="15000"/>
+                <a:satMod val="350000"/>
               </a:schemeClr>
             </a:gs>
           </a:gsLst>
-          <a:lin ang="5400000" scaled="0"/>
+          <a:lin ang="16200000" scaled="1"/>
         </a:gradFill>
         <a:gradFill rotWithShape="1">
           <a:gsLst>
             <a:gs pos="0">
               <a:schemeClr val="phClr">
-                <a:satMod val="103000"/>
-                <a:lumMod val="102000"/>
-                <a:tint val="94000"/>
-              </a:schemeClr>
-            </a:gs>
-            <a:gs pos="50000">
-              <a:schemeClr val="phClr">
-                <a:satMod val="110000"/>
-                <a:lumMod val="100000"/>
+                <a:tint val="100000"/>
                 <a:shade val="100000"/>
+                <a:satMod val="130000"/>
               </a:schemeClr>
             </a:gs>
             <a:gs pos="100000">
               <a:schemeClr val="phClr">
-                <a:lumMod val="99000"/>
-                <a:satMod val="120000"/>
-                <a:shade val="78000"/>
+                <a:tint val="50000"/>
+                <a:shade val="100000"/>
+                <a:satMod val="350000"/>
               </a:schemeClr>
             </a:gs>
           </a:gsLst>
-          <a:lin ang="5400000" scaled="0"/>
+          <a:lin ang="16200000" scaled="0"/>
         </a:gradFill>
       </a:fillStyleLst>
       <a:lnStyleLst>
-        <a:ln w="6350" cap="flat" cmpd="sng" algn="ctr">
+        <a:ln w="9525" cap="flat" cmpd="sng" algn="ctr">
+          <a:solidFill>
+            <a:schemeClr val="phClr">
+              <a:shade val="95000"/>
+              <a:satMod val="105000"/>
+            </a:schemeClr>
+          </a:solidFill>
+          <a:prstDash val="solid"/>
+        </a:ln>
+        <a:ln w="25400" cap="flat" cmpd="sng" algn="ctr">
           <a:solidFill>
             <a:schemeClr val="phClr"/>
           </a:solidFill>
           <a:prstDash val="solid"/>
-          <a:miter lim="800000"/>
         </a:ln>
-        <a:ln w="12700" cap="flat" cmpd="sng" algn="ctr">
+        <a:ln w="38100" cap="flat" cmpd="sng" algn="ctr">
           <a:solidFill>
             <a:schemeClr val="phClr"/>
           </a:solidFill>
           <a:prstDash val="solid"/>
-          <a:miter lim="800000"/>
-        </a:ln>
-        <a:ln w="19050" cap="flat" cmpd="sng" algn="ctr">
-          <a:solidFill>
-            <a:schemeClr val="phClr"/>
-          </a:solidFill>
-          <a:prstDash val="solid"/>
-          <a:miter lim="800000"/>
         </a:ln>
       </a:lnStyleLst>
       <a:effectStyleLst>
         <a:effectStyle>
-          <a:effectLst/>
-        </a:effectStyle>
-        <a:effectStyle>
-          <a:effectLst/>
+          <a:effectLst>
+            <a:outerShdw blurRad="40000" dist="20000" dir="5400000" rotWithShape="0">
+              <a:srgbClr val="000000">
+                <a:alpha val="38000"/>
+              </a:srgbClr>
+            </a:outerShdw>
+          </a:effectLst>
         </a:effectStyle>
         <a:effectStyle>
           <a:effectLst>
-            <a:outerShdw blurRad="57150" dist="19050" dir="5400000" algn="ctr" rotWithShape="0">
+            <a:outerShdw blurRad="40000" dist="23000" dir="5400000" rotWithShape="0">
               <a:srgbClr val="000000">
-                <a:alpha val="63000"/>
+                <a:alpha val="35000"/>
               </a:srgbClr>
             </a:outerShdw>
           </a:effectLst>
+        </a:effectStyle>
+        <a:effectStyle>
+          <a:effectLst>
+            <a:outerShdw blurRad="40000" dist="23000" dir="5400000" rotWithShape="0">
+              <a:srgbClr val="000000">
+                <a:alpha val="35000"/>
+              </a:srgbClr>
+            </a:outerShdw>
+          </a:effectLst>
+          <a:scene3d>
+            <a:camera prst="orthographicFront">
+              <a:rot lat="0" lon="0" rev="0"/>
+            </a:camera>
+            <a:lightRig rig="threePt" dir="t">
+              <a:rot lat="0" lon="0" rev="1200000"/>
+            </a:lightRig>
+          </a:scene3d>
+          <a:sp3d>
+            <a:bevelT w="63500" h="25400"/>
+          </a:sp3d>
         </a:effectStyle>
       </a:effectStyleLst>
       <a:bgFillStyleLst>
         <a:solidFill>
           <a:schemeClr val="phClr"/>
         </a:solidFill>
-        <a:solidFill>
-          <a:schemeClr val="phClr">
-            <a:tint val="95000"/>
-            <a:satMod val="170000"/>
-          </a:schemeClr>
-        </a:solidFill>
         <a:gradFill rotWithShape="1">
           <a:gsLst>
             <a:gs pos="0">
               <a:schemeClr val="phClr">
-                <a:tint val="93000"/>
-                <a:satMod val="150000"/>
-                <a:shade val="98000"/>
-                <a:lumMod val="102000"/>
+                <a:tint val="40000"/>
+                <a:satMod val="350000"/>
               </a:schemeClr>
             </a:gs>
-            <a:gs pos="50000">
+            <a:gs pos="40000">
               <a:schemeClr val="phClr">
-                <a:tint val="98000"/>
-                <a:satMod val="130000"/>
-                <a:shade val="90000"/>
-                <a:lumMod val="103000"/>
+                <a:tint val="45000"/>
+                <a:shade val="99000"/>
+                <a:satMod val="350000"/>
               </a:schemeClr>
             </a:gs>
             <a:gs pos="100000">
               <a:schemeClr val="phClr">
-                <a:shade val="63000"/>
-                <a:satMod val="120000"/>
+                <a:shade val="20000"/>
+                <a:satMod val="255000"/>
               </a:schemeClr>
             </a:gs>
           </a:gsLst>
-          <a:lin ang="5400000" scaled="0"/>
+          <a:path path="circle">
+            <a:fillToRect l="50000" t="-80000" r="50000" b="180000"/>
+          </a:path>
+        </a:gradFill>
+        <a:gradFill rotWithShape="1">
+          <a:gsLst>
+            <a:gs pos="0">
+              <a:schemeClr val="phClr">
+                <a:tint val="80000"/>
+                <a:satMod val="300000"/>
+              </a:schemeClr>
+            </a:gs>
+            <a:gs pos="100000">
+              <a:schemeClr val="phClr">
+                <a:shade val="30000"/>
+                <a:satMod val="200000"/>
+              </a:schemeClr>
+            </a:gs>
+          </a:gsLst>
+          <a:path path="circle">
+            <a:fillToRect l="50000" t="50000" r="50000" b="50000"/>
+          </a:path>
         </a:gradFill>
       </a:bgFillStyleLst>
     </a:fmtScheme>
   </a:themeElements>
-  <a:objectDefaults/>
+  <a:objectDefaults>
+    <a:spDef>
+      <a:spPr/>
+      <a:bodyPr/>
+      <a:lstStyle/>
+      <a:style>
+        <a:lnRef idx="1">
+          <a:schemeClr val="accent1"/>
+        </a:lnRef>
+        <a:fillRef idx="3">
+          <a:schemeClr val="accent1"/>
+        </a:fillRef>
+        <a:effectRef idx="2">
+          <a:schemeClr val="accent1"/>
+        </a:effectRef>
+        <a:fontRef idx="minor">
+          <a:schemeClr val="lt1"/>
+        </a:fontRef>
+      </a:style>
+    </a:spDef>
+    <a:lnDef>
+      <a:spPr/>
+      <a:bodyPr/>
+      <a:lstStyle/>
+      <a:style>
+        <a:lnRef idx="2">
+          <a:schemeClr val="accent1"/>
+        </a:lnRef>
+        <a:fillRef idx="0">
+          <a:schemeClr val="accent1"/>
+        </a:fillRef>
+        <a:effectRef idx="1">
+          <a:schemeClr val="accent1"/>
+        </a:effectRef>
+        <a:fontRef idx="minor">
+          <a:schemeClr val="tx1"/>
+        </a:fontRef>
+      </a:style>
+    </a:lnDef>
+  </a:objectDefaults>
   <a:extraClrSchemeLst/>
-  <a:extLst>
-    <a:ext uri="{05A4C25C-085E-4340-85A3-A5531E510DB2}">
-      <thm15:themeFamily xmlns:thm15="http://schemas.microsoft.com/office/thememl/2012/main" name="Office Theme" id="{2E142A2C-CD16-42D6-873A-C26D2A0506FA}" vid="{1BDDFF52-6CD6-40A5-AB3C-68EB2F1E4D0A}"/>
-    </a:ext>
-  </a:extLst>
 </a:theme>
 </file>